--- a/android移动开发/chaoxing/sy3/移动开发实验三.docx
+++ b/android移动开发/chaoxing/sy3/移动开发实验三.docx
@@ -12,6 +12,7 @@
           <w:szCs w:val="72"/>
         </w:rPr>
       </w:pPr>
+      <w:bookmarkStart w:id="0" w:name="_Hlk187136269"/>
       <w:r>
         <w:rPr>
           <w:rFonts w:ascii="宋体" w:hAnsi="宋体" w:hint="eastAsia"/>
@@ -19,7 +20,27 @@
           <w:sz w:val="72"/>
           <w:szCs w:val="72"/>
         </w:rPr>
-        <w:t>移动终应用系统开发</w:t>
+        <w:t>移动</w:t>
+      </w:r>
+      <w:proofErr w:type="gramStart"/>
+      <w:r>
+        <w:rPr>
+          <w:rFonts w:ascii="宋体" w:hAnsi="宋体" w:hint="eastAsia"/>
+          <w:b/>
+          <w:sz w:val="72"/>
+          <w:szCs w:val="72"/>
+        </w:rPr>
+        <w:t>终应用</w:t>
+      </w:r>
+      <w:proofErr w:type="gramEnd"/>
+      <w:r>
+        <w:rPr>
+          <w:rFonts w:ascii="宋体" w:hAnsi="宋体" w:hint="eastAsia"/>
+          <w:b/>
+          <w:sz w:val="72"/>
+          <w:szCs w:val="72"/>
+        </w:rPr>
+        <w:t>系统开发</w:t>
       </w:r>
     </w:p>
     <w:p>
@@ -63,6 +84,7 @@
           <w:szCs w:val="72"/>
         </w:rPr>
       </w:pPr>
+      <w:proofErr w:type="gramStart"/>
       <w:r>
         <w:rPr>
           <w:rFonts w:ascii="宋体" w:hAnsi="宋体" w:hint="eastAsia"/>
@@ -72,6 +94,7 @@
         </w:rPr>
         <w:t>验</w:t>
       </w:r>
+      <w:proofErr w:type="gramEnd"/>
     </w:p>
     <w:p>
       <w:pPr>
@@ -240,7 +263,7 @@
       <w:pPr>
         <w:jc w:val="center"/>
         <w:rPr>
-          <w:rFonts w:ascii="宋体" w:hAnsi="宋体"/>
+          <w:rFonts w:ascii="宋体" w:hAnsi="宋体" w:hint="eastAsia"/>
           <w:b/>
           <w:sz w:val="52"/>
           <w:szCs w:val="52"/>
@@ -259,7 +282,7 @@
     <w:p>
       <w:pPr>
         <w:rPr>
-          <w:rFonts w:ascii="宋体" w:hAnsi="宋体"/>
+          <w:rFonts w:ascii="宋体" w:hAnsi="宋体" w:hint="eastAsia"/>
           <w:b/>
           <w:sz w:val="52"/>
           <w:szCs w:val="52"/>
@@ -284,7 +307,8 @@
           <w:szCs w:val="44"/>
         </w:rPr>
       </w:pPr>
-      <w:bookmarkStart w:id="0" w:name="_Toc68955186"/>
+      <w:bookmarkStart w:id="1" w:name="_Toc68955186"/>
+      <w:bookmarkEnd w:id="0"/>
       <w:r>
         <w:rPr>
           <w:rFonts w:ascii="宋体" w:hAnsi="宋体" w:hint="eastAsia"/>
@@ -298,301 +322,310 @@
         <w:lastRenderedPageBreak/>
         <w:t>实验三  线程与网络通信</w:t>
       </w:r>
-      <w:bookmarkEnd w:id="0"/>
+      <w:bookmarkEnd w:id="1"/>
     </w:p>
     <w:p>
       <w:pPr>
         <w:spacing w:beforeLines="50" w:before="156" w:afterLines="50" w:after="156"/>
+        <w:rPr>
+          <w:rFonts w:ascii="黑体" w:eastAsia="黑体" w:hAnsi="Arial"/>
+          <w:bCs/>
+          <w:sz w:val="30"/>
+          <w:szCs w:val="32"/>
+        </w:rPr>
+      </w:pPr>
+      <w:r>
         <w:rPr>
           <w:rFonts w:ascii="黑体" w:eastAsia="黑体" w:hAnsi="Arial" w:hint="eastAsia"/>
           <w:bCs/>
           <w:sz w:val="30"/>
           <w:szCs w:val="32"/>
         </w:rPr>
-      </w:pPr>
-      <w:r>
-        <w:rPr>
-          <w:rFonts w:ascii="黑体" w:eastAsia="黑体" w:hAnsi="Arial" w:hint="eastAsia"/>
+        <w:t xml:space="preserve">一、实验目的  </w:t>
+      </w:r>
+    </w:p>
+    <w:p>
+      <w:pPr>
+        <w:spacing w:beforeLines="50" w:before="156" w:afterLines="50" w:after="156"/>
+        <w:ind w:firstLineChars="150" w:firstLine="360"/>
+        <w:rPr>
+          <w:rFonts w:ascii="宋体" w:hAnsi="宋体" w:hint="eastAsia"/>
+          <w:color w:val="000000"/>
+          <w:sz w:val="24"/>
+          <w:szCs w:val="24"/>
+        </w:rPr>
+      </w:pPr>
+      <w:r>
+        <w:rPr>
+          <w:rFonts w:ascii="宋体" w:hAnsi="宋体" w:hint="eastAsia"/>
+          <w:color w:val="000000"/>
+          <w:sz w:val="24"/>
+          <w:szCs w:val="24"/>
+        </w:rPr>
+        <w:t>1.</w:t>
+      </w:r>
+      <w:r>
+        <w:rPr>
+          <w:rFonts w:ascii="宋体" w:hAnsi="宋体" w:hint="eastAsia"/>
+          <w:color w:val="000000"/>
+          <w:sz w:val="24"/>
+          <w:szCs w:val="24"/>
+          <w:lang w:val="zh-CN"/>
+        </w:rPr>
+        <w:t>掌握利用</w:t>
+      </w:r>
+      <w:r>
+        <w:rPr>
+          <w:rFonts w:ascii="宋体" w:hAnsi="宋体" w:hint="eastAsia"/>
+          <w:color w:val="000000"/>
+          <w:sz w:val="24"/>
+          <w:szCs w:val="24"/>
+        </w:rPr>
+        <w:t>Socket</w:t>
+      </w:r>
+      <w:r>
+        <w:rPr>
+          <w:rFonts w:ascii="宋体" w:hAnsi="宋体" w:hint="eastAsia"/>
+          <w:color w:val="000000"/>
+          <w:sz w:val="24"/>
+          <w:szCs w:val="24"/>
+          <w:lang w:val="zh-CN"/>
+        </w:rPr>
+        <w:t>进行</w:t>
+      </w:r>
+      <w:r>
+        <w:rPr>
+          <w:rFonts w:ascii="宋体" w:hAnsi="宋体" w:hint="eastAsia"/>
+          <w:color w:val="000000"/>
+          <w:sz w:val="24"/>
+          <w:szCs w:val="24"/>
+        </w:rPr>
+        <w:t>TCP</w:t>
+      </w:r>
+      <w:r>
+        <w:rPr>
+          <w:rFonts w:ascii="宋体" w:hAnsi="宋体" w:hint="eastAsia"/>
+          <w:color w:val="000000"/>
+          <w:sz w:val="24"/>
+          <w:szCs w:val="24"/>
+          <w:lang w:val="zh-CN"/>
+        </w:rPr>
+        <w:t>和</w:t>
+      </w:r>
+      <w:r>
+        <w:rPr>
+          <w:rFonts w:ascii="宋体" w:hAnsi="宋体" w:hint="eastAsia"/>
+          <w:color w:val="000000"/>
+          <w:sz w:val="24"/>
+          <w:szCs w:val="24"/>
+        </w:rPr>
+        <w:t>UDP</w:t>
+      </w:r>
+      <w:r>
+        <w:rPr>
+          <w:rFonts w:ascii="宋体" w:hAnsi="宋体" w:hint="eastAsia"/>
+          <w:color w:val="000000"/>
+          <w:sz w:val="24"/>
+          <w:szCs w:val="24"/>
+          <w:lang w:val="zh-CN"/>
+        </w:rPr>
+        <w:t>通信的方法</w:t>
+      </w:r>
+    </w:p>
+    <w:p>
+      <w:pPr>
+        <w:spacing w:beforeLines="50" w:before="156" w:afterLines="50" w:after="156"/>
+        <w:ind w:firstLineChars="150" w:firstLine="360"/>
+        <w:rPr>
+          <w:rFonts w:ascii="宋体" w:hAnsi="宋体" w:hint="eastAsia"/>
+          <w:color w:val="000000"/>
+          <w:sz w:val="24"/>
+          <w:szCs w:val="24"/>
+        </w:rPr>
+      </w:pPr>
+      <w:r>
+        <w:rPr>
+          <w:rFonts w:ascii="宋体" w:hAnsi="宋体" w:hint="eastAsia"/>
+          <w:color w:val="000000"/>
+          <w:sz w:val="24"/>
+          <w:szCs w:val="24"/>
+        </w:rPr>
+        <w:t>2.</w:t>
+      </w:r>
+      <w:r>
+        <w:rPr>
+          <w:rFonts w:ascii="宋体" w:hAnsi="宋体" w:hint="eastAsia"/>
+          <w:color w:val="000000"/>
+          <w:sz w:val="24"/>
+          <w:szCs w:val="24"/>
+          <w:lang w:val="zh-CN"/>
+        </w:rPr>
+        <w:t>掌握</w:t>
+      </w:r>
+      <w:proofErr w:type="spellStart"/>
+      <w:r>
+        <w:rPr>
+          <w:rFonts w:ascii="宋体" w:hAnsi="宋体" w:hint="eastAsia"/>
+          <w:color w:val="000000"/>
+          <w:sz w:val="24"/>
+          <w:szCs w:val="24"/>
+        </w:rPr>
+        <w:t>HTTPURLConnection</w:t>
+      </w:r>
+      <w:proofErr w:type="spellEnd"/>
+      <w:r>
+        <w:rPr>
+          <w:rFonts w:ascii="宋体" w:hAnsi="宋体" w:hint="eastAsia"/>
+          <w:color w:val="000000"/>
+          <w:sz w:val="24"/>
+          <w:szCs w:val="24"/>
+          <w:lang w:val="zh-CN"/>
+        </w:rPr>
+        <w:t>或</w:t>
+      </w:r>
+      <w:proofErr w:type="spellStart"/>
+      <w:r>
+        <w:rPr>
+          <w:rFonts w:ascii="宋体" w:hAnsi="宋体" w:hint="eastAsia"/>
+          <w:color w:val="000000"/>
+          <w:sz w:val="24"/>
+          <w:szCs w:val="24"/>
+        </w:rPr>
+        <w:t>HTTPClient</w:t>
+      </w:r>
+      <w:proofErr w:type="spellEnd"/>
+      <w:r>
+        <w:rPr>
+          <w:rFonts w:ascii="宋体" w:hAnsi="宋体" w:hint="eastAsia"/>
+          <w:color w:val="000000"/>
+          <w:sz w:val="24"/>
+          <w:szCs w:val="24"/>
+          <w:lang w:val="zh-CN"/>
+        </w:rPr>
+        <w:t>向</w:t>
+      </w:r>
+      <w:r>
+        <w:rPr>
+          <w:rFonts w:ascii="宋体" w:hAnsi="宋体" w:hint="eastAsia"/>
+          <w:color w:val="000000"/>
+          <w:sz w:val="24"/>
+          <w:szCs w:val="24"/>
+        </w:rPr>
+        <w:t>Web</w:t>
+      </w:r>
+      <w:r>
+        <w:rPr>
+          <w:rFonts w:ascii="宋体" w:hAnsi="宋体" w:hint="eastAsia"/>
+          <w:color w:val="000000"/>
+          <w:sz w:val="24"/>
+          <w:szCs w:val="24"/>
+          <w:lang w:val="zh-CN"/>
+        </w:rPr>
+        <w:t>发送访问请求</w:t>
+      </w:r>
+      <w:r>
+        <w:rPr>
+          <w:rFonts w:ascii="宋体" w:hAnsi="宋体" w:hint="eastAsia"/>
+          <w:color w:val="000000"/>
+          <w:sz w:val="24"/>
+          <w:szCs w:val="24"/>
+        </w:rPr>
+        <w:t>，</w:t>
+      </w:r>
+      <w:r>
+        <w:rPr>
+          <w:rFonts w:ascii="宋体" w:hAnsi="宋体" w:hint="eastAsia"/>
+          <w:color w:val="000000"/>
+          <w:sz w:val="24"/>
+          <w:szCs w:val="24"/>
+          <w:lang w:val="zh-CN"/>
+        </w:rPr>
+        <w:t>并获取响应结果</w:t>
+      </w:r>
+    </w:p>
+    <w:p>
+      <w:pPr>
+        <w:spacing w:beforeLines="50" w:before="156" w:afterLines="50" w:after="156"/>
+        <w:ind w:firstLineChars="150" w:firstLine="360"/>
+        <w:rPr>
+          <w:rFonts w:ascii="宋体" w:hAnsi="宋体" w:hint="eastAsia"/>
+          <w:color w:val="000000"/>
+          <w:sz w:val="24"/>
+          <w:szCs w:val="24"/>
+        </w:rPr>
+      </w:pPr>
+      <w:r>
+        <w:rPr>
+          <w:rFonts w:ascii="宋体" w:hAnsi="宋体" w:hint="eastAsia"/>
+          <w:color w:val="000000"/>
+          <w:sz w:val="24"/>
+          <w:szCs w:val="24"/>
+        </w:rPr>
+        <w:t>3.掌握利用WebView加载Web页面的方法</w:t>
+      </w:r>
+    </w:p>
+    <w:p>
+      <w:pPr>
+        <w:spacing w:beforeLines="50" w:before="156" w:afterLines="50" w:after="156"/>
+        <w:ind w:firstLineChars="150" w:firstLine="360"/>
+        <w:rPr>
+          <w:rFonts w:ascii="宋体" w:hAnsi="宋体" w:hint="eastAsia"/>
+          <w:color w:val="000000"/>
+        </w:rPr>
+      </w:pPr>
+      <w:r>
+        <w:rPr>
+          <w:rFonts w:ascii="宋体" w:hAnsi="宋体" w:hint="eastAsia"/>
+          <w:color w:val="000000"/>
+          <w:sz w:val="24"/>
+          <w:szCs w:val="24"/>
+        </w:rPr>
+        <w:t>4.</w:t>
+      </w:r>
+      <w:r>
+        <w:rPr>
+          <w:rFonts w:ascii="宋体" w:hAnsi="宋体" w:hint="eastAsia"/>
+          <w:color w:val="000000"/>
+          <w:sz w:val="24"/>
+          <w:szCs w:val="24"/>
+          <w:lang w:val="zh-CN"/>
+        </w:rPr>
+        <w:t>掌握利用</w:t>
+      </w:r>
+      <w:proofErr w:type="spellStart"/>
+      <w:r>
+        <w:rPr>
+          <w:rFonts w:ascii="宋体" w:hAnsi="宋体"/>
+          <w:color w:val="000000"/>
+          <w:sz w:val="24"/>
+          <w:szCs w:val="24"/>
+        </w:rPr>
+        <w:t>LocationManager</w:t>
+      </w:r>
+      <w:proofErr w:type="spellEnd"/>
+      <w:r>
+        <w:rPr>
+          <w:rFonts w:ascii="宋体" w:hAnsi="宋体" w:hint="eastAsia"/>
+          <w:color w:val="000000"/>
+          <w:sz w:val="24"/>
+          <w:szCs w:val="24"/>
+          <w:lang w:val="zh-CN"/>
+        </w:rPr>
+        <w:t>获取经度、纬度进行定位的方法</w:t>
+      </w:r>
+    </w:p>
+    <w:p>
+      <w:pPr>
+        <w:spacing w:beforeLines="50" w:before="156" w:afterLines="50" w:after="156"/>
+        <w:rPr>
+          <w:rFonts w:ascii="黑体" w:eastAsia="黑体" w:hAnsi="Arial"/>
+          <w:b/>
           <w:bCs/>
           <w:sz w:val="30"/>
           <w:szCs w:val="32"/>
         </w:rPr>
-        <w:t xml:space="preserve">一、实验目的  </w:t>
-      </w:r>
-    </w:p>
-    <w:p>
-      <w:pPr>
-        <w:spacing w:beforeLines="50" w:before="156" w:afterLines="50" w:after="156"/>
-        <w:ind w:firstLineChars="150" w:firstLine="360"/>
-        <w:rPr>
-          <w:rFonts w:ascii="宋体" w:hAnsi="宋体" w:hint="eastAsia"/>
-          <w:color w:val="000000"/>
-          <w:sz w:val="24"/>
-          <w:szCs w:val="24"/>
-        </w:rPr>
-      </w:pPr>
-      <w:r>
-        <w:rPr>
-          <w:rFonts w:ascii="宋体" w:hAnsi="宋体" w:hint="eastAsia"/>
-          <w:color w:val="000000"/>
-          <w:sz w:val="24"/>
-          <w:szCs w:val="24"/>
-        </w:rPr>
-        <w:t>1.</w:t>
-      </w:r>
-      <w:r>
-        <w:rPr>
-          <w:rFonts w:ascii="宋体" w:hAnsi="宋体" w:hint="eastAsia"/>
-          <w:color w:val="000000"/>
-          <w:sz w:val="24"/>
-          <w:szCs w:val="24"/>
-          <w:lang w:val="zh-CN"/>
-        </w:rPr>
-        <w:t>掌握利用</w:t>
-      </w:r>
-      <w:r>
-        <w:rPr>
-          <w:rFonts w:ascii="宋体" w:hAnsi="宋体" w:hint="eastAsia"/>
-          <w:color w:val="000000"/>
-          <w:sz w:val="24"/>
-          <w:szCs w:val="24"/>
-        </w:rPr>
-        <w:t>Socket</w:t>
-      </w:r>
-      <w:r>
-        <w:rPr>
-          <w:rFonts w:ascii="宋体" w:hAnsi="宋体" w:hint="eastAsia"/>
-          <w:color w:val="000000"/>
-          <w:sz w:val="24"/>
-          <w:szCs w:val="24"/>
-          <w:lang w:val="zh-CN"/>
-        </w:rPr>
-        <w:t>进行</w:t>
-      </w:r>
-      <w:r>
-        <w:rPr>
-          <w:rFonts w:ascii="宋体" w:hAnsi="宋体" w:hint="eastAsia"/>
-          <w:color w:val="000000"/>
-          <w:sz w:val="24"/>
-          <w:szCs w:val="24"/>
-        </w:rPr>
-        <w:t>TCP</w:t>
-      </w:r>
-      <w:r>
-        <w:rPr>
-          <w:rFonts w:ascii="宋体" w:hAnsi="宋体" w:hint="eastAsia"/>
-          <w:color w:val="000000"/>
-          <w:sz w:val="24"/>
-          <w:szCs w:val="24"/>
-          <w:lang w:val="zh-CN"/>
-        </w:rPr>
-        <w:t>和</w:t>
-      </w:r>
-      <w:r>
-        <w:rPr>
-          <w:rFonts w:ascii="宋体" w:hAnsi="宋体" w:hint="eastAsia"/>
-          <w:color w:val="000000"/>
-          <w:sz w:val="24"/>
-          <w:szCs w:val="24"/>
-        </w:rPr>
-        <w:t>UDP</w:t>
-      </w:r>
-      <w:r>
-        <w:rPr>
-          <w:rFonts w:ascii="宋体" w:hAnsi="宋体" w:hint="eastAsia"/>
-          <w:color w:val="000000"/>
-          <w:sz w:val="24"/>
-          <w:szCs w:val="24"/>
-          <w:lang w:val="zh-CN"/>
-        </w:rPr>
-        <w:t>通信的方法</w:t>
-      </w:r>
-    </w:p>
-    <w:p>
-      <w:pPr>
-        <w:spacing w:beforeLines="50" w:before="156" w:afterLines="50" w:after="156"/>
-        <w:ind w:firstLineChars="150" w:firstLine="360"/>
-        <w:rPr>
-          <w:rFonts w:ascii="宋体" w:hAnsi="宋体" w:hint="eastAsia"/>
-          <w:color w:val="000000"/>
-          <w:sz w:val="24"/>
-          <w:szCs w:val="24"/>
-        </w:rPr>
-      </w:pPr>
-      <w:r>
-        <w:rPr>
-          <w:rFonts w:ascii="宋体" w:hAnsi="宋体" w:hint="eastAsia"/>
-          <w:color w:val="000000"/>
-          <w:sz w:val="24"/>
-          <w:szCs w:val="24"/>
-        </w:rPr>
-        <w:t>2.</w:t>
-      </w:r>
-      <w:r>
-        <w:rPr>
-          <w:rFonts w:ascii="宋体" w:hAnsi="宋体" w:hint="eastAsia"/>
-          <w:color w:val="000000"/>
-          <w:sz w:val="24"/>
-          <w:szCs w:val="24"/>
-          <w:lang w:val="zh-CN"/>
-        </w:rPr>
-        <w:t>掌握</w:t>
-      </w:r>
-      <w:proofErr w:type="spellStart"/>
-      <w:r>
-        <w:rPr>
-          <w:rFonts w:ascii="宋体" w:hAnsi="宋体" w:hint="eastAsia"/>
-          <w:color w:val="000000"/>
-          <w:sz w:val="24"/>
-          <w:szCs w:val="24"/>
-        </w:rPr>
-        <w:t>HTTPURLConnection</w:t>
-      </w:r>
-      <w:proofErr w:type="spellEnd"/>
-      <w:r>
-        <w:rPr>
-          <w:rFonts w:ascii="宋体" w:hAnsi="宋体" w:hint="eastAsia"/>
-          <w:color w:val="000000"/>
-          <w:sz w:val="24"/>
-          <w:szCs w:val="24"/>
-          <w:lang w:val="zh-CN"/>
-        </w:rPr>
-        <w:t>或</w:t>
-      </w:r>
-      <w:proofErr w:type="spellStart"/>
-      <w:r>
-        <w:rPr>
-          <w:rFonts w:ascii="宋体" w:hAnsi="宋体" w:hint="eastAsia"/>
-          <w:color w:val="000000"/>
-          <w:sz w:val="24"/>
-          <w:szCs w:val="24"/>
-        </w:rPr>
-        <w:t>HTTPClient</w:t>
-      </w:r>
-      <w:proofErr w:type="spellEnd"/>
-      <w:r>
-        <w:rPr>
-          <w:rFonts w:ascii="宋体" w:hAnsi="宋体" w:hint="eastAsia"/>
-          <w:color w:val="000000"/>
-          <w:sz w:val="24"/>
-          <w:szCs w:val="24"/>
-          <w:lang w:val="zh-CN"/>
-        </w:rPr>
-        <w:t>向</w:t>
-      </w:r>
-      <w:r>
-        <w:rPr>
-          <w:rFonts w:ascii="宋体" w:hAnsi="宋体" w:hint="eastAsia"/>
-          <w:color w:val="000000"/>
-          <w:sz w:val="24"/>
-          <w:szCs w:val="24"/>
-        </w:rPr>
-        <w:t>Web</w:t>
-      </w:r>
-      <w:r>
-        <w:rPr>
-          <w:rFonts w:ascii="宋体" w:hAnsi="宋体" w:hint="eastAsia"/>
-          <w:color w:val="000000"/>
-          <w:sz w:val="24"/>
-          <w:szCs w:val="24"/>
-          <w:lang w:val="zh-CN"/>
-        </w:rPr>
-        <w:t>发送访问请求</w:t>
-      </w:r>
-      <w:r>
-        <w:rPr>
-          <w:rFonts w:ascii="宋体" w:hAnsi="宋体" w:hint="eastAsia"/>
-          <w:color w:val="000000"/>
-          <w:sz w:val="24"/>
-          <w:szCs w:val="24"/>
-        </w:rPr>
-        <w:t>，</w:t>
-      </w:r>
-      <w:r>
-        <w:rPr>
-          <w:rFonts w:ascii="宋体" w:hAnsi="宋体" w:hint="eastAsia"/>
-          <w:color w:val="000000"/>
-          <w:sz w:val="24"/>
-          <w:szCs w:val="24"/>
-          <w:lang w:val="zh-CN"/>
-        </w:rPr>
-        <w:t>并获取响应结果</w:t>
-      </w:r>
-    </w:p>
-    <w:p>
-      <w:pPr>
-        <w:spacing w:beforeLines="50" w:before="156" w:afterLines="50" w:after="156"/>
-        <w:ind w:firstLineChars="150" w:firstLine="360"/>
-        <w:rPr>
-          <w:rFonts w:ascii="宋体" w:hAnsi="宋体" w:hint="eastAsia"/>
-          <w:color w:val="000000"/>
-          <w:sz w:val="24"/>
-          <w:szCs w:val="24"/>
-        </w:rPr>
-      </w:pPr>
-      <w:r>
-        <w:rPr>
-          <w:rFonts w:ascii="宋体" w:hAnsi="宋体" w:hint="eastAsia"/>
-          <w:color w:val="000000"/>
-          <w:sz w:val="24"/>
-          <w:szCs w:val="24"/>
-        </w:rPr>
-        <w:t>3.掌握利用WebView加载Web页面的方法</w:t>
-      </w:r>
-    </w:p>
-    <w:p>
-      <w:pPr>
-        <w:spacing w:beforeLines="50" w:before="156" w:afterLines="50" w:after="156"/>
-        <w:ind w:firstLineChars="150" w:firstLine="360"/>
-        <w:rPr>
-          <w:rFonts w:ascii="宋体" w:hAnsi="宋体" w:hint="eastAsia"/>
-          <w:color w:val="000000"/>
-        </w:rPr>
-      </w:pPr>
-      <w:r>
-        <w:rPr>
-          <w:rFonts w:ascii="宋体" w:hAnsi="宋体" w:hint="eastAsia"/>
-          <w:color w:val="000000"/>
-          <w:sz w:val="24"/>
-          <w:szCs w:val="24"/>
-        </w:rPr>
-        <w:t>4.</w:t>
-      </w:r>
-      <w:r>
-        <w:rPr>
-          <w:rFonts w:ascii="宋体" w:hAnsi="宋体" w:hint="eastAsia"/>
-          <w:color w:val="000000"/>
-          <w:sz w:val="24"/>
-          <w:szCs w:val="24"/>
-          <w:lang w:val="zh-CN"/>
-        </w:rPr>
-        <w:t>掌握利用</w:t>
-      </w:r>
-      <w:proofErr w:type="spellStart"/>
-      <w:r>
-        <w:rPr>
-          <w:rFonts w:ascii="宋体" w:hAnsi="宋体"/>
-          <w:color w:val="000000"/>
-          <w:sz w:val="24"/>
-          <w:szCs w:val="24"/>
-        </w:rPr>
-        <w:t>LocationManager</w:t>
-      </w:r>
-      <w:proofErr w:type="spellEnd"/>
-      <w:r>
-        <w:rPr>
-          <w:rFonts w:ascii="宋体" w:hAnsi="宋体" w:hint="eastAsia"/>
-          <w:color w:val="000000"/>
-          <w:sz w:val="24"/>
-          <w:szCs w:val="24"/>
-          <w:lang w:val="zh-CN"/>
-        </w:rPr>
-        <w:t>获取经度、纬度进行定位的方法</w:t>
-      </w:r>
-    </w:p>
-    <w:p>
-      <w:pPr>
-        <w:spacing w:beforeLines="50" w:before="156" w:afterLines="50" w:after="156"/>
+      </w:pPr>
+      <w:r>
         <w:rPr>
           <w:rFonts w:ascii="黑体" w:eastAsia="黑体" w:hAnsi="Arial" w:hint="eastAsia"/>
           <w:b/>
@@ -600,15 +633,6 @@
           <w:sz w:val="30"/>
           <w:szCs w:val="32"/>
         </w:rPr>
-      </w:pPr>
-      <w:r>
-        <w:rPr>
-          <w:rFonts w:ascii="黑体" w:eastAsia="黑体" w:hAnsi="Arial" w:hint="eastAsia"/>
-          <w:b/>
-          <w:bCs/>
-          <w:sz w:val="30"/>
-          <w:szCs w:val="32"/>
-        </w:rPr>
         <w:t>二、实验要求</w:t>
       </w:r>
     </w:p>
@@ -783,29 +807,18 @@
         <w:spacing w:line="360" w:lineRule="auto"/>
         <w:jc w:val="both"/>
         <w:rPr>
+          <w:rFonts w:ascii="黑体" w:eastAsia="黑体"/>
+          <w:kern w:val="2"/>
+          <w:sz w:val="30"/>
+        </w:rPr>
+      </w:pPr>
+      <w:r>
+        <w:rPr>
           <w:rFonts w:ascii="黑体" w:eastAsia="黑体" w:hint="eastAsia"/>
           <w:kern w:val="2"/>
           <w:sz w:val="30"/>
-          <w:lang w:val="en-US"/>
-        </w:rPr>
-      </w:pPr>
-      <w:r>
-        <w:rPr>
-          <w:rFonts w:ascii="黑体" w:eastAsia="黑体" w:hint="eastAsia"/>
-          <w:kern w:val="2"/>
-          <w:sz w:val="30"/>
-          <w:lang w:val="en-US" w:eastAsia="zh-CN"/>
-        </w:rPr>
-        <w:t>三、</w:t>
-      </w:r>
-      <w:r>
-        <w:rPr>
-          <w:rFonts w:ascii="黑体" w:eastAsia="黑体" w:hint="eastAsia"/>
-          <w:kern w:val="2"/>
-          <w:sz w:val="30"/>
-          <w:lang w:val="en-US"/>
-        </w:rPr>
-        <w:t>实验内容及步骤</w:t>
+        </w:rPr>
+        <w:t>三、实验内容及步骤</w:t>
       </w:r>
     </w:p>
     <w:p>
@@ -814,18 +827,16 @@
         <w:spacing w:line="360" w:lineRule="auto"/>
         <w:jc w:val="both"/>
         <w:rPr>
+          <w:rFonts w:ascii="黑体" w:eastAsia="黑体"/>
+          <w:kern w:val="2"/>
+          <w:sz w:val="30"/>
+        </w:rPr>
+      </w:pPr>
+      <w:r>
+        <w:rPr>
           <w:rFonts w:ascii="黑体" w:eastAsia="黑体" w:hint="eastAsia"/>
           <w:kern w:val="2"/>
           <w:sz w:val="30"/>
-          <w:lang w:val="en-US"/>
-        </w:rPr>
-      </w:pPr>
-      <w:r>
-        <w:rPr>
-          <w:rFonts w:ascii="黑体" w:eastAsia="黑体" w:hint="eastAsia"/>
-          <w:kern w:val="2"/>
-          <w:sz w:val="30"/>
-          <w:lang w:val="en-US"/>
         </w:rPr>
         <w:t>程序1</w:t>
       </w:r>
@@ -836,18 +847,16 @@
         <w:spacing w:line="360" w:lineRule="auto"/>
         <w:jc w:val="both"/>
         <w:rPr>
+          <w:rFonts w:ascii="黑体" w:eastAsia="黑体"/>
+          <w:kern w:val="2"/>
+          <w:sz w:val="30"/>
+        </w:rPr>
+      </w:pPr>
+      <w:r>
+        <w:rPr>
           <w:rFonts w:ascii="黑体" w:eastAsia="黑体" w:hint="eastAsia"/>
           <w:kern w:val="2"/>
           <w:sz w:val="30"/>
-          <w:lang w:val="en-US"/>
-        </w:rPr>
-      </w:pPr>
-      <w:r>
-        <w:rPr>
-          <w:rFonts w:ascii="黑体" w:eastAsia="黑体" w:hint="eastAsia"/>
-          <w:kern w:val="2"/>
-          <w:sz w:val="30"/>
-          <w:lang w:val="en-US"/>
         </w:rPr>
         <w:t>要求：</w:t>
       </w:r>
@@ -874,7 +883,31 @@
           <w:szCs w:val="24"/>
           <w:lang w:val="zh-CN"/>
         </w:rPr>
-        <w:t>1.编写一个JAVA Project程序，作为服务器端应用程序；然后再编写一个Android应用程序，让两者利用 TCP流套接字进行通信。</w:t>
+        <w:t>1.编写一个JAVA Project程序，作为服务器端应用程序；然后再编写一个Android应用程序，让</w:t>
+      </w:r>
+      <w:proofErr w:type="gramStart"/>
+      <w:r>
+        <w:rPr>
+          <w:rFonts w:ascii="宋体" w:hAnsi="宋体" w:hint="eastAsia"/>
+          <w:b/>
+          <w:color w:val="000000"/>
+          <w:sz w:val="24"/>
+          <w:szCs w:val="24"/>
+          <w:lang w:val="zh-CN"/>
+        </w:rPr>
+        <w:t>两者利用</w:t>
+      </w:r>
+      <w:proofErr w:type="gramEnd"/>
+      <w:r>
+        <w:rPr>
+          <w:rFonts w:ascii="宋体" w:hAnsi="宋体" w:hint="eastAsia"/>
+          <w:b/>
+          <w:color w:val="000000"/>
+          <w:sz w:val="24"/>
+          <w:szCs w:val="24"/>
+          <w:lang w:val="zh-CN"/>
+        </w:rPr>
+        <w:t xml:space="preserve"> TCP流套接字进行通信。</w:t>
       </w:r>
     </w:p>
     <w:p>
@@ -1004,7 +1037,7 @@
                     </pic:cNvPicPr>
                   </pic:nvPicPr>
                   <pic:blipFill>
-                    <a:blip r:embed="rId5">
+                    <a:blip r:embed="rId7">
                       <a:extLst>
                         <a:ext uri="{28A0092B-C50C-407E-A947-70E740481C1C}">
                           <a14:useLocalDpi xmlns:a14="http://schemas.microsoft.com/office/drawing/2010/main" val="0"/>
@@ -1055,10 +1088,9 @@
         <w:spacing w:line="360" w:lineRule="auto"/>
         <w:jc w:val="both"/>
         <w:rPr>
-          <w:rFonts w:ascii="黑体" w:eastAsia="黑体" w:hint="eastAsia"/>
+          <w:rFonts w:ascii="黑体" w:eastAsia="黑体"/>
           <w:kern w:val="2"/>
           <w:sz w:val="30"/>
-          <w:lang w:val="en-US"/>
         </w:rPr>
       </w:pPr>
       <w:r>
@@ -1067,7 +1099,6 @@
           <w:noProof/>
           <w:kern w:val="2"/>
           <w:sz w:val="30"/>
-          <w:lang w:val="en-US"/>
         </w:rPr>
         <w:drawing>
           <wp:inline distT="0" distB="0" distL="0" distR="0" wp14:anchorId="435FE59D" wp14:editId="3129AD19">
@@ -1087,7 +1118,7 @@
                     </pic:cNvPicPr>
                   </pic:nvPicPr>
                   <pic:blipFill>
-                    <a:blip r:embed="rId6">
+                    <a:blip r:embed="rId8">
                       <a:extLst>
                         <a:ext uri="{28A0092B-C50C-407E-A947-70E740481C1C}">
                           <a14:useLocalDpi xmlns:a14="http://schemas.microsoft.com/office/drawing/2010/main" val="0"/>
@@ -1125,10 +1156,9 @@
         <w:spacing w:line="360" w:lineRule="auto"/>
         <w:jc w:val="both"/>
         <w:rPr>
-          <w:rFonts w:ascii="黑体" w:eastAsia="黑体" w:hAnsi="Courier New" w:hint="eastAsia"/>
+          <w:rFonts w:ascii="黑体" w:eastAsia="黑体" w:hAnsi="Courier New"/>
           <w:kern w:val="2"/>
           <w:sz w:val="30"/>
-          <w:lang w:val="en-US"/>
         </w:rPr>
       </w:pPr>
       <w:r>
@@ -1137,7 +1167,6 @@
           <w:noProof/>
           <w:kern w:val="2"/>
           <w:sz w:val="30"/>
-          <w:lang w:val="en-US"/>
         </w:rPr>
         <w:drawing>
           <wp:inline distT="0" distB="0" distL="0" distR="0" wp14:anchorId="50F8A235" wp14:editId="2B136956">
@@ -1157,7 +1186,7 @@
                     </pic:cNvPicPr>
                   </pic:nvPicPr>
                   <pic:blipFill>
-                    <a:blip r:embed="rId7">
+                    <a:blip r:embed="rId9">
                       <a:extLst>
                         <a:ext uri="{28A0092B-C50C-407E-A947-70E740481C1C}">
                           <a14:useLocalDpi xmlns:a14="http://schemas.microsoft.com/office/drawing/2010/main" val="0"/>
@@ -1195,10 +1224,9 @@
         <w:spacing w:line="360" w:lineRule="auto"/>
         <w:jc w:val="both"/>
         <w:rPr>
-          <w:rFonts w:ascii="黑体" w:eastAsia="黑体" w:hint="eastAsia"/>
+          <w:rFonts w:ascii="黑体" w:eastAsia="黑体"/>
           <w:kern w:val="2"/>
           <w:sz w:val="30"/>
-          <w:lang w:val="en-US"/>
         </w:rPr>
       </w:pPr>
     </w:p>
@@ -1258,6 +1286,7 @@
         <w:t xml:space="preserve"> </w:t>
       </w:r>
       <w:proofErr w:type="spellStart"/>
+      <w:proofErr w:type="gramStart"/>
       <w:r>
         <w:rPr>
           <w:rFonts w:ascii="Courier New" w:hAnsi="Courier New" w:cs="Courier New"/>
@@ -1266,6 +1295,7 @@
         <w:t>xmlns:android</w:t>
       </w:r>
       <w:proofErr w:type="spellEnd"/>
+      <w:proofErr w:type="gramEnd"/>
       <w:r>
         <w:rPr>
           <w:rFonts w:ascii="Courier New" w:hAnsi="Courier New" w:cs="Courier New"/>
@@ -1319,6 +1349,7 @@
         <w:t xml:space="preserve">    </w:t>
       </w:r>
       <w:proofErr w:type="spellStart"/>
+      <w:proofErr w:type="gramStart"/>
       <w:r>
         <w:rPr>
           <w:rFonts w:ascii="Courier New" w:hAnsi="Courier New" w:cs="Courier New"/>
@@ -1327,6 +1358,7 @@
         <w:t>xmlns:tools</w:t>
       </w:r>
       <w:proofErr w:type="spellEnd"/>
+      <w:proofErr w:type="gramEnd"/>
       <w:r>
         <w:rPr>
           <w:rFonts w:ascii="Courier New" w:hAnsi="Courier New" w:cs="Courier New"/>
@@ -1360,12 +1392,21 @@
         <w:t xml:space="preserve">    </w:t>
       </w:r>
       <w:proofErr w:type="spellStart"/>
+      <w:proofErr w:type="gramStart"/>
       <w:r>
         <w:rPr>
           <w:rFonts w:ascii="Courier New" w:hAnsi="Courier New" w:cs="Courier New"/>
           <w:color w:val="7F007F"/>
         </w:rPr>
-        <w:t>android:layout_width</w:t>
+        <w:t>android:layout</w:t>
+      </w:r>
+      <w:proofErr w:type="gramEnd"/>
+      <w:r>
+        <w:rPr>
+          <w:rFonts w:ascii="Courier New" w:hAnsi="Courier New" w:cs="Courier New"/>
+          <w:color w:val="7F007F"/>
+        </w:rPr>
+        <w:t>_width</w:t>
       </w:r>
       <w:proofErr w:type="spellEnd"/>
       <w:r>
@@ -1421,12 +1462,21 @@
         <w:t xml:space="preserve">    </w:t>
       </w:r>
       <w:proofErr w:type="spellStart"/>
+      <w:proofErr w:type="gramStart"/>
       <w:r>
         <w:rPr>
           <w:rFonts w:ascii="Courier New" w:hAnsi="Courier New" w:cs="Courier New"/>
           <w:color w:val="7F007F"/>
         </w:rPr>
-        <w:t>android:layout_height</w:t>
+        <w:t>android:layout</w:t>
+      </w:r>
+      <w:proofErr w:type="gramEnd"/>
+      <w:r>
+        <w:rPr>
+          <w:rFonts w:ascii="Courier New" w:hAnsi="Courier New" w:cs="Courier New"/>
+          <w:color w:val="7F007F"/>
+        </w:rPr>
+        <w:t>_height</w:t>
       </w:r>
       <w:proofErr w:type="spellEnd"/>
       <w:r>
@@ -1591,12 +1641,21 @@
         <w:t xml:space="preserve">        </w:t>
       </w:r>
       <w:proofErr w:type="spellStart"/>
+      <w:proofErr w:type="gramStart"/>
       <w:r>
         <w:rPr>
           <w:rFonts w:ascii="Courier New" w:hAnsi="Courier New" w:cs="Courier New"/>
           <w:color w:val="7F007F"/>
         </w:rPr>
-        <w:t>android:layout_width</w:t>
+        <w:t>android:layout</w:t>
+      </w:r>
+      <w:proofErr w:type="gramEnd"/>
+      <w:r>
+        <w:rPr>
+          <w:rFonts w:ascii="Courier New" w:hAnsi="Courier New" w:cs="Courier New"/>
+          <w:color w:val="7F007F"/>
+        </w:rPr>
+        <w:t>_width</w:t>
       </w:r>
       <w:proofErr w:type="spellEnd"/>
       <w:r>
@@ -1652,12 +1711,21 @@
         <w:t xml:space="preserve">        </w:t>
       </w:r>
       <w:proofErr w:type="spellStart"/>
+      <w:proofErr w:type="gramStart"/>
       <w:r>
         <w:rPr>
           <w:rFonts w:ascii="Courier New" w:hAnsi="Courier New" w:cs="Courier New"/>
           <w:color w:val="7F007F"/>
         </w:rPr>
-        <w:t>android:layout_height</w:t>
+        <w:t>android:layout</w:t>
+      </w:r>
+      <w:proofErr w:type="gramEnd"/>
+      <w:r>
+        <w:rPr>
+          <w:rFonts w:ascii="Courier New" w:hAnsi="Courier New" w:cs="Courier New"/>
+          <w:color w:val="7F007F"/>
+        </w:rPr>
+        <w:t>_height</w:t>
       </w:r>
       <w:proofErr w:type="spellEnd"/>
       <w:r>
@@ -1713,6 +1781,7 @@
         <w:t xml:space="preserve">        </w:t>
       </w:r>
       <w:proofErr w:type="spellStart"/>
+      <w:proofErr w:type="gramStart"/>
       <w:r>
         <w:rPr>
           <w:rFonts w:ascii="Courier New" w:hAnsi="Courier New" w:cs="Courier New"/>
@@ -1722,6 +1791,7 @@
         <w:t>android:editable</w:t>
       </w:r>
       <w:proofErr w:type="spellEnd"/>
+      <w:proofErr w:type="gramEnd"/>
       <w:r>
         <w:rPr>
           <w:rFonts w:ascii="Courier New" w:hAnsi="Courier New" w:cs="Courier New"/>
@@ -1809,7 +1879,7 @@
         <w:spacing w:line="360" w:lineRule="auto"/>
         <w:jc w:val="both"/>
         <w:rPr>
-          <w:rFonts w:ascii="Courier New" w:hAnsi="Courier New" w:cs="Courier New" w:hint="eastAsia"/>
+          <w:rFonts w:ascii="Courier New" w:hAnsi="Courier New" w:cs="Courier New"/>
           <w:color w:val="008080"/>
         </w:rPr>
       </w:pPr>
@@ -1867,10 +1937,9 @@
         <w:spacing w:line="360" w:lineRule="auto"/>
         <w:jc w:val="both"/>
         <w:rPr>
-          <w:rFonts w:ascii="黑体" w:eastAsia="黑体" w:hAnsi="Courier New" w:hint="eastAsia"/>
+          <w:rFonts w:ascii="黑体" w:eastAsia="黑体" w:hAnsi="Courier New"/>
           <w:kern w:val="2"/>
           <w:sz w:val="30"/>
-          <w:lang w:val="en-US"/>
         </w:rPr>
       </w:pPr>
       <w:r>
@@ -1879,7 +1948,6 @@
           <w:noProof/>
           <w:kern w:val="2"/>
           <w:sz w:val="30"/>
-          <w:lang w:val="en-US"/>
         </w:rPr>
         <w:lastRenderedPageBreak/>
         <w:drawing>
@@ -1900,7 +1968,7 @@
                     </pic:cNvPicPr>
                   </pic:nvPicPr>
                   <pic:blipFill>
-                    <a:blip r:embed="rId8">
+                    <a:blip r:embed="rId10">
                       <a:extLst>
                         <a:ext uri="{28A0092B-C50C-407E-A947-70E740481C1C}">
                           <a14:useLocalDpi xmlns:a14="http://schemas.microsoft.com/office/drawing/2010/main" val="0"/>
@@ -1938,10 +2006,9 @@
         <w:spacing w:line="360" w:lineRule="auto"/>
         <w:jc w:val="both"/>
         <w:rPr>
-          <w:rFonts w:ascii="黑体" w:eastAsia="黑体" w:hAnsi="Courier New" w:hint="eastAsia"/>
+          <w:rFonts w:ascii="黑体" w:eastAsia="黑体" w:hAnsi="Courier New"/>
           <w:kern w:val="2"/>
           <w:sz w:val="30"/>
-          <w:lang w:val="en-US"/>
         </w:rPr>
       </w:pPr>
       <w:r>
@@ -1950,7 +2017,6 @@
           <w:noProof/>
           <w:kern w:val="2"/>
           <w:sz w:val="30"/>
-          <w:lang w:val="en-US"/>
         </w:rPr>
         <w:drawing>
           <wp:inline distT="0" distB="0" distL="0" distR="0" wp14:anchorId="0AC7A1EB" wp14:editId="1136C068">
@@ -1970,7 +2036,7 @@
                     </pic:cNvPicPr>
                   </pic:nvPicPr>
                   <pic:blipFill>
-                    <a:blip r:embed="rId9">
+                    <a:blip r:embed="rId11">
                       <a:extLst>
                         <a:ext uri="{28A0092B-C50C-407E-A947-70E740481C1C}">
                           <a14:useLocalDpi xmlns:a14="http://schemas.microsoft.com/office/drawing/2010/main" val="0"/>
@@ -2008,10 +2074,9 @@
         <w:spacing w:line="360" w:lineRule="auto"/>
         <w:jc w:val="both"/>
         <w:rPr>
-          <w:rFonts w:ascii="黑体" w:eastAsia="黑体" w:hAnsi="Courier New" w:hint="eastAsia"/>
+          <w:rFonts w:ascii="黑体" w:eastAsia="黑体" w:hAnsi="Courier New"/>
           <w:kern w:val="2"/>
           <w:sz w:val="30"/>
-          <w:lang w:val="en-US"/>
         </w:rPr>
       </w:pPr>
       <w:r>
@@ -2020,7 +2085,6 @@
           <w:noProof/>
           <w:kern w:val="2"/>
           <w:sz w:val="30"/>
-          <w:lang w:val="en-US"/>
         </w:rPr>
         <w:drawing>
           <wp:inline distT="0" distB="0" distL="0" distR="0" wp14:anchorId="279B6141" wp14:editId="2491C9B8">
@@ -2040,7 +2104,7 @@
                     </pic:cNvPicPr>
                   </pic:nvPicPr>
                   <pic:blipFill>
-                    <a:blip r:embed="rId10">
+                    <a:blip r:embed="rId12">
                       <a:extLst>
                         <a:ext uri="{28A0092B-C50C-407E-A947-70E740481C1C}">
                           <a14:useLocalDpi xmlns:a14="http://schemas.microsoft.com/office/drawing/2010/main" val="0"/>
@@ -2081,9 +2145,39 @@
           <w:color w:val="000000"/>
           <w:sz w:val="24"/>
           <w:szCs w:val="24"/>
+        </w:rPr>
+      </w:pPr>
+      <w:r>
+        <w:rPr>
+          <w:rFonts w:ascii="宋体" w:hAnsi="宋体" w:hint="eastAsia"/>
+          <w:b/>
+          <w:color w:val="000000"/>
+          <w:sz w:val="24"/>
+          <w:szCs w:val="24"/>
+        </w:rPr>
+        <w:t>4）</w:t>
+      </w:r>
+      <w:r>
+        <w:rPr>
+          <w:rFonts w:ascii="宋体" w:hAnsi="宋体" w:hint="eastAsia"/>
+          <w:b/>
+          <w:color w:val="000000"/>
+          <w:sz w:val="24"/>
+          <w:szCs w:val="24"/>
           <w:lang w:val="zh-CN"/>
         </w:rPr>
-      </w:pPr>
+        <w:t>在</w:t>
+      </w:r>
+      <w:r>
+        <w:rPr>
+          <w:rFonts w:ascii="宋体" w:hAnsi="宋体" w:hint="eastAsia"/>
+          <w:b/>
+          <w:color w:val="000000"/>
+          <w:sz w:val="24"/>
+          <w:szCs w:val="24"/>
+        </w:rPr>
+        <w:t>Android</w:t>
+      </w:r>
       <w:r>
         <w:rPr>
           <w:rFonts w:ascii="宋体" w:hAnsi="宋体" w:hint="eastAsia"/>
@@ -2093,7 +2187,80 @@
           <w:szCs w:val="24"/>
           <w:lang w:val="zh-CN"/>
         </w:rPr>
-        <w:t>4）在Android应用程序中，在其AndroidManifest.xml添加打开网络权限的代码，具体代码如下：</w:t>
+        <w:t>应用程序中</w:t>
+      </w:r>
+      <w:r>
+        <w:rPr>
+          <w:rFonts w:ascii="宋体" w:hAnsi="宋体" w:hint="eastAsia"/>
+          <w:b/>
+          <w:color w:val="000000"/>
+          <w:sz w:val="24"/>
+          <w:szCs w:val="24"/>
+        </w:rPr>
+        <w:t>，</w:t>
+      </w:r>
+      <w:r>
+        <w:rPr>
+          <w:rFonts w:ascii="宋体" w:hAnsi="宋体" w:hint="eastAsia"/>
+          <w:b/>
+          <w:color w:val="000000"/>
+          <w:sz w:val="24"/>
+          <w:szCs w:val="24"/>
+          <w:lang w:val="zh-CN"/>
+        </w:rPr>
+        <w:t>在其</w:t>
+      </w:r>
+      <w:r>
+        <w:rPr>
+          <w:rFonts w:ascii="宋体" w:hAnsi="宋体" w:hint="eastAsia"/>
+          <w:b/>
+          <w:color w:val="000000"/>
+          <w:sz w:val="24"/>
+          <w:szCs w:val="24"/>
+        </w:rPr>
+        <w:t>AndroidManifest.xml</w:t>
+      </w:r>
+      <w:r>
+        <w:rPr>
+          <w:rFonts w:ascii="宋体" w:hAnsi="宋体" w:hint="eastAsia"/>
+          <w:b/>
+          <w:color w:val="000000"/>
+          <w:sz w:val="24"/>
+          <w:szCs w:val="24"/>
+          <w:lang w:val="zh-CN"/>
+        </w:rPr>
+        <w:t>添加打开网络权限的代码</w:t>
+      </w:r>
+      <w:r>
+        <w:rPr>
+          <w:rFonts w:ascii="宋体" w:hAnsi="宋体" w:hint="eastAsia"/>
+          <w:b/>
+          <w:color w:val="000000"/>
+          <w:sz w:val="24"/>
+          <w:szCs w:val="24"/>
+        </w:rPr>
+        <w:t>，</w:t>
+      </w:r>
+      <w:r>
+        <w:rPr>
+          <w:rFonts w:ascii="宋体" w:hAnsi="宋体" w:hint="eastAsia"/>
+          <w:b/>
+          <w:color w:val="000000"/>
+          <w:sz w:val="24"/>
+          <w:szCs w:val="24"/>
+          <w:lang w:val="zh-CN"/>
+        </w:rPr>
+        <w:t>具体代码如下</w:t>
+      </w:r>
+      <w:r>
+        <w:rPr>
+          <w:rFonts w:ascii="宋体" w:hAnsi="宋体" w:hint="eastAsia"/>
+          <w:b/>
+          <w:color w:val="000000"/>
+          <w:sz w:val="24"/>
+          <w:szCs w:val="24"/>
+        </w:rPr>
+        <w:t>：</w:t>
       </w:r>
     </w:p>
     <w:p>
@@ -2126,6 +2293,7 @@
         <w:t xml:space="preserve"> </w:t>
       </w:r>
       <w:proofErr w:type="spellStart"/>
+      <w:proofErr w:type="gramStart"/>
       <w:r>
         <w:rPr>
           <w:rFonts w:ascii="Courier New" w:hAnsi="Courier New" w:cs="Courier New"/>
@@ -2134,6 +2302,7 @@
         <w:t>xmlns:android</w:t>
       </w:r>
       <w:proofErr w:type="spellEnd"/>
+      <w:proofErr w:type="gramEnd"/>
       <w:r>
         <w:rPr>
           <w:rFonts w:ascii="Courier New" w:hAnsi="Courier New" w:cs="Courier New"/>
@@ -2217,9 +2386,9 @@
           <w:iCs/>
           <w:color w:val="2A00FF"/>
         </w:rPr>
-        <w:t>com.example.tcpclient</w:t>
-      </w:r>
-      <w:proofErr w:type="spellEnd"/>
+        <w:t>com.</w:t>
+      </w:r>
+      <w:proofErr w:type="gramStart"/>
       <w:r>
         <w:rPr>
           <w:rFonts w:ascii="Courier New" w:hAnsi="Courier New" w:cs="Courier New"/>
@@ -2227,6 +2396,17 @@
           <w:iCs/>
           <w:color w:val="2A00FF"/>
         </w:rPr>
+        <w:t>example.tcpclient</w:t>
+      </w:r>
+      <w:proofErr w:type="spellEnd"/>
+      <w:proofErr w:type="gramEnd"/>
+      <w:r>
+        <w:rPr>
+          <w:rFonts w:ascii="Courier New" w:hAnsi="Courier New" w:cs="Courier New"/>
+          <w:i/>
+          <w:iCs/>
+          <w:color w:val="2A00FF"/>
+        </w:rPr>
         <w:t>"</w:t>
       </w:r>
     </w:p>
@@ -2246,6 +2426,7 @@
         <w:t xml:space="preserve">    </w:t>
       </w:r>
       <w:proofErr w:type="spellStart"/>
+      <w:proofErr w:type="gramStart"/>
       <w:r>
         <w:rPr>
           <w:rFonts w:ascii="Courier New" w:hAnsi="Courier New" w:cs="Courier New"/>
@@ -2254,6 +2435,7 @@
         <w:t>android:versionCode</w:t>
       </w:r>
       <w:proofErr w:type="spellEnd"/>
+      <w:proofErr w:type="gramEnd"/>
       <w:r>
         <w:rPr>
           <w:rFonts w:ascii="Courier New" w:hAnsi="Courier New" w:cs="Courier New"/>
@@ -2287,6 +2469,7 @@
         <w:t xml:space="preserve">    </w:t>
       </w:r>
       <w:proofErr w:type="spellStart"/>
+      <w:proofErr w:type="gramStart"/>
       <w:r>
         <w:rPr>
           <w:rFonts w:ascii="Courier New" w:hAnsi="Courier New" w:cs="Courier New"/>
@@ -2295,6 +2478,7 @@
         <w:t>android:versionName</w:t>
       </w:r>
       <w:proofErr w:type="spellEnd"/>
+      <w:proofErr w:type="gramEnd"/>
       <w:r>
         <w:rPr>
           <w:rFonts w:ascii="Courier New" w:hAnsi="Courier New" w:cs="Courier New"/>
@@ -2384,6 +2568,7 @@
         <w:t xml:space="preserve">        </w:t>
       </w:r>
       <w:proofErr w:type="spellStart"/>
+      <w:proofErr w:type="gramStart"/>
       <w:r>
         <w:rPr>
           <w:rFonts w:ascii="Courier New" w:hAnsi="Courier New" w:cs="Courier New"/>
@@ -2392,6 +2577,7 @@
         <w:t>android:minSdkVersion</w:t>
       </w:r>
       <w:proofErr w:type="spellEnd"/>
+      <w:proofErr w:type="gramEnd"/>
       <w:r>
         <w:rPr>
           <w:rFonts w:ascii="Courier New" w:hAnsi="Courier New" w:cs="Courier New"/>
@@ -2415,7 +2601,7 @@
         <w:autoSpaceDN w:val="0"/>
         <w:adjustRightInd w:val="0"/>
         <w:rPr>
-          <w:rFonts w:ascii="Courier New" w:hAnsi="Courier New" w:cs="Courier New" w:hint="eastAsia"/>
+          <w:rFonts w:ascii="Courier New" w:hAnsi="Courier New" w:cs="Courier New"/>
           <w:color w:val="008080"/>
         </w:rPr>
       </w:pPr>
@@ -2426,6 +2612,7 @@
         <w:t xml:space="preserve">        </w:t>
       </w:r>
       <w:proofErr w:type="spellStart"/>
+      <w:proofErr w:type="gramStart"/>
       <w:r>
         <w:rPr>
           <w:rFonts w:ascii="Courier New" w:hAnsi="Courier New" w:cs="Courier New"/>
@@ -2434,6 +2621,7 @@
         <w:t>android:targetSdkVersion</w:t>
       </w:r>
       <w:proofErr w:type="spellEnd"/>
+      <w:proofErr w:type="gramEnd"/>
       <w:r>
         <w:rPr>
           <w:rFonts w:ascii="Courier New" w:hAnsi="Courier New" w:cs="Courier New"/>
@@ -2546,6 +2734,7 @@
         <w:t>"</w:t>
       </w:r>
       <w:proofErr w:type="spellStart"/>
+      <w:proofErr w:type="gramStart"/>
       <w:r>
         <w:rPr>
           <w:rFonts w:ascii="Courier New" w:hAnsi="Courier New" w:cs="Courier New"/>
@@ -2556,9 +2745,9 @@
           <w:sz w:val="24"/>
           <w:szCs w:val="24"/>
         </w:rPr>
-        <w:t>android.permission.INTERNET</w:t>
-      </w:r>
-      <w:proofErr w:type="spellEnd"/>
+        <w:t>android.permission</w:t>
+      </w:r>
+      <w:proofErr w:type="gramEnd"/>
       <w:r>
         <w:rPr>
           <w:rFonts w:ascii="Courier New" w:hAnsi="Courier New" w:cs="Courier New"/>
@@ -2569,6 +2758,19 @@
           <w:sz w:val="24"/>
           <w:szCs w:val="24"/>
         </w:rPr>
+        <w:t>.INTERNET</w:t>
+      </w:r>
+      <w:proofErr w:type="spellEnd"/>
+      <w:r>
+        <w:rPr>
+          <w:rFonts w:ascii="Courier New" w:hAnsi="Courier New" w:cs="Courier New"/>
+          <w:b/>
+          <w:i/>
+          <w:iCs/>
+          <w:color w:val="FF0000"/>
+          <w:sz w:val="24"/>
+          <w:szCs w:val="24"/>
+        </w:rPr>
         <w:t>"</w:t>
       </w:r>
       <w:r>
@@ -2588,7 +2790,7 @@
         <w:autoSpaceDN w:val="0"/>
         <w:adjustRightInd w:val="0"/>
         <w:rPr>
-          <w:rFonts w:ascii="Courier New" w:hAnsi="Courier New" w:cs="Courier New" w:hint="eastAsia"/>
+          <w:rFonts w:ascii="Courier New" w:hAnsi="Courier New" w:cs="Courier New"/>
           <w:color w:val="000000"/>
         </w:rPr>
       </w:pPr>
@@ -2641,6 +2843,7 @@
         <w:t xml:space="preserve">        </w:t>
       </w:r>
       <w:proofErr w:type="spellStart"/>
+      <w:proofErr w:type="gramStart"/>
       <w:r>
         <w:rPr>
           <w:rFonts w:ascii="Courier New" w:hAnsi="Courier New" w:cs="Courier New"/>
@@ -2649,6 +2852,7 @@
         <w:t>android:allowBackup</w:t>
       </w:r>
       <w:proofErr w:type="spellEnd"/>
+      <w:proofErr w:type="gramEnd"/>
       <w:r>
         <w:rPr>
           <w:rFonts w:ascii="Courier New" w:hAnsi="Courier New" w:cs="Courier New"/>
@@ -2682,6 +2886,7 @@
         <w:t xml:space="preserve">        </w:t>
       </w:r>
       <w:proofErr w:type="spellStart"/>
+      <w:proofErr w:type="gramStart"/>
       <w:r>
         <w:rPr>
           <w:rFonts w:ascii="Courier New" w:hAnsi="Courier New" w:cs="Courier New"/>
@@ -2690,6 +2895,7 @@
         <w:t>android:icon</w:t>
       </w:r>
       <w:proofErr w:type="spellEnd"/>
+      <w:proofErr w:type="gramEnd"/>
       <w:r>
         <w:rPr>
           <w:rFonts w:ascii="Courier New" w:hAnsi="Courier New" w:cs="Courier New"/>
@@ -2743,6 +2949,7 @@
         <w:t xml:space="preserve">        </w:t>
       </w:r>
       <w:proofErr w:type="spellStart"/>
+      <w:proofErr w:type="gramStart"/>
       <w:r>
         <w:rPr>
           <w:rFonts w:ascii="Courier New" w:hAnsi="Courier New" w:cs="Courier New"/>
@@ -2751,6 +2958,7 @@
         <w:t>android:label</w:t>
       </w:r>
       <w:proofErr w:type="spellEnd"/>
+      <w:proofErr w:type="gramEnd"/>
       <w:r>
         <w:rPr>
           <w:rFonts w:ascii="Courier New" w:hAnsi="Courier New" w:cs="Courier New"/>
@@ -2804,6 +3012,7 @@
         <w:t xml:space="preserve">        </w:t>
       </w:r>
       <w:proofErr w:type="spellStart"/>
+      <w:proofErr w:type="gramStart"/>
       <w:r>
         <w:rPr>
           <w:rFonts w:ascii="Courier New" w:hAnsi="Courier New" w:cs="Courier New"/>
@@ -2812,6 +3021,7 @@
         <w:t>android:theme</w:t>
       </w:r>
       <w:proofErr w:type="spellEnd"/>
+      <w:proofErr w:type="gramEnd"/>
       <w:r>
         <w:rPr>
           <w:rFonts w:ascii="Courier New" w:hAnsi="Courier New" w:cs="Courier New"/>
@@ -2941,9 +3151,9 @@
           <w:iCs/>
           <w:color w:val="2A00FF"/>
         </w:rPr>
-        <w:t>com.example.tcpclient.MainActivity</w:t>
-      </w:r>
-      <w:proofErr w:type="spellEnd"/>
+        <w:t>com.</w:t>
+      </w:r>
+      <w:proofErr w:type="gramStart"/>
       <w:r>
         <w:rPr>
           <w:rFonts w:ascii="Courier New" w:hAnsi="Courier New" w:cs="Courier New"/>
@@ -2951,6 +3161,26 @@
           <w:iCs/>
           <w:color w:val="2A00FF"/>
         </w:rPr>
+        <w:t>example.tcpclient</w:t>
+      </w:r>
+      <w:proofErr w:type="gramEnd"/>
+      <w:r>
+        <w:rPr>
+          <w:rFonts w:ascii="Courier New" w:hAnsi="Courier New" w:cs="Courier New"/>
+          <w:i/>
+          <w:iCs/>
+          <w:color w:val="2A00FF"/>
+        </w:rPr>
+        <w:t>.MainActivity</w:t>
+      </w:r>
+      <w:proofErr w:type="spellEnd"/>
+      <w:r>
+        <w:rPr>
+          <w:rFonts w:ascii="Courier New" w:hAnsi="Courier New" w:cs="Courier New"/>
+          <w:i/>
+          <w:iCs/>
+          <w:color w:val="2A00FF"/>
+        </w:rPr>
         <w:t>"</w:t>
       </w:r>
     </w:p>
@@ -2970,6 +3200,7 @@
         <w:t xml:space="preserve">            </w:t>
       </w:r>
       <w:proofErr w:type="spellStart"/>
+      <w:proofErr w:type="gramStart"/>
       <w:r>
         <w:rPr>
           <w:rFonts w:ascii="Courier New" w:hAnsi="Courier New" w:cs="Courier New"/>
@@ -2978,6 +3209,7 @@
         <w:t>android:label</w:t>
       </w:r>
       <w:proofErr w:type="spellEnd"/>
+      <w:proofErr w:type="gramEnd"/>
       <w:r>
         <w:rPr>
           <w:rFonts w:ascii="Courier New" w:hAnsi="Courier New" w:cs="Courier New"/>
@@ -3128,6 +3360,7 @@
         <w:t>"</w:t>
       </w:r>
       <w:proofErr w:type="spellStart"/>
+      <w:proofErr w:type="gramStart"/>
       <w:r>
         <w:rPr>
           <w:rFonts w:ascii="Courier New" w:hAnsi="Courier New" w:cs="Courier New"/>
@@ -3135,9 +3368,9 @@
           <w:iCs/>
           <w:color w:val="2A00FF"/>
         </w:rPr>
-        <w:t>android.intent.action.MAIN</w:t>
-      </w:r>
-      <w:proofErr w:type="spellEnd"/>
+        <w:t>android.intent</w:t>
+      </w:r>
+      <w:proofErr w:type="gramEnd"/>
       <w:r>
         <w:rPr>
           <w:rFonts w:ascii="Courier New" w:hAnsi="Courier New" w:cs="Courier New"/>
@@ -3145,6 +3378,16 @@
           <w:iCs/>
           <w:color w:val="2A00FF"/>
         </w:rPr>
+        <w:t>.action.MAIN</w:t>
+      </w:r>
+      <w:proofErr w:type="spellEnd"/>
+      <w:r>
+        <w:rPr>
+          <w:rFonts w:ascii="Courier New" w:hAnsi="Courier New" w:cs="Courier New"/>
+          <w:i/>
+          <w:iCs/>
+          <w:color w:val="2A00FF"/>
+        </w:rPr>
         <w:t>"</w:t>
       </w:r>
       <w:r>
@@ -3223,6 +3466,7 @@
         <w:t>"</w:t>
       </w:r>
       <w:proofErr w:type="spellStart"/>
+      <w:proofErr w:type="gramStart"/>
       <w:r>
         <w:rPr>
           <w:rFonts w:ascii="Courier New" w:hAnsi="Courier New" w:cs="Courier New"/>
@@ -3230,9 +3474,9 @@
           <w:iCs/>
           <w:color w:val="2A00FF"/>
         </w:rPr>
-        <w:t>android.intent.category.LAUNCHER</w:t>
-      </w:r>
-      <w:proofErr w:type="spellEnd"/>
+        <w:t>android.intent</w:t>
+      </w:r>
+      <w:proofErr w:type="gramEnd"/>
       <w:r>
         <w:rPr>
           <w:rFonts w:ascii="Courier New" w:hAnsi="Courier New" w:cs="Courier New"/>
@@ -3240,6 +3484,16 @@
           <w:iCs/>
           <w:color w:val="2A00FF"/>
         </w:rPr>
+        <w:t>.category.LAUNCHER</w:t>
+      </w:r>
+      <w:proofErr w:type="spellEnd"/>
+      <w:r>
+        <w:rPr>
+          <w:rFonts w:ascii="Courier New" w:hAnsi="Courier New" w:cs="Courier New"/>
+          <w:i/>
+          <w:iCs/>
+          <w:color w:val="2A00FF"/>
+        </w:rPr>
         <w:t>"</w:t>
       </w:r>
       <w:r>
@@ -3383,10 +3637,9 @@
         <w:spacing w:line="360" w:lineRule="auto"/>
         <w:jc w:val="both"/>
         <w:rPr>
-          <w:rFonts w:ascii="黑体" w:eastAsia="黑体" w:hint="eastAsia"/>
+          <w:rFonts w:ascii="黑体" w:eastAsia="黑体"/>
           <w:kern w:val="2"/>
           <w:sz w:val="30"/>
-          <w:lang w:val="en-US"/>
         </w:rPr>
       </w:pPr>
       <w:r>
@@ -3415,7 +3668,7 @@
       <w:pPr>
         <w:spacing w:beforeLines="50" w:before="156" w:afterLines="50" w:after="156"/>
         <w:rPr>
-          <w:rFonts w:ascii="宋体" w:hAnsi="宋体"/>
+          <w:rFonts w:ascii="宋体" w:hAnsi="宋体" w:hint="eastAsia"/>
           <w:b/>
           <w:color w:val="000000"/>
           <w:sz w:val="24"/>
@@ -3458,7 +3711,6 @@
           <w:rFonts w:ascii="黑体" w:eastAsia="黑体"/>
           <w:kern w:val="2"/>
           <w:sz w:val="30"/>
-          <w:lang w:val="en-US"/>
         </w:rPr>
       </w:pPr>
       <w:r>
@@ -3467,7 +3719,7 @@
           <w:noProof/>
         </w:rPr>
         <w:drawing>
-          <wp:inline distT="0" distB="0" distL="0" distR="0" wp14:anchorId="56F22642" wp14:editId="250CA0C1">
+          <wp:inline distT="0" distB="0" distL="0" distR="0" wp14:anchorId="56F22642" wp14:editId="5B1109FA">
             <wp:extent cx="5274310" cy="1505585"/>
             <wp:effectExtent l="0" t="0" r="2540" b="0"/>
             <wp:docPr id="1917869841" name="图片 21"/>
@@ -3484,7 +3736,7 @@
                     </pic:cNvPicPr>
                   </pic:nvPicPr>
                   <pic:blipFill>
-                    <a:blip r:embed="rId11" cstate="print">
+                    <a:blip r:embed="rId13" cstate="print">
                       <a:extLst>
                         <a:ext uri="{28A0092B-C50C-407E-A947-70E740481C1C}">
                           <a14:useLocalDpi xmlns:a14="http://schemas.microsoft.com/office/drawing/2010/main" val="0"/>
@@ -3522,10 +3774,9 @@
         <w:spacing w:line="360" w:lineRule="auto"/>
         <w:jc w:val="both"/>
         <w:rPr>
-          <w:rFonts w:ascii="黑体" w:eastAsia="黑体" w:hint="eastAsia"/>
+          <w:rFonts w:ascii="黑体" w:eastAsia="黑体"/>
           <w:kern w:val="2"/>
           <w:sz w:val="30"/>
-          <w:lang w:val="en-US"/>
         </w:rPr>
       </w:pPr>
     </w:p>
@@ -3535,10 +3786,9 @@
         <w:spacing w:line="360" w:lineRule="auto"/>
         <w:jc w:val="both"/>
         <w:rPr>
-          <w:rFonts w:ascii="黑体" w:eastAsia="黑体" w:hint="eastAsia"/>
+          <w:rFonts w:ascii="黑体" w:eastAsia="黑体"/>
           <w:kern w:val="2"/>
           <w:sz w:val="30"/>
-          <w:lang w:val="en-US"/>
         </w:rPr>
       </w:pPr>
       <w:r>
@@ -3569,18 +3819,16 @@
         <w:spacing w:line="360" w:lineRule="auto"/>
         <w:jc w:val="both"/>
         <w:rPr>
+          <w:rFonts w:ascii="黑体" w:eastAsia="黑体"/>
+          <w:kern w:val="2"/>
+          <w:sz w:val="30"/>
+        </w:rPr>
+      </w:pPr>
+      <w:r>
+        <w:rPr>
           <w:rFonts w:ascii="黑体" w:eastAsia="黑体" w:hint="eastAsia"/>
           <w:kern w:val="2"/>
           <w:sz w:val="30"/>
-          <w:lang w:val="en-US"/>
-        </w:rPr>
-      </w:pPr>
-      <w:r>
-        <w:rPr>
-          <w:rFonts w:ascii="黑体" w:eastAsia="黑体" w:hint="eastAsia"/>
-          <w:kern w:val="2"/>
-          <w:sz w:val="30"/>
-          <w:lang w:val="en-US"/>
         </w:rPr>
         <w:t>程序2</w:t>
       </w:r>
@@ -3591,18 +3839,16 @@
         <w:spacing w:line="360" w:lineRule="auto"/>
         <w:jc w:val="both"/>
         <w:rPr>
+          <w:rFonts w:ascii="黑体" w:eastAsia="黑体"/>
+          <w:kern w:val="2"/>
+          <w:sz w:val="30"/>
+        </w:rPr>
+      </w:pPr>
+      <w:r>
+        <w:rPr>
           <w:rFonts w:ascii="黑体" w:eastAsia="黑体" w:hint="eastAsia"/>
           <w:kern w:val="2"/>
           <w:sz w:val="30"/>
-          <w:lang w:val="en-US"/>
-        </w:rPr>
-      </w:pPr>
-      <w:r>
-        <w:rPr>
-          <w:rFonts w:ascii="黑体" w:eastAsia="黑体" w:hint="eastAsia"/>
-          <w:kern w:val="2"/>
-          <w:sz w:val="30"/>
-          <w:lang w:val="en-US"/>
         </w:rPr>
         <w:t>要求：</w:t>
       </w:r>
@@ -3663,18 +3909,16 @@
         <w:spacing w:line="360" w:lineRule="auto"/>
         <w:jc w:val="both"/>
         <w:rPr>
+          <w:rFonts w:ascii="黑体" w:eastAsia="黑体"/>
+          <w:kern w:val="2"/>
+          <w:sz w:val="30"/>
+        </w:rPr>
+      </w:pPr>
+      <w:r>
+        <w:rPr>
           <w:rFonts w:ascii="黑体" w:eastAsia="黑体" w:hint="eastAsia"/>
           <w:kern w:val="2"/>
           <w:sz w:val="30"/>
-          <w:lang w:val="en-US"/>
-        </w:rPr>
-      </w:pPr>
-      <w:r>
-        <w:rPr>
-          <w:rFonts w:ascii="黑体" w:eastAsia="黑体" w:hint="eastAsia"/>
-          <w:kern w:val="2"/>
-          <w:sz w:val="30"/>
-          <w:lang w:val="en-US"/>
         </w:rPr>
         <w:lastRenderedPageBreak/>
         <w:t>指导：</w:t>
@@ -3686,18 +3930,16 @@
         <w:spacing w:line="360" w:lineRule="auto"/>
         <w:jc w:val="both"/>
         <w:rPr>
+          <w:rFonts w:ascii="黑体" w:eastAsia="黑体"/>
+          <w:kern w:val="2"/>
+          <w:sz w:val="30"/>
+        </w:rPr>
+      </w:pPr>
+      <w:r>
+        <w:rPr>
           <w:rFonts w:ascii="黑体" w:eastAsia="黑体" w:hint="eastAsia"/>
           <w:kern w:val="2"/>
           <w:sz w:val="30"/>
-          <w:lang w:val="en-US"/>
-        </w:rPr>
-      </w:pPr>
-      <w:r>
-        <w:rPr>
-          <w:rFonts w:ascii="黑体" w:eastAsia="黑体" w:hint="eastAsia"/>
-          <w:kern w:val="2"/>
-          <w:sz w:val="30"/>
-          <w:lang w:val="en-US"/>
         </w:rPr>
         <w:t>具体步骤如下：</w:t>
       </w:r>
@@ -3732,10 +3974,9 @@
         <w:spacing w:line="360" w:lineRule="auto"/>
         <w:jc w:val="both"/>
         <w:rPr>
-          <w:rFonts w:ascii="黑体" w:eastAsia="黑体" w:hint="eastAsia"/>
+          <w:rFonts w:ascii="黑体" w:eastAsia="黑体"/>
           <w:kern w:val="2"/>
           <w:sz w:val="30"/>
-          <w:lang w:val="en-US"/>
         </w:rPr>
       </w:pPr>
       <w:r>
@@ -3744,7 +3985,6 @@
           <w:noProof/>
           <w:kern w:val="2"/>
           <w:sz w:val="30"/>
-          <w:lang w:val="en-US"/>
         </w:rPr>
         <w:drawing>
           <wp:inline distT="0" distB="0" distL="0" distR="0" wp14:anchorId="0EEECCE3" wp14:editId="45A05982">
@@ -3764,7 +4004,7 @@
                     </pic:cNvPicPr>
                   </pic:nvPicPr>
                   <pic:blipFill>
-                    <a:blip r:embed="rId12">
+                    <a:blip r:embed="rId14">
                       <a:extLst>
                         <a:ext uri="{28A0092B-C50C-407E-A947-70E740481C1C}">
                           <a14:useLocalDpi xmlns:a14="http://schemas.microsoft.com/office/drawing/2010/main" val="0"/>
@@ -3910,10 +4150,9 @@
         <w:spacing w:line="360" w:lineRule="auto"/>
         <w:jc w:val="both"/>
         <w:rPr>
-          <w:rFonts w:ascii="黑体" w:eastAsia="黑体" w:hint="eastAsia"/>
+          <w:rFonts w:ascii="黑体" w:eastAsia="黑体"/>
           <w:kern w:val="2"/>
           <w:sz w:val="30"/>
-          <w:lang w:val="en-US"/>
         </w:rPr>
       </w:pPr>
       <w:r>
@@ -3922,7 +4161,6 @@
           <w:noProof/>
           <w:kern w:val="2"/>
           <w:sz w:val="30"/>
-          <w:lang w:val="en-US"/>
         </w:rPr>
         <w:lastRenderedPageBreak/>
         <w:drawing>
@@ -3943,7 +4181,7 @@
                     </pic:cNvPicPr>
                   </pic:nvPicPr>
                   <pic:blipFill>
-                    <a:blip r:embed="rId13">
+                    <a:blip r:embed="rId15">
                       <a:extLst>
                         <a:ext uri="{28A0092B-C50C-407E-A947-70E740481C1C}">
                           <a14:useLocalDpi xmlns:a14="http://schemas.microsoft.com/office/drawing/2010/main" val="0"/>
@@ -4192,10 +4430,9 @@
         <w:spacing w:line="360" w:lineRule="auto"/>
         <w:jc w:val="both"/>
         <w:rPr>
-          <w:rFonts w:ascii="黑体" w:eastAsia="黑体" w:hint="eastAsia"/>
+          <w:rFonts w:ascii="黑体" w:eastAsia="黑体"/>
           <w:kern w:val="2"/>
           <w:sz w:val="30"/>
-          <w:lang w:val="en-US"/>
         </w:rPr>
       </w:pPr>
       <w:r>
@@ -4204,7 +4441,6 @@
           <w:noProof/>
           <w:kern w:val="2"/>
           <w:sz w:val="30"/>
-          <w:lang w:val="en-US"/>
         </w:rPr>
         <w:drawing>
           <wp:inline distT="0" distB="0" distL="0" distR="0" wp14:anchorId="26F738FF" wp14:editId="62E21426">
@@ -4224,7 +4460,7 @@
                     </pic:cNvPicPr>
                   </pic:nvPicPr>
                   <pic:blipFill>
-                    <a:blip r:embed="rId14">
+                    <a:blip r:embed="rId16">
                       <a:extLst>
                         <a:ext uri="{28A0092B-C50C-407E-A947-70E740481C1C}">
                           <a14:useLocalDpi xmlns:a14="http://schemas.microsoft.com/office/drawing/2010/main" val="0"/>
@@ -4266,9 +4502,40 @@
           <w:color w:val="000000"/>
           <w:sz w:val="24"/>
           <w:szCs w:val="24"/>
+        </w:rPr>
+      </w:pPr>
+      <w:r>
+        <w:rPr>
+          <w:rFonts w:ascii="宋体" w:hAnsi="宋体" w:hint="eastAsia"/>
+          <w:b/>
+          <w:color w:val="000000"/>
+          <w:sz w:val="24"/>
+          <w:szCs w:val="24"/>
+        </w:rPr>
+        <w:lastRenderedPageBreak/>
+        <w:t>4)</w:t>
+      </w:r>
+      <w:r>
+        <w:rPr>
+          <w:rFonts w:ascii="宋体" w:hAnsi="宋体" w:hint="eastAsia"/>
+          <w:b/>
+          <w:color w:val="000000"/>
+          <w:sz w:val="24"/>
+          <w:szCs w:val="24"/>
           <w:lang w:val="zh-CN"/>
         </w:rPr>
-      </w:pPr>
+        <w:t>新建一个</w:t>
+      </w:r>
+      <w:r>
+        <w:rPr>
+          <w:rFonts w:ascii="宋体" w:hAnsi="宋体" w:hint="eastAsia"/>
+          <w:b/>
+          <w:color w:val="000000"/>
+          <w:sz w:val="24"/>
+          <w:szCs w:val="24"/>
+        </w:rPr>
+        <w:t>Android</w:t>
+      </w:r>
       <w:r>
         <w:rPr>
           <w:rFonts w:ascii="宋体" w:hAnsi="宋体" w:hint="eastAsia"/>
@@ -4278,8 +4545,103 @@
           <w:szCs w:val="24"/>
           <w:lang w:val="zh-CN"/>
         </w:rPr>
-        <w:lastRenderedPageBreak/>
-        <w:t>4)新建一个Android应用程序，采用Get或Post方式访问test.jsp。其布局文件代码如下：</w:t>
+        <w:t>应用程序</w:t>
+      </w:r>
+      <w:r>
+        <w:rPr>
+          <w:rFonts w:ascii="宋体" w:hAnsi="宋体" w:hint="eastAsia"/>
+          <w:b/>
+          <w:color w:val="000000"/>
+          <w:sz w:val="24"/>
+          <w:szCs w:val="24"/>
+        </w:rPr>
+        <w:t>，</w:t>
+      </w:r>
+      <w:r>
+        <w:rPr>
+          <w:rFonts w:ascii="宋体" w:hAnsi="宋体" w:hint="eastAsia"/>
+          <w:b/>
+          <w:color w:val="000000"/>
+          <w:sz w:val="24"/>
+          <w:szCs w:val="24"/>
+          <w:lang w:val="zh-CN"/>
+        </w:rPr>
+        <w:t>采用</w:t>
+      </w:r>
+      <w:r>
+        <w:rPr>
+          <w:rFonts w:ascii="宋体" w:hAnsi="宋体" w:hint="eastAsia"/>
+          <w:b/>
+          <w:color w:val="000000"/>
+          <w:sz w:val="24"/>
+          <w:szCs w:val="24"/>
+        </w:rPr>
+        <w:t>Get</w:t>
+      </w:r>
+      <w:r>
+        <w:rPr>
+          <w:rFonts w:ascii="宋体" w:hAnsi="宋体" w:hint="eastAsia"/>
+          <w:b/>
+          <w:color w:val="000000"/>
+          <w:sz w:val="24"/>
+          <w:szCs w:val="24"/>
+          <w:lang w:val="zh-CN"/>
+        </w:rPr>
+        <w:t>或</w:t>
+      </w:r>
+      <w:r>
+        <w:rPr>
+          <w:rFonts w:ascii="宋体" w:hAnsi="宋体" w:hint="eastAsia"/>
+          <w:b/>
+          <w:color w:val="000000"/>
+          <w:sz w:val="24"/>
+          <w:szCs w:val="24"/>
+        </w:rPr>
+        <w:t>Post</w:t>
+      </w:r>
+      <w:r>
+        <w:rPr>
+          <w:rFonts w:ascii="宋体" w:hAnsi="宋体" w:hint="eastAsia"/>
+          <w:b/>
+          <w:color w:val="000000"/>
+          <w:sz w:val="24"/>
+          <w:szCs w:val="24"/>
+          <w:lang w:val="zh-CN"/>
+        </w:rPr>
+        <w:t>方式访问</w:t>
+      </w:r>
+      <w:proofErr w:type="spellStart"/>
+      <w:r>
+        <w:rPr>
+          <w:rFonts w:ascii="宋体" w:hAnsi="宋体" w:hint="eastAsia"/>
+          <w:b/>
+          <w:color w:val="000000"/>
+          <w:sz w:val="24"/>
+          <w:szCs w:val="24"/>
+        </w:rPr>
+        <w:t>test.jsp</w:t>
+      </w:r>
+      <w:proofErr w:type="spellEnd"/>
+      <w:r>
+        <w:rPr>
+          <w:rFonts w:ascii="宋体" w:hAnsi="宋体" w:hint="eastAsia"/>
+          <w:b/>
+          <w:color w:val="000000"/>
+          <w:sz w:val="24"/>
+          <w:szCs w:val="24"/>
+          <w:lang w:val="zh-CN"/>
+        </w:rPr>
+        <w:t>。其布局文件代码如下</w:t>
+      </w:r>
+      <w:r>
+        <w:rPr>
+          <w:rFonts w:ascii="宋体" w:hAnsi="宋体" w:hint="eastAsia"/>
+          <w:b/>
+          <w:color w:val="000000"/>
+          <w:sz w:val="24"/>
+          <w:szCs w:val="24"/>
+        </w:rPr>
+        <w:t>：</w:t>
       </w:r>
     </w:p>
     <w:p>
@@ -4403,6 +4765,7 @@
         <w:t xml:space="preserve"> </w:t>
       </w:r>
       <w:proofErr w:type="spellStart"/>
+      <w:proofErr w:type="gramStart"/>
       <w:r>
         <w:rPr>
           <w:rFonts w:ascii="Courier New" w:hAnsi="Courier New" w:cs="Courier New"/>
@@ -4411,6 +4774,7 @@
         <w:t>xmlns:android</w:t>
       </w:r>
       <w:proofErr w:type="spellEnd"/>
+      <w:proofErr w:type="gramEnd"/>
       <w:r>
         <w:rPr>
           <w:rFonts w:ascii="Courier New" w:hAnsi="Courier New" w:cs="Courier New"/>
@@ -4464,12 +4828,21 @@
         <w:t xml:space="preserve">    </w:t>
       </w:r>
       <w:proofErr w:type="spellStart"/>
+      <w:proofErr w:type="gramStart"/>
       <w:r>
         <w:rPr>
           <w:rFonts w:ascii="Courier New" w:hAnsi="Courier New" w:cs="Courier New"/>
           <w:color w:val="7F007F"/>
         </w:rPr>
-        <w:t>android:layout_width</w:t>
+        <w:t>android:layout</w:t>
+      </w:r>
+      <w:proofErr w:type="gramEnd"/>
+      <w:r>
+        <w:rPr>
+          <w:rFonts w:ascii="Courier New" w:hAnsi="Courier New" w:cs="Courier New"/>
+          <w:color w:val="7F007F"/>
+        </w:rPr>
+        <w:t>_width</w:t>
       </w:r>
       <w:proofErr w:type="spellEnd"/>
       <w:r>
@@ -4525,12 +4898,21 @@
         <w:t xml:space="preserve">    </w:t>
       </w:r>
       <w:proofErr w:type="spellStart"/>
+      <w:proofErr w:type="gramStart"/>
       <w:r>
         <w:rPr>
           <w:rFonts w:ascii="Courier New" w:hAnsi="Courier New" w:cs="Courier New"/>
           <w:color w:val="7F007F"/>
         </w:rPr>
-        <w:t>android:layout_height</w:t>
+        <w:t>android:layout</w:t>
+      </w:r>
+      <w:proofErr w:type="gramEnd"/>
+      <w:r>
+        <w:rPr>
+          <w:rFonts w:ascii="Courier New" w:hAnsi="Courier New" w:cs="Courier New"/>
+          <w:color w:val="7F007F"/>
+        </w:rPr>
+        <w:t>_height</w:t>
       </w:r>
       <w:proofErr w:type="spellEnd"/>
       <w:r>
@@ -4586,6 +4968,7 @@
         <w:t xml:space="preserve">    </w:t>
       </w:r>
       <w:proofErr w:type="spellStart"/>
+      <w:proofErr w:type="gramStart"/>
       <w:r>
         <w:rPr>
           <w:rFonts w:ascii="Courier New" w:hAnsi="Courier New" w:cs="Courier New"/>
@@ -4594,6 +4977,7 @@
         <w:t>android:orientation</w:t>
       </w:r>
       <w:proofErr w:type="spellEnd"/>
+      <w:proofErr w:type="gramEnd"/>
       <w:r>
         <w:rPr>
           <w:rFonts w:ascii="Courier New" w:hAnsi="Courier New" w:cs="Courier New"/>
@@ -4673,12 +5057,21 @@
         <w:t xml:space="preserve">        </w:t>
       </w:r>
       <w:proofErr w:type="spellStart"/>
+      <w:proofErr w:type="gramStart"/>
       <w:r>
         <w:rPr>
           <w:rFonts w:ascii="Courier New" w:hAnsi="Courier New" w:cs="Courier New"/>
           <w:color w:val="7F007F"/>
         </w:rPr>
-        <w:t>android:layout_width</w:t>
+        <w:t>android:layout</w:t>
+      </w:r>
+      <w:proofErr w:type="gramEnd"/>
+      <w:r>
+        <w:rPr>
+          <w:rFonts w:ascii="Courier New" w:hAnsi="Courier New" w:cs="Courier New"/>
+          <w:color w:val="7F007F"/>
+        </w:rPr>
+        <w:t>_width</w:t>
       </w:r>
       <w:proofErr w:type="spellEnd"/>
       <w:r>
@@ -4734,12 +5127,21 @@
         <w:t xml:space="preserve">        </w:t>
       </w:r>
       <w:proofErr w:type="spellStart"/>
+      <w:proofErr w:type="gramStart"/>
       <w:r>
         <w:rPr>
           <w:rFonts w:ascii="Courier New" w:hAnsi="Courier New" w:cs="Courier New"/>
           <w:color w:val="7F007F"/>
         </w:rPr>
-        <w:t>android:layout_height</w:t>
+        <w:t>android:layout</w:t>
+      </w:r>
+      <w:proofErr w:type="gramEnd"/>
+      <w:r>
+        <w:rPr>
+          <w:rFonts w:ascii="Courier New" w:hAnsi="Courier New" w:cs="Courier New"/>
+          <w:color w:val="7F007F"/>
+        </w:rPr>
+        <w:t>_height</w:t>
       </w:r>
       <w:proofErr w:type="spellEnd"/>
       <w:r>
@@ -4801,6 +5203,7 @@
         <w:t xml:space="preserve">        </w:t>
       </w:r>
       <w:proofErr w:type="spellStart"/>
+      <w:proofErr w:type="gramStart"/>
       <w:r>
         <w:rPr>
           <w:rFonts w:ascii="Courier New" w:hAnsi="Courier New" w:cs="Courier New"/>
@@ -4809,6 +5212,7 @@
         <w:t>android:orientation</w:t>
       </w:r>
       <w:proofErr w:type="spellEnd"/>
+      <w:proofErr w:type="gramEnd"/>
       <w:r>
         <w:rPr>
           <w:rFonts w:ascii="Courier New" w:hAnsi="Courier New" w:cs="Courier New"/>
@@ -4956,12 +5360,21 @@
         <w:t xml:space="preserve">            </w:t>
       </w:r>
       <w:proofErr w:type="spellStart"/>
+      <w:proofErr w:type="gramStart"/>
       <w:r>
         <w:rPr>
           <w:rFonts w:ascii="Courier New" w:hAnsi="Courier New" w:cs="Courier New"/>
           <w:color w:val="7F007F"/>
         </w:rPr>
-        <w:t>android:layout_width</w:t>
+        <w:t>android:layout</w:t>
+      </w:r>
+      <w:proofErr w:type="gramEnd"/>
+      <w:r>
+        <w:rPr>
+          <w:rFonts w:ascii="Courier New" w:hAnsi="Courier New" w:cs="Courier New"/>
+          <w:color w:val="7F007F"/>
+        </w:rPr>
+        <w:t>_width</w:t>
       </w:r>
       <w:proofErr w:type="spellEnd"/>
       <w:r>
@@ -4997,12 +5410,21 @@
         <w:t xml:space="preserve">            </w:t>
       </w:r>
       <w:proofErr w:type="spellStart"/>
+      <w:proofErr w:type="gramStart"/>
       <w:r>
         <w:rPr>
           <w:rFonts w:ascii="Courier New" w:hAnsi="Courier New" w:cs="Courier New"/>
           <w:color w:val="7F007F"/>
         </w:rPr>
-        <w:t>android:layout_height</w:t>
+        <w:t>android:layout</w:t>
+      </w:r>
+      <w:proofErr w:type="gramEnd"/>
+      <w:r>
+        <w:rPr>
+          <w:rFonts w:ascii="Courier New" w:hAnsi="Courier New" w:cs="Courier New"/>
+          <w:color w:val="7F007F"/>
+        </w:rPr>
+        <w:t>_height</w:t>
       </w:r>
       <w:proofErr w:type="spellEnd"/>
       <w:r>
@@ -5233,13 +5655,23 @@
         <w:t xml:space="preserve">            </w:t>
       </w:r>
       <w:proofErr w:type="spellStart"/>
+      <w:proofErr w:type="gramStart"/>
       <w:r>
         <w:rPr>
           <w:rFonts w:ascii="Courier New" w:hAnsi="Courier New" w:cs="Courier New"/>
           <w:color w:val="7F007F"/>
           <w:u w:val="single"/>
         </w:rPr>
-        <w:t>android:layout_width</w:t>
+        <w:t>android:layout</w:t>
+      </w:r>
+      <w:proofErr w:type="gramEnd"/>
+      <w:r>
+        <w:rPr>
+          <w:rFonts w:ascii="Courier New" w:hAnsi="Courier New" w:cs="Courier New"/>
+          <w:color w:val="7F007F"/>
+          <w:u w:val="single"/>
+        </w:rPr>
+        <w:t>_width</w:t>
       </w:r>
       <w:proofErr w:type="spellEnd"/>
       <w:r>
@@ -5299,12 +5731,21 @@
         <w:t xml:space="preserve">            </w:t>
       </w:r>
       <w:proofErr w:type="spellStart"/>
+      <w:proofErr w:type="gramStart"/>
       <w:r>
         <w:rPr>
           <w:rFonts w:ascii="Courier New" w:hAnsi="Courier New" w:cs="Courier New"/>
           <w:color w:val="7F007F"/>
         </w:rPr>
-        <w:t>android:layout_height</w:t>
+        <w:t>android:layout</w:t>
+      </w:r>
+      <w:proofErr w:type="gramEnd"/>
+      <w:r>
+        <w:rPr>
+          <w:rFonts w:ascii="Courier New" w:hAnsi="Courier New" w:cs="Courier New"/>
+          <w:color w:val="7F007F"/>
+        </w:rPr>
+        <w:t>_height</w:t>
       </w:r>
       <w:proofErr w:type="spellEnd"/>
       <w:r>
@@ -5360,12 +5801,21 @@
         <w:t xml:space="preserve">            </w:t>
       </w:r>
       <w:proofErr w:type="spellStart"/>
+      <w:proofErr w:type="gramStart"/>
       <w:r>
         <w:rPr>
           <w:rFonts w:ascii="Courier New" w:hAnsi="Courier New" w:cs="Courier New"/>
           <w:color w:val="7F007F"/>
         </w:rPr>
-        <w:t>android:layout_weight</w:t>
+        <w:t>android:layout</w:t>
+      </w:r>
+      <w:proofErr w:type="gramEnd"/>
+      <w:r>
+        <w:rPr>
+          <w:rFonts w:ascii="Courier New" w:hAnsi="Courier New" w:cs="Courier New"/>
+          <w:color w:val="7F007F"/>
+        </w:rPr>
+        <w:t>_weight</w:t>
       </w:r>
       <w:proofErr w:type="spellEnd"/>
       <w:r>
@@ -5401,6 +5851,7 @@
         <w:t xml:space="preserve">            </w:t>
       </w:r>
       <w:proofErr w:type="spellStart"/>
+      <w:proofErr w:type="gramStart"/>
       <w:r>
         <w:rPr>
           <w:rFonts w:ascii="Courier New" w:hAnsi="Courier New" w:cs="Courier New"/>
@@ -5409,6 +5860,7 @@
         <w:t>android:ems</w:t>
       </w:r>
       <w:proofErr w:type="spellEnd"/>
+      <w:proofErr w:type="gramEnd"/>
       <w:r>
         <w:rPr>
           <w:rFonts w:ascii="Courier New" w:hAnsi="Courier New" w:cs="Courier New"/>
@@ -5539,7 +5991,7 @@
         <w:adjustRightInd w:val="0"/>
         <w:ind w:firstLine="390"/>
         <w:rPr>
-          <w:rFonts w:ascii="Courier New" w:hAnsi="Courier New" w:cs="Courier New" w:hint="eastAsia"/>
+          <w:rFonts w:ascii="Courier New" w:hAnsi="Courier New" w:cs="Courier New"/>
           <w:color w:val="008080"/>
         </w:rPr>
       </w:pPr>
@@ -5627,12 +6079,21 @@
         <w:t xml:space="preserve">        </w:t>
       </w:r>
       <w:proofErr w:type="spellStart"/>
+      <w:proofErr w:type="gramStart"/>
       <w:r>
         <w:rPr>
           <w:rFonts w:ascii="Courier New" w:hAnsi="Courier New" w:cs="Courier New"/>
           <w:color w:val="7F007F"/>
         </w:rPr>
-        <w:t>android:layout_width</w:t>
+        <w:t>android:layout</w:t>
+      </w:r>
+      <w:proofErr w:type="gramEnd"/>
+      <w:r>
+        <w:rPr>
+          <w:rFonts w:ascii="Courier New" w:hAnsi="Courier New" w:cs="Courier New"/>
+          <w:color w:val="7F007F"/>
+        </w:rPr>
+        <w:t>_width</w:t>
       </w:r>
       <w:proofErr w:type="spellEnd"/>
       <w:r>
@@ -5688,12 +6149,21 @@
         <w:t xml:space="preserve">        </w:t>
       </w:r>
       <w:proofErr w:type="spellStart"/>
+      <w:proofErr w:type="gramStart"/>
       <w:r>
         <w:rPr>
           <w:rFonts w:ascii="Courier New" w:hAnsi="Courier New" w:cs="Courier New"/>
           <w:color w:val="7F007F"/>
         </w:rPr>
-        <w:t>android:layout_height</w:t>
+        <w:t>android:layout</w:t>
+      </w:r>
+      <w:proofErr w:type="gramEnd"/>
+      <w:r>
+        <w:rPr>
+          <w:rFonts w:ascii="Courier New" w:hAnsi="Courier New" w:cs="Courier New"/>
+          <w:color w:val="7F007F"/>
+        </w:rPr>
+        <w:t>_height</w:t>
       </w:r>
       <w:proofErr w:type="spellEnd"/>
       <w:r>
@@ -5856,12 +6326,21 @@
         <w:t xml:space="preserve">            </w:t>
       </w:r>
       <w:proofErr w:type="spellStart"/>
+      <w:proofErr w:type="gramStart"/>
       <w:r>
         <w:rPr>
           <w:rFonts w:ascii="Courier New" w:hAnsi="Courier New" w:cs="Courier New"/>
           <w:color w:val="7F007F"/>
         </w:rPr>
-        <w:t>android:layout_width</w:t>
+        <w:t>android:layout</w:t>
+      </w:r>
+      <w:proofErr w:type="gramEnd"/>
+      <w:r>
+        <w:rPr>
+          <w:rFonts w:ascii="Courier New" w:hAnsi="Courier New" w:cs="Courier New"/>
+          <w:color w:val="7F007F"/>
+        </w:rPr>
+        <w:t>_width</w:t>
       </w:r>
       <w:proofErr w:type="spellEnd"/>
       <w:r>
@@ -5897,12 +6376,21 @@
         <w:t xml:space="preserve">            </w:t>
       </w:r>
       <w:proofErr w:type="spellStart"/>
+      <w:proofErr w:type="gramStart"/>
       <w:r>
         <w:rPr>
           <w:rFonts w:ascii="Courier New" w:hAnsi="Courier New" w:cs="Courier New"/>
           <w:color w:val="7F007F"/>
         </w:rPr>
-        <w:t>android:layout_height</w:t>
+        <w:t>android:layout</w:t>
+      </w:r>
+      <w:proofErr w:type="gramEnd"/>
+      <w:r>
+        <w:rPr>
+          <w:rFonts w:ascii="Courier New" w:hAnsi="Courier New" w:cs="Courier New"/>
+          <w:color w:val="7F007F"/>
+        </w:rPr>
+        <w:t>_height</w:t>
       </w:r>
       <w:proofErr w:type="spellEnd"/>
       <w:r>
@@ -6109,13 +6597,23 @@
         <w:t xml:space="preserve">            </w:t>
       </w:r>
       <w:proofErr w:type="spellStart"/>
+      <w:proofErr w:type="gramStart"/>
       <w:r>
         <w:rPr>
           <w:rFonts w:ascii="Courier New" w:hAnsi="Courier New" w:cs="Courier New"/>
           <w:color w:val="7F007F"/>
           <w:u w:val="single"/>
         </w:rPr>
-        <w:t>android:layout_width</w:t>
+        <w:t>android:layout</w:t>
+      </w:r>
+      <w:proofErr w:type="gramEnd"/>
+      <w:r>
+        <w:rPr>
+          <w:rFonts w:ascii="Courier New" w:hAnsi="Courier New" w:cs="Courier New"/>
+          <w:color w:val="7F007F"/>
+          <w:u w:val="single"/>
+        </w:rPr>
+        <w:t>_width</w:t>
       </w:r>
       <w:proofErr w:type="spellEnd"/>
       <w:r>
@@ -6175,12 +6673,21 @@
         <w:t xml:space="preserve">            </w:t>
       </w:r>
       <w:proofErr w:type="spellStart"/>
+      <w:proofErr w:type="gramStart"/>
       <w:r>
         <w:rPr>
           <w:rFonts w:ascii="Courier New" w:hAnsi="Courier New" w:cs="Courier New"/>
           <w:color w:val="7F007F"/>
         </w:rPr>
-        <w:t>android:layout_height</w:t>
+        <w:t>android:layout</w:t>
+      </w:r>
+      <w:proofErr w:type="gramEnd"/>
+      <w:r>
+        <w:rPr>
+          <w:rFonts w:ascii="Courier New" w:hAnsi="Courier New" w:cs="Courier New"/>
+          <w:color w:val="7F007F"/>
+        </w:rPr>
+        <w:t>_height</w:t>
       </w:r>
       <w:proofErr w:type="spellEnd"/>
       <w:r>
@@ -6236,12 +6743,21 @@
         <w:t xml:space="preserve">            </w:t>
       </w:r>
       <w:proofErr w:type="spellStart"/>
+      <w:proofErr w:type="gramStart"/>
       <w:r>
         <w:rPr>
           <w:rFonts w:ascii="Courier New" w:hAnsi="Courier New" w:cs="Courier New"/>
           <w:color w:val="7F007F"/>
         </w:rPr>
-        <w:t>android:layout_weight</w:t>
+        <w:t>android:layout</w:t>
+      </w:r>
+      <w:proofErr w:type="gramEnd"/>
+      <w:r>
+        <w:rPr>
+          <w:rFonts w:ascii="Courier New" w:hAnsi="Courier New" w:cs="Courier New"/>
+          <w:color w:val="7F007F"/>
+        </w:rPr>
+        <w:t>_weight</w:t>
       </w:r>
       <w:proofErr w:type="spellEnd"/>
       <w:r>
@@ -6277,6 +6793,7 @@
         <w:t xml:space="preserve">            </w:t>
       </w:r>
       <w:proofErr w:type="spellStart"/>
+      <w:proofErr w:type="gramStart"/>
       <w:r>
         <w:rPr>
           <w:rFonts w:ascii="Courier New" w:hAnsi="Courier New" w:cs="Courier New"/>
@@ -6285,6 +6802,7 @@
         <w:t>android:ems</w:t>
       </w:r>
       <w:proofErr w:type="spellEnd"/>
+      <w:proofErr w:type="gramEnd"/>
       <w:r>
         <w:rPr>
           <w:rFonts w:ascii="Courier New" w:hAnsi="Courier New" w:cs="Courier New"/>
@@ -6318,6 +6836,7 @@
         <w:t xml:space="preserve">            </w:t>
       </w:r>
       <w:proofErr w:type="spellStart"/>
+      <w:proofErr w:type="gramStart"/>
       <w:r>
         <w:rPr>
           <w:rFonts w:ascii="Courier New" w:hAnsi="Courier New" w:cs="Courier New"/>
@@ -6326,6 +6845,7 @@
         <w:t>android:inputType</w:t>
       </w:r>
       <w:proofErr w:type="spellEnd"/>
+      <w:proofErr w:type="gramEnd"/>
       <w:r>
         <w:rPr>
           <w:rFonts w:ascii="Courier New" w:hAnsi="Courier New" w:cs="Courier New"/>
@@ -6383,7 +6903,7 @@
         <w:adjustRightInd w:val="0"/>
         <w:ind w:firstLine="390"/>
         <w:rPr>
-          <w:rFonts w:ascii="Courier New" w:hAnsi="Courier New" w:cs="Courier New" w:hint="eastAsia"/>
+          <w:rFonts w:ascii="Courier New" w:hAnsi="Courier New" w:cs="Courier New"/>
           <w:color w:val="008080"/>
         </w:rPr>
       </w:pPr>
@@ -6472,12 +6992,21 @@
         <w:t xml:space="preserve">        </w:t>
       </w:r>
       <w:proofErr w:type="spellStart"/>
+      <w:proofErr w:type="gramStart"/>
       <w:r>
         <w:rPr>
           <w:rFonts w:ascii="Courier New" w:hAnsi="Courier New" w:cs="Courier New"/>
           <w:color w:val="7F007F"/>
         </w:rPr>
-        <w:t>android:layout_width</w:t>
+        <w:t>android:layout</w:t>
+      </w:r>
+      <w:proofErr w:type="gramEnd"/>
+      <w:r>
+        <w:rPr>
+          <w:rFonts w:ascii="Courier New" w:hAnsi="Courier New" w:cs="Courier New"/>
+          <w:color w:val="7F007F"/>
+        </w:rPr>
+        <w:t>_width</w:t>
       </w:r>
       <w:proofErr w:type="spellEnd"/>
       <w:r>
@@ -6533,12 +7062,21 @@
         <w:t xml:space="preserve">        </w:t>
       </w:r>
       <w:proofErr w:type="spellStart"/>
+      <w:proofErr w:type="gramStart"/>
       <w:r>
         <w:rPr>
           <w:rFonts w:ascii="Courier New" w:hAnsi="Courier New" w:cs="Courier New"/>
           <w:color w:val="7F007F"/>
         </w:rPr>
-        <w:t>android:layout_height</w:t>
+        <w:t>android:layout</w:t>
+      </w:r>
+      <w:proofErr w:type="gramEnd"/>
+      <w:r>
+        <w:rPr>
+          <w:rFonts w:ascii="Courier New" w:hAnsi="Courier New" w:cs="Courier New"/>
+          <w:color w:val="7F007F"/>
+        </w:rPr>
+        <w:t>_height</w:t>
       </w:r>
       <w:proofErr w:type="spellEnd"/>
       <w:r>
@@ -6594,6 +7132,7 @@
         <w:t xml:space="preserve">        </w:t>
       </w:r>
       <w:proofErr w:type="spellStart"/>
+      <w:proofErr w:type="gramStart"/>
       <w:r>
         <w:rPr>
           <w:rFonts w:ascii="Courier New" w:hAnsi="Courier New" w:cs="Courier New"/>
@@ -6602,6 +7141,7 @@
         <w:t>android:gravity</w:t>
       </w:r>
       <w:proofErr w:type="spellEnd"/>
+      <w:proofErr w:type="gramEnd"/>
       <w:r>
         <w:rPr>
           <w:rFonts w:ascii="Courier New" w:hAnsi="Courier New" w:cs="Courier New"/>
@@ -6747,12 +7287,21 @@
         <w:t xml:space="preserve">            </w:t>
       </w:r>
       <w:proofErr w:type="spellStart"/>
+      <w:proofErr w:type="gramStart"/>
       <w:r>
         <w:rPr>
           <w:rFonts w:ascii="Courier New" w:hAnsi="Courier New" w:cs="Courier New"/>
           <w:color w:val="7F007F"/>
         </w:rPr>
-        <w:t>android:layout_width</w:t>
+        <w:t>android:layout</w:t>
+      </w:r>
+      <w:proofErr w:type="gramEnd"/>
+      <w:r>
+        <w:rPr>
+          <w:rFonts w:ascii="Courier New" w:hAnsi="Courier New" w:cs="Courier New"/>
+          <w:color w:val="7F007F"/>
+        </w:rPr>
+        <w:t>_width</w:t>
       </w:r>
       <w:proofErr w:type="spellEnd"/>
       <w:r>
@@ -6788,12 +7337,21 @@
         <w:t xml:space="preserve">            </w:t>
       </w:r>
       <w:proofErr w:type="spellStart"/>
+      <w:proofErr w:type="gramStart"/>
       <w:r>
         <w:rPr>
           <w:rFonts w:ascii="Courier New" w:hAnsi="Courier New" w:cs="Courier New"/>
           <w:color w:val="7F007F"/>
         </w:rPr>
-        <w:t>android:layout_height</w:t>
+        <w:t>android:layout</w:t>
+      </w:r>
+      <w:proofErr w:type="gramEnd"/>
+      <w:r>
+        <w:rPr>
+          <w:rFonts w:ascii="Courier New" w:hAnsi="Courier New" w:cs="Courier New"/>
+          <w:color w:val="7F007F"/>
+        </w:rPr>
+        <w:t>_height</w:t>
       </w:r>
       <w:proofErr w:type="spellEnd"/>
       <w:r>
@@ -6998,12 +7556,21 @@
         <w:t xml:space="preserve">            </w:t>
       </w:r>
       <w:proofErr w:type="spellStart"/>
+      <w:proofErr w:type="gramStart"/>
       <w:r>
         <w:rPr>
           <w:rFonts w:ascii="Courier New" w:hAnsi="Courier New" w:cs="Courier New"/>
           <w:color w:val="7F007F"/>
         </w:rPr>
-        <w:t>android:layout_width</w:t>
+        <w:t>android:layout</w:t>
+      </w:r>
+      <w:proofErr w:type="gramEnd"/>
+      <w:r>
+        <w:rPr>
+          <w:rFonts w:ascii="Courier New" w:hAnsi="Courier New" w:cs="Courier New"/>
+          <w:color w:val="7F007F"/>
+        </w:rPr>
+        <w:t>_width</w:t>
       </w:r>
       <w:proofErr w:type="spellEnd"/>
       <w:r>
@@ -7039,12 +7606,21 @@
         <w:t xml:space="preserve">            </w:t>
       </w:r>
       <w:proofErr w:type="spellStart"/>
+      <w:proofErr w:type="gramStart"/>
       <w:r>
         <w:rPr>
           <w:rFonts w:ascii="Courier New" w:hAnsi="Courier New" w:cs="Courier New"/>
           <w:color w:val="7F007F"/>
         </w:rPr>
-        <w:t>android:layout_height</w:t>
+        <w:t>android:layout</w:t>
+      </w:r>
+      <w:proofErr w:type="gramEnd"/>
+      <w:r>
+        <w:rPr>
+          <w:rFonts w:ascii="Courier New" w:hAnsi="Courier New" w:cs="Courier New"/>
+          <w:color w:val="7F007F"/>
+        </w:rPr>
+        <w:t>_height</w:t>
       </w:r>
       <w:proofErr w:type="spellEnd"/>
       <w:r>
@@ -7187,7 +7763,7 @@
         <w:spacing w:line="360" w:lineRule="auto"/>
         <w:jc w:val="both"/>
         <w:rPr>
-          <w:rFonts w:ascii="Courier New" w:hAnsi="Courier New" w:cs="Courier New" w:hint="eastAsia"/>
+          <w:rFonts w:ascii="Courier New" w:hAnsi="Courier New" w:cs="Courier New"/>
           <w:color w:val="008080"/>
         </w:rPr>
       </w:pPr>
@@ -7221,10 +7797,9 @@
         <w:spacing w:line="360" w:lineRule="auto"/>
         <w:jc w:val="both"/>
         <w:rPr>
-          <w:rFonts w:ascii="黑体" w:eastAsia="黑体" w:hint="eastAsia"/>
+          <w:rFonts w:ascii="黑体" w:eastAsia="黑体"/>
           <w:kern w:val="2"/>
           <w:sz w:val="30"/>
-          <w:lang w:val="en-US"/>
         </w:rPr>
       </w:pPr>
     </w:p>
@@ -7259,10 +7834,9 @@
         <w:spacing w:line="360" w:lineRule="auto"/>
         <w:jc w:val="both"/>
         <w:rPr>
-          <w:rFonts w:ascii="黑体" w:eastAsia="黑体" w:hint="eastAsia"/>
+          <w:rFonts w:ascii="黑体" w:eastAsia="黑体"/>
           <w:kern w:val="2"/>
           <w:sz w:val="30"/>
-          <w:lang w:val="en-US"/>
         </w:rPr>
       </w:pPr>
       <w:r>
@@ -7271,7 +7845,6 @@
           <w:noProof/>
           <w:kern w:val="2"/>
           <w:sz w:val="30"/>
-          <w:lang w:val="en-US"/>
         </w:rPr>
         <w:drawing>
           <wp:inline distT="0" distB="0" distL="0" distR="0" wp14:anchorId="75525D62" wp14:editId="620A7B38">
@@ -7291,7 +7864,7 @@
                     </pic:cNvPicPr>
                   </pic:nvPicPr>
                   <pic:blipFill>
-                    <a:blip r:embed="rId15">
+                    <a:blip r:embed="rId17">
                       <a:extLst>
                         <a:ext uri="{28A0092B-C50C-407E-A947-70E740481C1C}">
                           <a14:useLocalDpi xmlns:a14="http://schemas.microsoft.com/office/drawing/2010/main" val="0"/>
@@ -7329,10 +7902,9 @@
         <w:spacing w:line="360" w:lineRule="auto"/>
         <w:jc w:val="both"/>
         <w:rPr>
-          <w:rFonts w:ascii="黑体" w:eastAsia="黑体" w:hAnsi="Courier New" w:hint="eastAsia"/>
+          <w:rFonts w:ascii="黑体" w:eastAsia="黑体" w:hAnsi="Courier New"/>
           <w:kern w:val="2"/>
           <w:sz w:val="30"/>
-          <w:lang w:val="en-US"/>
         </w:rPr>
       </w:pPr>
       <w:r>
@@ -7341,7 +7913,6 @@
           <w:noProof/>
           <w:kern w:val="2"/>
           <w:sz w:val="30"/>
-          <w:lang w:val="en-US"/>
         </w:rPr>
         <w:lastRenderedPageBreak/>
         <w:drawing>
@@ -7362,7 +7933,7 @@
                     </pic:cNvPicPr>
                   </pic:nvPicPr>
                   <pic:blipFill>
-                    <a:blip r:embed="rId16">
+                    <a:blip r:embed="rId18">
                       <a:extLst>
                         <a:ext uri="{28A0092B-C50C-407E-A947-70E740481C1C}">
                           <a14:useLocalDpi xmlns:a14="http://schemas.microsoft.com/office/drawing/2010/main" val="0"/>
@@ -7400,10 +7971,9 @@
         <w:spacing w:line="360" w:lineRule="auto"/>
         <w:jc w:val="both"/>
         <w:rPr>
-          <w:rFonts w:ascii="黑体" w:eastAsia="黑体" w:hint="eastAsia"/>
+          <w:rFonts w:ascii="黑体" w:eastAsia="黑体"/>
           <w:kern w:val="2"/>
           <w:sz w:val="30"/>
-          <w:lang w:val="en-US"/>
         </w:rPr>
       </w:pPr>
       <w:r>
@@ -7412,7 +7982,6 @@
           <w:noProof/>
           <w:kern w:val="2"/>
           <w:sz w:val="30"/>
-          <w:lang w:val="en-US"/>
         </w:rPr>
         <w:drawing>
           <wp:inline distT="0" distB="0" distL="0" distR="0" wp14:anchorId="5EFB6EFE" wp14:editId="6B7F22EE">
@@ -7432,7 +8001,7 @@
                     </pic:cNvPicPr>
                   </pic:nvPicPr>
                   <pic:blipFill>
-                    <a:blip r:embed="rId17">
+                    <a:blip r:embed="rId19">
                       <a:extLst>
                         <a:ext uri="{28A0092B-C50C-407E-A947-70E740481C1C}">
                           <a14:useLocalDpi xmlns:a14="http://schemas.microsoft.com/office/drawing/2010/main" val="0"/>
@@ -7470,10 +8039,9 @@
         <w:spacing w:line="360" w:lineRule="auto"/>
         <w:jc w:val="both"/>
         <w:rPr>
-          <w:rFonts w:ascii="黑体" w:eastAsia="黑体" w:hint="eastAsia"/>
+          <w:rFonts w:ascii="黑体" w:eastAsia="黑体"/>
           <w:kern w:val="2"/>
           <w:sz w:val="30"/>
-          <w:lang w:val="en-US"/>
         </w:rPr>
       </w:pPr>
     </w:p>
@@ -7508,7 +8076,7 @@
         <w:spacing w:line="360" w:lineRule="auto"/>
         <w:jc w:val="both"/>
         <w:rPr>
-          <w:rFonts w:ascii="Courier New" w:hAnsi="Courier New" w:cs="Courier New" w:hint="eastAsia"/>
+          <w:rFonts w:ascii="Courier New" w:hAnsi="Courier New" w:cs="Courier New"/>
           <w:b/>
           <w:i/>
           <w:iCs/>
@@ -7556,6 +8124,7 @@
         <w:t>="</w:t>
       </w:r>
       <w:proofErr w:type="spellStart"/>
+      <w:proofErr w:type="gramStart"/>
       <w:r>
         <w:rPr>
           <w:rFonts w:ascii="Courier New" w:hAnsi="Courier New" w:cs="Courier New"/>
@@ -7566,9 +8135,9 @@
           <w:sz w:val="24"/>
           <w:szCs w:val="24"/>
         </w:rPr>
-        <w:t>android.permission.INTERNET</w:t>
-      </w:r>
-      <w:proofErr w:type="spellEnd"/>
+        <w:t>android.permission</w:t>
+      </w:r>
+      <w:proofErr w:type="gramEnd"/>
       <w:r>
         <w:rPr>
           <w:rFonts w:ascii="Courier New" w:hAnsi="Courier New" w:cs="Courier New"/>
@@ -7579,6 +8148,19 @@
           <w:sz w:val="24"/>
           <w:szCs w:val="24"/>
         </w:rPr>
+        <w:t>.INTERNET</w:t>
+      </w:r>
+      <w:proofErr w:type="spellEnd"/>
+      <w:r>
+        <w:rPr>
+          <w:rFonts w:ascii="Courier New" w:hAnsi="Courier New" w:cs="Courier New"/>
+          <w:b/>
+          <w:i/>
+          <w:iCs/>
+          <w:color w:val="FF0000"/>
+          <w:sz w:val="24"/>
+          <w:szCs w:val="24"/>
+        </w:rPr>
         <w:t>"/&gt;</w:t>
       </w:r>
     </w:p>
@@ -7588,10 +8170,9 @@
         <w:spacing w:line="360" w:lineRule="auto"/>
         <w:jc w:val="center"/>
         <w:rPr>
-          <w:rFonts w:ascii="黑体" w:eastAsia="黑体" w:hint="eastAsia"/>
+          <w:rFonts w:ascii="黑体" w:eastAsia="黑体"/>
           <w:kern w:val="2"/>
           <w:sz w:val="30"/>
-          <w:lang w:val="en-US"/>
         </w:rPr>
       </w:pPr>
       <w:r>
@@ -7618,7 +8199,7 @@
                     </pic:cNvPicPr>
                   </pic:nvPicPr>
                   <pic:blipFill>
-                    <a:blip r:embed="rId18">
+                    <a:blip r:embed="rId20">
                       <a:extLst>
                         <a:ext uri="{28A0092B-C50C-407E-A947-70E740481C1C}">
                           <a14:useLocalDpi xmlns:a14="http://schemas.microsoft.com/office/drawing/2010/main" val="0"/>
@@ -7656,18 +8237,16 @@
         <w:spacing w:line="360" w:lineRule="auto"/>
         <w:jc w:val="both"/>
         <w:rPr>
+          <w:rFonts w:ascii="黑体" w:eastAsia="黑体"/>
+          <w:kern w:val="2"/>
+          <w:sz w:val="30"/>
+        </w:rPr>
+      </w:pPr>
+      <w:r>
+        <w:rPr>
           <w:rFonts w:ascii="黑体" w:eastAsia="黑体" w:hint="eastAsia"/>
           <w:kern w:val="2"/>
           <w:sz w:val="30"/>
-          <w:lang w:val="en-US"/>
-        </w:rPr>
-      </w:pPr>
-      <w:r>
-        <w:rPr>
-          <w:rFonts w:ascii="黑体" w:eastAsia="黑体" w:hint="eastAsia"/>
-          <w:kern w:val="2"/>
-          <w:sz w:val="30"/>
-          <w:lang w:val="en-US"/>
         </w:rPr>
         <w:t>程序3</w:t>
       </w:r>
@@ -7678,18 +8257,16 @@
         <w:spacing w:line="360" w:lineRule="auto"/>
         <w:jc w:val="both"/>
         <w:rPr>
+          <w:rFonts w:ascii="黑体" w:eastAsia="黑体"/>
+          <w:kern w:val="2"/>
+          <w:sz w:val="30"/>
+        </w:rPr>
+      </w:pPr>
+      <w:r>
+        <w:rPr>
           <w:rFonts w:ascii="黑体" w:eastAsia="黑体" w:hint="eastAsia"/>
           <w:kern w:val="2"/>
           <w:sz w:val="30"/>
-          <w:lang w:val="en-US"/>
-        </w:rPr>
-      </w:pPr>
-      <w:r>
-        <w:rPr>
-          <w:rFonts w:ascii="黑体" w:eastAsia="黑体" w:hint="eastAsia"/>
-          <w:kern w:val="2"/>
-          <w:sz w:val="30"/>
-          <w:lang w:val="en-US"/>
         </w:rPr>
         <w:lastRenderedPageBreak/>
         <w:t>要求：</w:t>
@@ -7751,18 +8328,16 @@
         <w:spacing w:line="360" w:lineRule="auto"/>
         <w:jc w:val="both"/>
         <w:rPr>
+          <w:rFonts w:ascii="黑体" w:eastAsia="黑体"/>
+          <w:kern w:val="2"/>
+          <w:sz w:val="30"/>
+        </w:rPr>
+      </w:pPr>
+      <w:r>
+        <w:rPr>
           <w:rFonts w:ascii="黑体" w:eastAsia="黑体" w:hint="eastAsia"/>
           <w:kern w:val="2"/>
           <w:sz w:val="30"/>
-          <w:lang w:val="en-US"/>
-        </w:rPr>
-      </w:pPr>
-      <w:r>
-        <w:rPr>
-          <w:rFonts w:ascii="黑体" w:eastAsia="黑体" w:hint="eastAsia"/>
-          <w:kern w:val="2"/>
-          <w:sz w:val="30"/>
-          <w:lang w:val="en-US"/>
         </w:rPr>
         <w:t>指导：</w:t>
       </w:r>
@@ -7773,18 +8348,16 @@
         <w:spacing w:line="360" w:lineRule="auto"/>
         <w:jc w:val="both"/>
         <w:rPr>
+          <w:rFonts w:ascii="黑体" w:eastAsia="黑体"/>
+          <w:kern w:val="2"/>
+          <w:sz w:val="30"/>
+        </w:rPr>
+      </w:pPr>
+      <w:r>
+        <w:rPr>
           <w:rFonts w:ascii="黑体" w:eastAsia="黑体" w:hint="eastAsia"/>
           <w:kern w:val="2"/>
           <w:sz w:val="30"/>
-          <w:lang w:val="en-US"/>
-        </w:rPr>
-      </w:pPr>
-      <w:r>
-        <w:rPr>
-          <w:rFonts w:ascii="黑体" w:eastAsia="黑体" w:hint="eastAsia"/>
-          <w:kern w:val="2"/>
-          <w:sz w:val="30"/>
-          <w:lang w:val="en-US"/>
         </w:rPr>
         <w:t>具体步骤如下：</w:t>
       </w:r>
@@ -7945,6 +8518,7 @@
         <w:t xml:space="preserve">   </w:t>
       </w:r>
       <w:proofErr w:type="spellStart"/>
+      <w:proofErr w:type="gramStart"/>
       <w:r>
         <w:rPr>
           <w:rFonts w:ascii="Courier New" w:hAnsi="Courier New" w:cs="Courier New"/>
@@ -7953,6 +8527,7 @@
         <w:t>xmlns:android</w:t>
       </w:r>
       <w:proofErr w:type="spellEnd"/>
+      <w:proofErr w:type="gramEnd"/>
       <w:r>
         <w:rPr>
           <w:rFonts w:ascii="Courier New" w:hAnsi="Courier New" w:cs="Courier New"/>
@@ -8006,6 +8581,7 @@
         <w:t xml:space="preserve">   </w:t>
       </w:r>
       <w:proofErr w:type="spellStart"/>
+      <w:proofErr w:type="gramStart"/>
       <w:r>
         <w:rPr>
           <w:rFonts w:ascii="Courier New" w:hAnsi="Courier New" w:cs="Courier New"/>
@@ -8014,6 +8590,7 @@
         <w:t>android:orientation</w:t>
       </w:r>
       <w:proofErr w:type="spellEnd"/>
+      <w:proofErr w:type="gramEnd"/>
       <w:r>
         <w:rPr>
           <w:rFonts w:ascii="Courier New" w:hAnsi="Courier New" w:cs="Courier New"/>
@@ -8047,12 +8624,21 @@
         <w:t xml:space="preserve">   </w:t>
       </w:r>
       <w:proofErr w:type="spellStart"/>
+      <w:proofErr w:type="gramStart"/>
       <w:r>
         <w:rPr>
           <w:rFonts w:ascii="Courier New" w:hAnsi="Courier New" w:cs="Courier New"/>
           <w:color w:val="7F007F"/>
         </w:rPr>
-        <w:t>android:layout_width</w:t>
+        <w:t>android:layout</w:t>
+      </w:r>
+      <w:proofErr w:type="gramEnd"/>
+      <w:r>
+        <w:rPr>
+          <w:rFonts w:ascii="Courier New" w:hAnsi="Courier New" w:cs="Courier New"/>
+          <w:color w:val="7F007F"/>
+        </w:rPr>
+        <w:t>_width</w:t>
       </w:r>
       <w:proofErr w:type="spellEnd"/>
       <w:r>
@@ -8108,12 +8694,21 @@
         <w:t xml:space="preserve">   </w:t>
       </w:r>
       <w:proofErr w:type="spellStart"/>
+      <w:proofErr w:type="gramStart"/>
       <w:r>
         <w:rPr>
           <w:rFonts w:ascii="Courier New" w:hAnsi="Courier New" w:cs="Courier New"/>
           <w:color w:val="7F007F"/>
         </w:rPr>
-        <w:t>android:layout_height</w:t>
+        <w:t>android:layout</w:t>
+      </w:r>
+      <w:proofErr w:type="gramEnd"/>
+      <w:r>
+        <w:rPr>
+          <w:rFonts w:ascii="Courier New" w:hAnsi="Courier New" w:cs="Courier New"/>
+          <w:color w:val="7F007F"/>
+        </w:rPr>
+        <w:t>_height</w:t>
       </w:r>
       <w:proofErr w:type="spellEnd"/>
       <w:r>
@@ -8209,6 +8804,7 @@
         <w:t xml:space="preserve">      </w:t>
       </w:r>
       <w:proofErr w:type="spellStart"/>
+      <w:proofErr w:type="gramStart"/>
       <w:r>
         <w:rPr>
           <w:rFonts w:ascii="Courier New" w:hAnsi="Courier New" w:cs="Courier New"/>
@@ -8217,6 +8813,7 @@
         <w:t>android:orientation</w:t>
       </w:r>
       <w:proofErr w:type="spellEnd"/>
+      <w:proofErr w:type="gramEnd"/>
       <w:r>
         <w:rPr>
           <w:rFonts w:ascii="Courier New" w:hAnsi="Courier New" w:cs="Courier New"/>
@@ -8250,12 +8847,21 @@
         <w:t xml:space="preserve">      </w:t>
       </w:r>
       <w:proofErr w:type="spellStart"/>
+      <w:proofErr w:type="gramStart"/>
       <w:r>
         <w:rPr>
           <w:rFonts w:ascii="Courier New" w:hAnsi="Courier New" w:cs="Courier New"/>
           <w:color w:val="7F007F"/>
         </w:rPr>
-        <w:t>android:layout_width</w:t>
+        <w:t>android:layout</w:t>
+      </w:r>
+      <w:proofErr w:type="gramEnd"/>
+      <w:r>
+        <w:rPr>
+          <w:rFonts w:ascii="Courier New" w:hAnsi="Courier New" w:cs="Courier New"/>
+          <w:color w:val="7F007F"/>
+        </w:rPr>
+        <w:t>_width</w:t>
       </w:r>
       <w:proofErr w:type="spellEnd"/>
       <w:r>
@@ -8311,12 +8917,21 @@
         <w:t xml:space="preserve">      </w:t>
       </w:r>
       <w:proofErr w:type="spellStart"/>
+      <w:proofErr w:type="gramStart"/>
       <w:r>
         <w:rPr>
           <w:rFonts w:ascii="Courier New" w:hAnsi="Courier New" w:cs="Courier New"/>
           <w:color w:val="7F007F"/>
         </w:rPr>
-        <w:t>android:layout_height</w:t>
+        <w:t>android:layout</w:t>
+      </w:r>
+      <w:proofErr w:type="gramEnd"/>
+      <w:r>
+        <w:rPr>
+          <w:rFonts w:ascii="Courier New" w:hAnsi="Courier New" w:cs="Courier New"/>
+          <w:color w:val="7F007F"/>
+        </w:rPr>
+        <w:t>_height</w:t>
       </w:r>
       <w:proofErr w:type="spellEnd"/>
       <w:r>
@@ -8473,13 +9088,23 @@
         <w:t xml:space="preserve">         </w:t>
       </w:r>
       <w:proofErr w:type="spellStart"/>
+      <w:proofErr w:type="gramStart"/>
       <w:r>
         <w:rPr>
           <w:rFonts w:ascii="Courier New" w:hAnsi="Courier New" w:cs="Courier New"/>
           <w:color w:val="7F007F"/>
           <w:u w:val="single"/>
         </w:rPr>
-        <w:t>android:layout_width</w:t>
+        <w:t>android:layout</w:t>
+      </w:r>
+      <w:proofErr w:type="gramEnd"/>
+      <w:r>
+        <w:rPr>
+          <w:rFonts w:ascii="Courier New" w:hAnsi="Courier New" w:cs="Courier New"/>
+          <w:color w:val="7F007F"/>
+          <w:u w:val="single"/>
+        </w:rPr>
+        <w:t>_width</w:t>
       </w:r>
       <w:proofErr w:type="spellEnd"/>
       <w:r>
@@ -8539,12 +9164,21 @@
         <w:t xml:space="preserve">         </w:t>
       </w:r>
       <w:proofErr w:type="spellStart"/>
+      <w:proofErr w:type="gramStart"/>
       <w:r>
         <w:rPr>
           <w:rFonts w:ascii="Courier New" w:hAnsi="Courier New" w:cs="Courier New"/>
           <w:color w:val="7F007F"/>
         </w:rPr>
-        <w:t>android:layout_height</w:t>
+        <w:t>android:layout</w:t>
+      </w:r>
+      <w:proofErr w:type="gramEnd"/>
+      <w:r>
+        <w:rPr>
+          <w:rFonts w:ascii="Courier New" w:hAnsi="Courier New" w:cs="Courier New"/>
+          <w:color w:val="7F007F"/>
+        </w:rPr>
+        <w:t>_height</w:t>
       </w:r>
       <w:proofErr w:type="spellEnd"/>
       <w:r>
@@ -8600,12 +9234,21 @@
         <w:t xml:space="preserve">         </w:t>
       </w:r>
       <w:proofErr w:type="spellStart"/>
+      <w:proofErr w:type="gramStart"/>
       <w:r>
         <w:rPr>
           <w:rFonts w:ascii="Courier New" w:hAnsi="Courier New" w:cs="Courier New"/>
           <w:color w:val="7F007F"/>
         </w:rPr>
-        <w:t>android:layout_weight</w:t>
+        <w:t>android:layout</w:t>
+      </w:r>
+      <w:proofErr w:type="gramEnd"/>
+      <w:r>
+        <w:rPr>
+          <w:rFonts w:ascii="Courier New" w:hAnsi="Courier New" w:cs="Courier New"/>
+          <w:color w:val="7F007F"/>
+        </w:rPr>
+        <w:t>_weight</w:t>
       </w:r>
       <w:proofErr w:type="spellEnd"/>
       <w:r>
@@ -8641,6 +9284,7 @@
         <w:t xml:space="preserve">         </w:t>
       </w:r>
       <w:proofErr w:type="spellStart"/>
+      <w:proofErr w:type="gramStart"/>
       <w:r>
         <w:rPr>
           <w:rFonts w:ascii="Courier New" w:hAnsi="Courier New" w:cs="Courier New"/>
@@ -8649,6 +9293,7 @@
         <w:t>android:lines</w:t>
       </w:r>
       <w:proofErr w:type="spellEnd"/>
+      <w:proofErr w:type="gramEnd"/>
       <w:r>
         <w:rPr>
           <w:rFonts w:ascii="Courier New" w:hAnsi="Courier New" w:cs="Courier New"/>
@@ -8682,6 +9327,7 @@
         <w:t xml:space="preserve">         </w:t>
       </w:r>
       <w:proofErr w:type="spellStart"/>
+      <w:proofErr w:type="gramStart"/>
       <w:r>
         <w:rPr>
           <w:rFonts w:ascii="Courier New" w:hAnsi="Courier New" w:cs="Courier New"/>
@@ -8690,6 +9336,7 @@
         <w:t>android:inputType</w:t>
       </w:r>
       <w:proofErr w:type="spellEnd"/>
+      <w:proofErr w:type="gramEnd"/>
       <w:r>
         <w:rPr>
           <w:rFonts w:ascii="Courier New" w:hAnsi="Courier New" w:cs="Courier New"/>
@@ -8743,6 +9390,7 @@
         <w:t xml:space="preserve">         </w:t>
       </w:r>
       <w:proofErr w:type="spellStart"/>
+      <w:proofErr w:type="gramStart"/>
       <w:r>
         <w:rPr>
           <w:rFonts w:ascii="Courier New" w:hAnsi="Courier New" w:cs="Courier New"/>
@@ -8751,6 +9399,7 @@
         <w:t>android:imeOptions</w:t>
       </w:r>
       <w:proofErr w:type="spellEnd"/>
+      <w:proofErr w:type="gramEnd"/>
       <w:r>
         <w:rPr>
           <w:rFonts w:ascii="Courier New" w:hAnsi="Courier New" w:cs="Courier New"/>
@@ -8909,12 +9558,21 @@
         <w:t xml:space="preserve">         </w:t>
       </w:r>
       <w:proofErr w:type="spellStart"/>
+      <w:proofErr w:type="gramStart"/>
       <w:r>
         <w:rPr>
           <w:rFonts w:ascii="Courier New" w:hAnsi="Courier New" w:cs="Courier New"/>
           <w:color w:val="7F007F"/>
         </w:rPr>
-        <w:t>android:layout_width</w:t>
+        <w:t>android:layout</w:t>
+      </w:r>
+      <w:proofErr w:type="gramEnd"/>
+      <w:r>
+        <w:rPr>
+          <w:rFonts w:ascii="Courier New" w:hAnsi="Courier New" w:cs="Courier New"/>
+          <w:color w:val="7F007F"/>
+        </w:rPr>
+        <w:t>_width</w:t>
       </w:r>
       <w:proofErr w:type="spellEnd"/>
       <w:r>
@@ -8970,12 +9628,21 @@
         <w:t xml:space="preserve">         </w:t>
       </w:r>
       <w:proofErr w:type="spellStart"/>
+      <w:proofErr w:type="gramStart"/>
       <w:r>
         <w:rPr>
           <w:rFonts w:ascii="Courier New" w:hAnsi="Courier New" w:cs="Courier New"/>
           <w:color w:val="7F007F"/>
         </w:rPr>
-        <w:t>android:layout_height</w:t>
+        <w:t>android:layout</w:t>
+      </w:r>
+      <w:proofErr w:type="gramEnd"/>
+      <w:r>
+        <w:rPr>
+          <w:rFonts w:ascii="Courier New" w:hAnsi="Courier New" w:cs="Courier New"/>
+          <w:color w:val="7F007F"/>
+        </w:rPr>
+        <w:t>_height</w:t>
       </w:r>
       <w:proofErr w:type="spellEnd"/>
       <w:r>
@@ -9220,12 +9887,21 @@
         <w:t xml:space="preserve">      </w:t>
       </w:r>
       <w:proofErr w:type="spellStart"/>
+      <w:proofErr w:type="gramStart"/>
       <w:r>
         <w:rPr>
           <w:rFonts w:ascii="Courier New" w:hAnsi="Courier New" w:cs="Courier New"/>
           <w:color w:val="7F007F"/>
         </w:rPr>
-        <w:t>android:layout_width</w:t>
+        <w:t>android:layout</w:t>
+      </w:r>
+      <w:proofErr w:type="gramEnd"/>
+      <w:r>
+        <w:rPr>
+          <w:rFonts w:ascii="Courier New" w:hAnsi="Courier New" w:cs="Courier New"/>
+          <w:color w:val="7F007F"/>
+        </w:rPr>
+        <w:t>_width</w:t>
       </w:r>
       <w:proofErr w:type="spellEnd"/>
       <w:r>
@@ -9281,13 +9957,23 @@
         <w:t xml:space="preserve">      </w:t>
       </w:r>
       <w:proofErr w:type="spellStart"/>
+      <w:proofErr w:type="gramStart"/>
       <w:r>
         <w:rPr>
           <w:rFonts w:ascii="Courier New" w:hAnsi="Courier New" w:cs="Courier New"/>
           <w:color w:val="7F007F"/>
           <w:u w:val="single"/>
         </w:rPr>
-        <w:t>android:layout_height</w:t>
+        <w:t>android:layout</w:t>
+      </w:r>
+      <w:proofErr w:type="gramEnd"/>
+      <w:r>
+        <w:rPr>
+          <w:rFonts w:ascii="Courier New" w:hAnsi="Courier New" w:cs="Courier New"/>
+          <w:color w:val="7F007F"/>
+          <w:u w:val="single"/>
+        </w:rPr>
+        <w:t>_height</w:t>
       </w:r>
       <w:proofErr w:type="spellEnd"/>
       <w:r>
@@ -9347,12 +10033,21 @@
         <w:t xml:space="preserve">      </w:t>
       </w:r>
       <w:proofErr w:type="spellStart"/>
+      <w:proofErr w:type="gramStart"/>
       <w:r>
         <w:rPr>
           <w:rFonts w:ascii="Courier New" w:hAnsi="Courier New" w:cs="Courier New"/>
           <w:color w:val="7F007F"/>
         </w:rPr>
-        <w:t>android:layout_weight</w:t>
+        <w:t>android:layout</w:t>
+      </w:r>
+      <w:proofErr w:type="gramEnd"/>
+      <w:r>
+        <w:rPr>
+          <w:rFonts w:ascii="Courier New" w:hAnsi="Courier New" w:cs="Courier New"/>
+          <w:color w:val="7F007F"/>
+        </w:rPr>
+        <w:t>_weight</w:t>
       </w:r>
       <w:proofErr w:type="spellEnd"/>
       <w:r>
@@ -9391,7 +10086,7 @@
         <w:spacing w:line="360" w:lineRule="auto"/>
         <w:jc w:val="both"/>
         <w:rPr>
-          <w:rFonts w:ascii="Courier New" w:hAnsi="Courier New" w:cs="Courier New" w:hint="eastAsia"/>
+          <w:rFonts w:ascii="Courier New" w:hAnsi="Courier New" w:cs="Courier New"/>
           <w:color w:val="008080"/>
         </w:rPr>
       </w:pPr>
@@ -9425,10 +10120,9 @@
         <w:spacing w:line="360" w:lineRule="auto"/>
         <w:jc w:val="both"/>
         <w:rPr>
-          <w:rFonts w:ascii="黑体" w:eastAsia="黑体" w:hint="eastAsia"/>
+          <w:rFonts w:ascii="黑体" w:eastAsia="黑体"/>
           <w:kern w:val="2"/>
           <w:sz w:val="30"/>
-          <w:lang w:val="en-US"/>
         </w:rPr>
       </w:pPr>
     </w:p>
@@ -9464,7 +10158,7 @@
         <w:spacing w:line="360" w:lineRule="auto"/>
         <w:jc w:val="both"/>
         <w:rPr>
-          <w:rFonts w:ascii="黑体" w:eastAsia="黑体" w:hAnsi="Courier New" w:hint="eastAsia"/>
+          <w:rFonts w:ascii="黑体" w:eastAsia="黑体" w:hAnsi="Courier New"/>
           <w:kern w:val="2"/>
           <w:sz w:val="30"/>
         </w:rPr>
@@ -9494,7 +10188,7 @@
                     </pic:cNvPicPr>
                   </pic:nvPicPr>
                   <pic:blipFill>
-                    <a:blip r:embed="rId19">
+                    <a:blip r:embed="rId21">
                       <a:extLst>
                         <a:ext uri="{28A0092B-C50C-407E-A947-70E740481C1C}">
                           <a14:useLocalDpi xmlns:a14="http://schemas.microsoft.com/office/drawing/2010/main" val="0"/>
@@ -9532,7 +10226,7 @@
         <w:spacing w:line="360" w:lineRule="auto"/>
         <w:jc w:val="both"/>
         <w:rPr>
-          <w:rFonts w:ascii="黑体" w:eastAsia="黑体" w:hint="eastAsia"/>
+          <w:rFonts w:ascii="黑体" w:eastAsia="黑体"/>
           <w:kern w:val="2"/>
           <w:sz w:val="30"/>
         </w:rPr>
@@ -9562,7 +10256,7 @@
                     </pic:cNvPicPr>
                   </pic:nvPicPr>
                   <pic:blipFill>
-                    <a:blip r:embed="rId20">
+                    <a:blip r:embed="rId22">
                       <a:extLst>
                         <a:ext uri="{28A0092B-C50C-407E-A947-70E740481C1C}">
                           <a14:useLocalDpi xmlns:a14="http://schemas.microsoft.com/office/drawing/2010/main" val="0"/>
@@ -9600,7 +10294,7 @@
         <w:autoSpaceDN w:val="0"/>
         <w:adjustRightInd w:val="0"/>
         <w:rPr>
-          <w:rFonts w:ascii="Courier New" w:hAnsi="Courier New" w:cs="Courier New" w:hint="eastAsia"/>
+          <w:rFonts w:ascii="Courier New" w:hAnsi="Courier New" w:cs="Courier New"/>
           <w:color w:val="008080"/>
         </w:rPr>
       </w:pPr>
@@ -9697,7 +10391,7 @@
         <w:spacing w:line="360" w:lineRule="auto"/>
         <w:jc w:val="both"/>
         <w:rPr>
-          <w:rFonts w:ascii="Courier New" w:hAnsi="Courier New" w:cs="Courier New" w:hint="eastAsia"/>
+          <w:rFonts w:ascii="Courier New" w:hAnsi="Courier New" w:cs="Courier New"/>
           <w:b/>
           <w:i/>
           <w:iCs/>
@@ -9745,6 +10439,7 @@
         <w:t>="</w:t>
       </w:r>
       <w:proofErr w:type="spellStart"/>
+      <w:proofErr w:type="gramStart"/>
       <w:r>
         <w:rPr>
           <w:rFonts w:ascii="Courier New" w:hAnsi="Courier New" w:cs="Courier New"/>
@@ -9755,9 +10450,9 @@
           <w:sz w:val="24"/>
           <w:szCs w:val="24"/>
         </w:rPr>
-        <w:t>android.permission.INTERNET</w:t>
-      </w:r>
-      <w:proofErr w:type="spellEnd"/>
+        <w:t>android.permission</w:t>
+      </w:r>
+      <w:proofErr w:type="gramEnd"/>
       <w:r>
         <w:rPr>
           <w:rFonts w:ascii="Courier New" w:hAnsi="Courier New" w:cs="Courier New"/>
@@ -9768,6 +10463,19 @@
           <w:sz w:val="24"/>
           <w:szCs w:val="24"/>
         </w:rPr>
+        <w:t>.INTERNET</w:t>
+      </w:r>
+      <w:proofErr w:type="spellEnd"/>
+      <w:r>
+        <w:rPr>
+          <w:rFonts w:ascii="Courier New" w:hAnsi="Courier New" w:cs="Courier New"/>
+          <w:b/>
+          <w:i/>
+          <w:iCs/>
+          <w:color w:val="FF0000"/>
+          <w:sz w:val="24"/>
+          <w:szCs w:val="24"/>
+        </w:rPr>
         <w:t>"/&gt;</w:t>
       </w:r>
     </w:p>
@@ -9777,7 +10485,7 @@
         <w:spacing w:line="360" w:lineRule="auto"/>
         <w:jc w:val="right"/>
         <w:rPr>
-          <w:rFonts w:ascii="Courier New" w:hAnsi="Courier New" w:cs="Courier New" w:hint="eastAsia"/>
+          <w:rFonts w:ascii="Courier New" w:hAnsi="Courier New" w:cs="Courier New"/>
           <w:b/>
           <w:i/>
           <w:iCs/>
@@ -9810,7 +10518,7 @@
                     </pic:cNvPicPr>
                   </pic:nvPicPr>
                   <pic:blipFill>
-                    <a:blip r:embed="rId21">
+                    <a:blip r:embed="rId23">
                       <a:extLst>
                         <a:ext uri="{28A0092B-C50C-407E-A947-70E740481C1C}">
                           <a14:useLocalDpi xmlns:a14="http://schemas.microsoft.com/office/drawing/2010/main" val="0"/>
@@ -9851,7 +10559,6 @@
           <w:rFonts w:ascii="黑体" w:eastAsia="黑体"/>
           <w:kern w:val="2"/>
           <w:sz w:val="30"/>
-          <w:lang w:val="en-US"/>
         </w:rPr>
       </w:pPr>
     </w:p>
@@ -9861,18 +10568,16 @@
         <w:spacing w:line="360" w:lineRule="auto"/>
         <w:jc w:val="both"/>
         <w:rPr>
+          <w:rFonts w:ascii="黑体" w:eastAsia="黑体"/>
+          <w:kern w:val="2"/>
+          <w:sz w:val="30"/>
+        </w:rPr>
+      </w:pPr>
+      <w:r>
+        <w:rPr>
           <w:rFonts w:ascii="黑体" w:eastAsia="黑体" w:hint="eastAsia"/>
           <w:kern w:val="2"/>
           <w:sz w:val="30"/>
-          <w:lang w:val="en-US"/>
-        </w:rPr>
-      </w:pPr>
-      <w:r>
-        <w:rPr>
-          <w:rFonts w:ascii="黑体" w:eastAsia="黑体" w:hint="eastAsia"/>
-          <w:kern w:val="2"/>
-          <w:sz w:val="30"/>
-          <w:lang w:val="en-US"/>
         </w:rPr>
         <w:lastRenderedPageBreak/>
         <w:t>程序4</w:t>
@@ -9884,18 +10589,16 @@
         <w:spacing w:line="360" w:lineRule="auto"/>
         <w:jc w:val="both"/>
         <w:rPr>
+          <w:rFonts w:ascii="黑体" w:eastAsia="黑体"/>
+          <w:kern w:val="2"/>
+          <w:sz w:val="30"/>
+        </w:rPr>
+      </w:pPr>
+      <w:r>
+        <w:rPr>
           <w:rFonts w:ascii="黑体" w:eastAsia="黑体" w:hint="eastAsia"/>
           <w:kern w:val="2"/>
           <w:sz w:val="30"/>
-          <w:lang w:val="en-US"/>
-        </w:rPr>
-      </w:pPr>
-      <w:r>
-        <w:rPr>
-          <w:rFonts w:ascii="黑体" w:eastAsia="黑体" w:hint="eastAsia"/>
-          <w:kern w:val="2"/>
-          <w:sz w:val="30"/>
-          <w:lang w:val="en-US"/>
         </w:rPr>
         <w:t>要求：</w:t>
       </w:r>
@@ -9910,9 +10613,39 @@
           <w:color w:val="000000"/>
           <w:sz w:val="24"/>
           <w:szCs w:val="24"/>
+        </w:rPr>
+      </w:pPr>
+      <w:r>
+        <w:rPr>
+          <w:rFonts w:ascii="宋体" w:hAnsi="宋体" w:hint="eastAsia"/>
+          <w:b/>
+          <w:color w:val="000000"/>
+          <w:sz w:val="24"/>
+          <w:szCs w:val="24"/>
+        </w:rPr>
+        <w:t>1.</w:t>
+      </w:r>
+      <w:r>
+        <w:rPr>
+          <w:rFonts w:ascii="宋体" w:hAnsi="宋体" w:hint="eastAsia"/>
+          <w:b/>
+          <w:color w:val="000000"/>
+          <w:sz w:val="24"/>
+          <w:szCs w:val="24"/>
           <w:lang w:val="zh-CN"/>
         </w:rPr>
-      </w:pPr>
+        <w:t>新建一个</w:t>
+      </w:r>
+      <w:r>
+        <w:rPr>
+          <w:rFonts w:ascii="宋体" w:hAnsi="宋体" w:hint="eastAsia"/>
+          <w:b/>
+          <w:color w:val="000000"/>
+          <w:sz w:val="24"/>
+          <w:szCs w:val="24"/>
+        </w:rPr>
+        <w:t>Android</w:t>
+      </w:r>
       <w:r>
         <w:rPr>
           <w:rFonts w:ascii="宋体" w:hAnsi="宋体" w:hint="eastAsia"/>
@@ -9922,8 +10655,30 @@
           <w:szCs w:val="24"/>
           <w:lang w:val="zh-CN"/>
         </w:rPr>
-        <w:t>1.新建一个Android应用程序，利用</w:t>
-      </w:r>
+        <w:t>应用程序</w:t>
+      </w:r>
+      <w:r>
+        <w:rPr>
+          <w:rFonts w:ascii="宋体" w:hAnsi="宋体" w:hint="eastAsia"/>
+          <w:b/>
+          <w:color w:val="000000"/>
+          <w:sz w:val="24"/>
+          <w:szCs w:val="24"/>
+        </w:rPr>
+        <w:t>，</w:t>
+      </w:r>
+      <w:r>
+        <w:rPr>
+          <w:rFonts w:ascii="宋体" w:hAnsi="宋体" w:hint="eastAsia"/>
+          <w:b/>
+          <w:color w:val="000000"/>
+          <w:sz w:val="24"/>
+          <w:szCs w:val="24"/>
+          <w:lang w:val="zh-CN"/>
+        </w:rPr>
+        <w:t>利用</w:t>
+      </w:r>
+      <w:proofErr w:type="spellStart"/>
       <w:r>
         <w:rPr>
           <w:rFonts w:ascii="宋体" w:hAnsi="宋体"/>
@@ -9931,10 +10686,10 @@
           <w:color w:val="000000"/>
           <w:sz w:val="24"/>
           <w:szCs w:val="24"/>
-          <w:lang w:val="zh-CN"/>
         </w:rPr>
         <w:t>LocationManager</w:t>
       </w:r>
+      <w:proofErr w:type="spellEnd"/>
       <w:r>
         <w:rPr>
           <w:rFonts w:ascii="宋体" w:hAnsi="宋体" w:hint="eastAsia"/>
@@ -9957,19 +10712,28 @@
           <w:color w:val="000000"/>
           <w:sz w:val="24"/>
           <w:szCs w:val="24"/>
+        </w:rPr>
+      </w:pPr>
+      <w:r>
+        <w:rPr>
+          <w:rFonts w:ascii="宋体" w:hAnsi="宋体" w:hint="eastAsia"/>
+          <w:b/>
+          <w:color w:val="000000"/>
+          <w:sz w:val="24"/>
+          <w:szCs w:val="24"/>
+        </w:rPr>
+        <w:t>2.</w:t>
+      </w:r>
+      <w:r>
+        <w:rPr>
+          <w:rFonts w:ascii="宋体" w:hAnsi="宋体" w:hint="eastAsia"/>
+          <w:b/>
+          <w:color w:val="000000"/>
+          <w:sz w:val="24"/>
+          <w:szCs w:val="24"/>
           <w:lang w:val="zh-CN"/>
         </w:rPr>
-      </w:pPr>
-      <w:r>
-        <w:rPr>
-          <w:rFonts w:ascii="宋体" w:hAnsi="宋体" w:hint="eastAsia"/>
-          <w:b/>
-          <w:color w:val="000000"/>
-          <w:sz w:val="24"/>
-          <w:szCs w:val="24"/>
-          <w:lang w:val="zh-CN"/>
-        </w:rPr>
-        <w:t>2.在空白处画出运行效果图。</w:t>
+        <w:t>在空白处画出运行效果图。</w:t>
       </w:r>
     </w:p>
     <w:p>
@@ -9978,18 +10742,16 @@
         <w:spacing w:line="360" w:lineRule="auto"/>
         <w:jc w:val="both"/>
         <w:rPr>
+          <w:rFonts w:ascii="黑体" w:eastAsia="黑体"/>
+          <w:kern w:val="2"/>
+          <w:sz w:val="30"/>
+        </w:rPr>
+      </w:pPr>
+      <w:r>
+        <w:rPr>
           <w:rFonts w:ascii="黑体" w:eastAsia="黑体" w:hint="eastAsia"/>
           <w:kern w:val="2"/>
           <w:sz w:val="30"/>
-          <w:lang w:val="en-US"/>
-        </w:rPr>
-      </w:pPr>
-      <w:r>
-        <w:rPr>
-          <w:rFonts w:ascii="黑体" w:eastAsia="黑体" w:hint="eastAsia"/>
-          <w:kern w:val="2"/>
-          <w:sz w:val="30"/>
-          <w:lang w:val="en-US"/>
         </w:rPr>
         <w:t>指导：</w:t>
       </w:r>
@@ -10000,18 +10762,16 @@
         <w:spacing w:line="360" w:lineRule="auto"/>
         <w:jc w:val="both"/>
         <w:rPr>
+          <w:rFonts w:ascii="黑体" w:eastAsia="黑体"/>
+          <w:kern w:val="2"/>
+          <w:sz w:val="30"/>
+        </w:rPr>
+      </w:pPr>
+      <w:r>
+        <w:rPr>
           <w:rFonts w:ascii="黑体" w:eastAsia="黑体" w:hint="eastAsia"/>
           <w:kern w:val="2"/>
           <w:sz w:val="30"/>
-          <w:lang w:val="en-US"/>
-        </w:rPr>
-      </w:pPr>
-      <w:r>
-        <w:rPr>
-          <w:rFonts w:ascii="黑体" w:eastAsia="黑体" w:hint="eastAsia"/>
-          <w:kern w:val="2"/>
-          <w:sz w:val="30"/>
-          <w:lang w:val="en-US"/>
         </w:rPr>
         <w:t>具体步骤如下：</w:t>
       </w:r>
@@ -10162,6 +10922,7 @@
         <w:t xml:space="preserve"> </w:t>
       </w:r>
       <w:proofErr w:type="spellStart"/>
+      <w:proofErr w:type="gramStart"/>
       <w:r>
         <w:rPr>
           <w:rFonts w:ascii="Courier New" w:hAnsi="Courier New" w:cs="Courier New"/>
@@ -10170,6 +10931,7 @@
         <w:t>xmlns:android</w:t>
       </w:r>
       <w:proofErr w:type="spellEnd"/>
+      <w:proofErr w:type="gramEnd"/>
       <w:r>
         <w:rPr>
           <w:rFonts w:ascii="Courier New" w:hAnsi="Courier New" w:cs="Courier New"/>
@@ -10223,6 +10985,7 @@
         <w:t xml:space="preserve">    </w:t>
       </w:r>
       <w:proofErr w:type="spellStart"/>
+      <w:proofErr w:type="gramStart"/>
       <w:r>
         <w:rPr>
           <w:rFonts w:ascii="Courier New" w:hAnsi="Courier New" w:cs="Courier New"/>
@@ -10231,6 +10994,7 @@
         <w:t>android:orientation</w:t>
       </w:r>
       <w:proofErr w:type="spellEnd"/>
+      <w:proofErr w:type="gramEnd"/>
       <w:r>
         <w:rPr>
           <w:rFonts w:ascii="Courier New" w:hAnsi="Courier New" w:cs="Courier New"/>
@@ -10264,12 +11028,21 @@
         <w:t xml:space="preserve">    </w:t>
       </w:r>
       <w:proofErr w:type="spellStart"/>
+      <w:proofErr w:type="gramStart"/>
       <w:r>
         <w:rPr>
           <w:rFonts w:ascii="Courier New" w:hAnsi="Courier New" w:cs="Courier New"/>
           <w:color w:val="7F007F"/>
         </w:rPr>
-        <w:t>android:layout_width</w:t>
+        <w:t>android:layout</w:t>
+      </w:r>
+      <w:proofErr w:type="gramEnd"/>
+      <w:r>
+        <w:rPr>
+          <w:rFonts w:ascii="Courier New" w:hAnsi="Courier New" w:cs="Courier New"/>
+          <w:color w:val="7F007F"/>
+        </w:rPr>
+        <w:t>_width</w:t>
       </w:r>
       <w:proofErr w:type="spellEnd"/>
       <w:r>
@@ -10325,12 +11098,21 @@
         <w:t xml:space="preserve">    </w:t>
       </w:r>
       <w:proofErr w:type="spellStart"/>
+      <w:proofErr w:type="gramStart"/>
       <w:r>
         <w:rPr>
           <w:rFonts w:ascii="Courier New" w:hAnsi="Courier New" w:cs="Courier New"/>
           <w:color w:val="7F007F"/>
         </w:rPr>
-        <w:t>android:layout_height</w:t>
+        <w:t>android:layout</w:t>
+      </w:r>
+      <w:proofErr w:type="gramEnd"/>
+      <w:r>
+        <w:rPr>
+          <w:rFonts w:ascii="Courier New" w:hAnsi="Courier New" w:cs="Courier New"/>
+          <w:color w:val="7F007F"/>
+        </w:rPr>
+        <w:t>_height</w:t>
       </w:r>
       <w:proofErr w:type="spellEnd"/>
       <w:r>
@@ -10499,12 +11281,21 @@
         <w:tab/>
       </w:r>
       <w:proofErr w:type="spellStart"/>
+      <w:proofErr w:type="gramStart"/>
       <w:r>
         <w:rPr>
           <w:rFonts w:ascii="Courier New" w:hAnsi="Courier New" w:cs="Courier New"/>
           <w:color w:val="7F007F"/>
         </w:rPr>
-        <w:t>android:layout_width</w:t>
+        <w:t>android:layout</w:t>
+      </w:r>
+      <w:proofErr w:type="gramEnd"/>
+      <w:r>
+        <w:rPr>
+          <w:rFonts w:ascii="Courier New" w:hAnsi="Courier New" w:cs="Courier New"/>
+          <w:color w:val="7F007F"/>
+        </w:rPr>
+        <w:t>_width</w:t>
       </w:r>
       <w:proofErr w:type="spellEnd"/>
       <w:r>
@@ -10572,12 +11363,21 @@
         <w:tab/>
       </w:r>
       <w:proofErr w:type="spellStart"/>
+      <w:proofErr w:type="gramStart"/>
       <w:r>
         <w:rPr>
           <w:rFonts w:ascii="Courier New" w:hAnsi="Courier New" w:cs="Courier New"/>
           <w:color w:val="7F007F"/>
         </w:rPr>
-        <w:t>android:layout_height</w:t>
+        <w:t>android:layout</w:t>
+      </w:r>
+      <w:proofErr w:type="gramEnd"/>
+      <w:r>
+        <w:rPr>
+          <w:rFonts w:ascii="Courier New" w:hAnsi="Courier New" w:cs="Courier New"/>
+          <w:color w:val="7F007F"/>
+        </w:rPr>
+        <w:t>_height</w:t>
       </w:r>
       <w:proofErr w:type="spellEnd"/>
       <w:r>
@@ -10771,12 +11571,21 @@
         <w:tab/>
       </w:r>
       <w:proofErr w:type="spellStart"/>
+      <w:proofErr w:type="gramStart"/>
       <w:r>
         <w:rPr>
           <w:rFonts w:ascii="Courier New" w:hAnsi="Courier New" w:cs="Courier New"/>
           <w:color w:val="7F007F"/>
         </w:rPr>
-        <w:t>android:layout_width</w:t>
+        <w:t>android:layout</w:t>
+      </w:r>
+      <w:proofErr w:type="gramEnd"/>
+      <w:r>
+        <w:rPr>
+          <w:rFonts w:ascii="Courier New" w:hAnsi="Courier New" w:cs="Courier New"/>
+          <w:color w:val="7F007F"/>
+        </w:rPr>
+        <w:t>_width</w:t>
       </w:r>
       <w:proofErr w:type="spellEnd"/>
       <w:r>
@@ -10844,12 +11653,21 @@
         <w:tab/>
       </w:r>
       <w:proofErr w:type="spellStart"/>
+      <w:proofErr w:type="gramStart"/>
       <w:r>
         <w:rPr>
           <w:rFonts w:ascii="Courier New" w:hAnsi="Courier New" w:cs="Courier New"/>
           <w:color w:val="7F007F"/>
         </w:rPr>
-        <w:t>android:layout_height</w:t>
+        <w:t>android:layout</w:t>
+      </w:r>
+      <w:proofErr w:type="gramEnd"/>
+      <w:r>
+        <w:rPr>
+          <w:rFonts w:ascii="Courier New" w:hAnsi="Courier New" w:cs="Courier New"/>
+          <w:color w:val="7F007F"/>
+        </w:rPr>
+        <w:t>_height</w:t>
       </w:r>
       <w:proofErr w:type="spellEnd"/>
       <w:r>
@@ -10935,10 +11753,9 @@
         <w:spacing w:line="360" w:lineRule="auto"/>
         <w:jc w:val="both"/>
         <w:rPr>
-          <w:rFonts w:ascii="黑体" w:eastAsia="黑体" w:hint="eastAsia"/>
+          <w:rFonts w:ascii="黑体" w:eastAsia="黑体"/>
           <w:kern w:val="2"/>
           <w:sz w:val="30"/>
-          <w:lang w:val="en-US"/>
         </w:rPr>
       </w:pPr>
     </w:p>
@@ -10973,10 +11790,9 @@
         <w:spacing w:line="360" w:lineRule="auto"/>
         <w:jc w:val="both"/>
         <w:rPr>
-          <w:rFonts w:ascii="黑体" w:eastAsia="黑体" w:hAnsi="Courier New" w:hint="eastAsia"/>
+          <w:rFonts w:ascii="黑体" w:eastAsia="黑体" w:hAnsi="Courier New"/>
           <w:kern w:val="2"/>
           <w:sz w:val="30"/>
-          <w:lang w:val="en-US"/>
         </w:rPr>
       </w:pPr>
       <w:r>
@@ -10985,7 +11801,6 @@
           <w:noProof/>
           <w:kern w:val="2"/>
           <w:sz w:val="30"/>
-          <w:lang w:val="en-US"/>
         </w:rPr>
         <w:lastRenderedPageBreak/>
         <w:drawing>
@@ -11006,7 +11821,7 @@
                     </pic:cNvPicPr>
                   </pic:nvPicPr>
                   <pic:blipFill>
-                    <a:blip r:embed="rId22">
+                    <a:blip r:embed="rId24">
                       <a:extLst>
                         <a:ext uri="{28A0092B-C50C-407E-A947-70E740481C1C}">
                           <a14:useLocalDpi xmlns:a14="http://schemas.microsoft.com/office/drawing/2010/main" val="0"/>
@@ -11045,10 +11860,9 @@
         <w:ind w:firstLineChars="50" w:firstLine="150"/>
         <w:jc w:val="both"/>
         <w:rPr>
-          <w:rFonts w:ascii="黑体" w:eastAsia="黑体" w:hAnsi="Courier New" w:hint="eastAsia"/>
+          <w:rFonts w:ascii="黑体" w:eastAsia="黑体" w:hAnsi="Courier New"/>
           <w:kern w:val="2"/>
           <w:sz w:val="30"/>
-          <w:lang w:val="en-US"/>
         </w:rPr>
       </w:pPr>
       <w:r>
@@ -11057,7 +11871,6 @@
           <w:noProof/>
           <w:kern w:val="2"/>
           <w:sz w:val="30"/>
-          <w:lang w:val="en-US"/>
         </w:rPr>
         <w:drawing>
           <wp:inline distT="0" distB="0" distL="0" distR="0" wp14:anchorId="7DB903FB" wp14:editId="548518E5">
@@ -11077,7 +11890,7 @@
                     </pic:cNvPicPr>
                   </pic:nvPicPr>
                   <pic:blipFill>
-                    <a:blip r:embed="rId23">
+                    <a:blip r:embed="rId25">
                       <a:extLst>
                         <a:ext uri="{28A0092B-C50C-407E-A947-70E740481C1C}">
                           <a14:useLocalDpi xmlns:a14="http://schemas.microsoft.com/office/drawing/2010/main" val="0"/>
@@ -11116,10 +11929,9 @@
         <w:ind w:firstLineChars="50" w:firstLine="150"/>
         <w:jc w:val="both"/>
         <w:rPr>
-          <w:rFonts w:ascii="黑体" w:eastAsia="黑体" w:hint="eastAsia"/>
+          <w:rFonts w:ascii="黑体" w:eastAsia="黑体"/>
           <w:kern w:val="2"/>
           <w:sz w:val="30"/>
-          <w:lang w:val="en-US"/>
         </w:rPr>
       </w:pPr>
       <w:r>
@@ -11128,7 +11940,6 @@
           <w:noProof/>
           <w:kern w:val="2"/>
           <w:sz w:val="30"/>
-          <w:lang w:val="en-US"/>
         </w:rPr>
         <w:drawing>
           <wp:inline distT="0" distB="0" distL="0" distR="0" wp14:anchorId="3DDA9DC2" wp14:editId="6E0CA998">
@@ -11148,7 +11959,7 @@
                     </pic:cNvPicPr>
                   </pic:nvPicPr>
                   <pic:blipFill>
-                    <a:blip r:embed="rId24">
+                    <a:blip r:embed="rId26">
                       <a:extLst>
                         <a:ext uri="{28A0092B-C50C-407E-A947-70E740481C1C}">
                           <a14:useLocalDpi xmlns:a14="http://schemas.microsoft.com/office/drawing/2010/main" val="0"/>
@@ -11190,9 +12001,39 @@
           <w:color w:val="000000"/>
           <w:sz w:val="24"/>
           <w:szCs w:val="24"/>
+        </w:rPr>
+      </w:pPr>
+      <w:r>
+        <w:rPr>
+          <w:rFonts w:ascii="宋体" w:hAnsi="宋体" w:hint="eastAsia"/>
+          <w:b/>
+          <w:color w:val="000000"/>
+          <w:sz w:val="24"/>
+          <w:szCs w:val="24"/>
+        </w:rPr>
+        <w:t>3）</w:t>
+      </w:r>
+      <w:r>
+        <w:rPr>
+          <w:rFonts w:ascii="宋体" w:hAnsi="宋体" w:hint="eastAsia"/>
+          <w:b/>
+          <w:color w:val="000000"/>
+          <w:sz w:val="24"/>
+          <w:szCs w:val="24"/>
           <w:lang w:val="zh-CN"/>
         </w:rPr>
-      </w:pPr>
+        <w:t>在</w:t>
+      </w:r>
+      <w:r>
+        <w:rPr>
+          <w:rFonts w:ascii="宋体" w:hAnsi="宋体" w:hint="eastAsia"/>
+          <w:b/>
+          <w:color w:val="000000"/>
+          <w:sz w:val="24"/>
+          <w:szCs w:val="24"/>
+        </w:rPr>
+        <w:t>AndroidManifest.xml</w:t>
+      </w:r>
       <w:r>
         <w:rPr>
           <w:rFonts w:ascii="宋体" w:hAnsi="宋体" w:hint="eastAsia"/>
@@ -11202,7 +12043,17 @@
           <w:szCs w:val="24"/>
           <w:lang w:val="zh-CN"/>
         </w:rPr>
-        <w:t>3）在AndroidManifest.xml中添加如下权限：</w:t>
+        <w:t>中添加如下权限</w:t>
+      </w:r>
+      <w:r>
+        <w:rPr>
+          <w:rFonts w:ascii="宋体" w:hAnsi="宋体" w:hint="eastAsia"/>
+          <w:b/>
+          <w:color w:val="000000"/>
+          <w:sz w:val="24"/>
+          <w:szCs w:val="24"/>
+        </w:rPr>
+        <w:t>：</w:t>
       </w:r>
     </w:p>
     <w:p>
@@ -11291,6 +12142,7 @@
         <w:t>"</w:t>
       </w:r>
       <w:proofErr w:type="spellStart"/>
+      <w:proofErr w:type="gramStart"/>
       <w:r>
         <w:rPr>
           <w:rFonts w:ascii="Courier New" w:hAnsi="Courier New" w:cs="Courier New"/>
@@ -11301,9 +12153,9 @@
           <w:sz w:val="18"/>
           <w:szCs w:val="18"/>
         </w:rPr>
-        <w:t>android.permission.ACCESS_FINE_LOCATION</w:t>
-      </w:r>
-      <w:proofErr w:type="spellEnd"/>
+        <w:t>android.permission</w:t>
+      </w:r>
+      <w:proofErr w:type="gramEnd"/>
       <w:r>
         <w:rPr>
           <w:rFonts w:ascii="Courier New" w:hAnsi="Courier New" w:cs="Courier New"/>
@@ -11314,84 +12166,9 @@
           <w:sz w:val="18"/>
           <w:szCs w:val="18"/>
         </w:rPr>
-        <w:t>"</w:t>
-      </w:r>
-      <w:r>
-        <w:rPr>
-          <w:rFonts w:ascii="Courier New" w:hAnsi="Courier New" w:cs="Courier New"/>
-          <w:b/>
-          <w:color w:val="008080"/>
-          <w:sz w:val="18"/>
-          <w:szCs w:val="18"/>
-        </w:rPr>
-        <w:t>/&gt;</w:t>
-      </w:r>
-    </w:p>
-    <w:p>
-      <w:pPr>
-        <w:widowControl w:val="0"/>
-        <w:spacing w:line="360" w:lineRule="auto"/>
-        <w:ind w:firstLine="345"/>
-        <w:jc w:val="both"/>
-        <w:rPr>
-          <w:rFonts w:ascii="Courier New" w:hAnsi="Courier New" w:cs="Courier New" w:hint="eastAsia"/>
-          <w:b/>
-          <w:color w:val="008080"/>
-          <w:sz w:val="18"/>
-          <w:szCs w:val="18"/>
-        </w:rPr>
-      </w:pPr>
-      <w:r>
-        <w:rPr>
-          <w:rFonts w:ascii="Courier New" w:hAnsi="Courier New" w:cs="Courier New"/>
-          <w:b/>
-          <w:color w:val="008080"/>
-          <w:sz w:val="18"/>
-          <w:szCs w:val="18"/>
-        </w:rPr>
-        <w:t>&lt;</w:t>
-      </w:r>
-      <w:r>
-        <w:rPr>
-          <w:rFonts w:ascii="Courier New" w:hAnsi="Courier New" w:cs="Courier New"/>
-          <w:b/>
-          <w:color w:val="3F7F7F"/>
-          <w:sz w:val="18"/>
-          <w:szCs w:val="18"/>
-        </w:rPr>
-        <w:t>uses-permission</w:t>
-      </w:r>
-      <w:r>
-        <w:rPr>
-          <w:rFonts w:ascii="Courier New" w:hAnsi="Courier New" w:cs="Courier New"/>
-          <w:b/>
-          <w:sz w:val="18"/>
-          <w:szCs w:val="18"/>
-        </w:rPr>
-        <w:t xml:space="preserve"> </w:t>
-      </w:r>
-      <w:proofErr w:type="spellStart"/>
-      <w:r>
-        <w:rPr>
-          <w:rFonts w:ascii="Courier New" w:hAnsi="Courier New" w:cs="Courier New"/>
-          <w:b/>
-          <w:color w:val="7F007F"/>
-          <w:sz w:val="18"/>
-          <w:szCs w:val="18"/>
-        </w:rPr>
-        <w:t>android:name</w:t>
-      </w:r>
-      <w:proofErr w:type="spellEnd"/>
-      <w:r>
-        <w:rPr>
-          <w:rFonts w:ascii="Courier New" w:hAnsi="Courier New" w:cs="Courier New"/>
-          <w:b/>
-          <w:color w:val="000000"/>
-          <w:sz w:val="18"/>
-          <w:szCs w:val="18"/>
-        </w:rPr>
-        <w:t>=</w:t>
-      </w:r>
+        <w:t>.ACCESS_FINE_LOCATION</w:t>
+      </w:r>
+      <w:proofErr w:type="spellEnd"/>
       <w:r>
         <w:rPr>
           <w:rFonts w:ascii="Courier New" w:hAnsi="Courier New" w:cs="Courier New"/>
@@ -11404,7 +12181,82 @@
         </w:rPr>
         <w:t>"</w:t>
       </w:r>
-      <w:proofErr w:type="spellStart"/>
+      <w:r>
+        <w:rPr>
+          <w:rFonts w:ascii="Courier New" w:hAnsi="Courier New" w:cs="Courier New"/>
+          <w:b/>
+          <w:color w:val="008080"/>
+          <w:sz w:val="18"/>
+          <w:szCs w:val="18"/>
+        </w:rPr>
+        <w:t>/&gt;</w:t>
+      </w:r>
+    </w:p>
+    <w:p>
+      <w:pPr>
+        <w:widowControl w:val="0"/>
+        <w:spacing w:line="360" w:lineRule="auto"/>
+        <w:ind w:firstLine="345"/>
+        <w:jc w:val="both"/>
+        <w:rPr>
+          <w:rFonts w:ascii="Courier New" w:hAnsi="Courier New" w:cs="Courier New"/>
+          <w:b/>
+          <w:color w:val="008080"/>
+          <w:sz w:val="18"/>
+          <w:szCs w:val="18"/>
+        </w:rPr>
+      </w:pPr>
+      <w:r>
+        <w:rPr>
+          <w:rFonts w:ascii="Courier New" w:hAnsi="Courier New" w:cs="Courier New"/>
+          <w:b/>
+          <w:color w:val="008080"/>
+          <w:sz w:val="18"/>
+          <w:szCs w:val="18"/>
+        </w:rPr>
+        <w:t>&lt;</w:t>
+      </w:r>
+      <w:r>
+        <w:rPr>
+          <w:rFonts w:ascii="Courier New" w:hAnsi="Courier New" w:cs="Courier New"/>
+          <w:b/>
+          <w:color w:val="3F7F7F"/>
+          <w:sz w:val="18"/>
+          <w:szCs w:val="18"/>
+        </w:rPr>
+        <w:t>uses-permission</w:t>
+      </w:r>
+      <w:r>
+        <w:rPr>
+          <w:rFonts w:ascii="Courier New" w:hAnsi="Courier New" w:cs="Courier New"/>
+          <w:b/>
+          <w:sz w:val="18"/>
+          <w:szCs w:val="18"/>
+        </w:rPr>
+        <w:t xml:space="preserve"> </w:t>
+      </w:r>
+      <w:proofErr w:type="spellStart"/>
+      <w:r>
+        <w:rPr>
+          <w:rFonts w:ascii="Courier New" w:hAnsi="Courier New" w:cs="Courier New"/>
+          <w:b/>
+          <w:color w:val="7F007F"/>
+          <w:sz w:val="18"/>
+          <w:szCs w:val="18"/>
+        </w:rPr>
+        <w:t>android:name</w:t>
+      </w:r>
+      <w:proofErr w:type="spellEnd"/>
+      <w:r>
+        <w:rPr>
+          <w:rFonts w:ascii="Courier New" w:hAnsi="Courier New" w:cs="Courier New"/>
+          <w:b/>
+          <w:color w:val="000000"/>
+          <w:sz w:val="18"/>
+          <w:szCs w:val="18"/>
+        </w:rPr>
+        <w:t>=</w:t>
+      </w:r>
       <w:r>
         <w:rPr>
           <w:rFonts w:ascii="Courier New" w:hAnsi="Courier New" w:cs="Courier New"/>
@@ -11415,9 +12267,10 @@
           <w:sz w:val="18"/>
           <w:szCs w:val="18"/>
         </w:rPr>
-        <w:t>android.permission.ACCESS_COARSE_LOCATION</w:t>
-      </w:r>
-      <w:proofErr w:type="spellEnd"/>
+        <w:t>"</w:t>
+      </w:r>
+      <w:proofErr w:type="spellStart"/>
+      <w:proofErr w:type="gramStart"/>
       <w:r>
         <w:rPr>
           <w:rFonts w:ascii="Courier New" w:hAnsi="Courier New" w:cs="Courier New"/>
@@ -11428,6 +12281,32 @@
           <w:sz w:val="18"/>
           <w:szCs w:val="18"/>
         </w:rPr>
+        <w:t>android.permission</w:t>
+      </w:r>
+      <w:proofErr w:type="gramEnd"/>
+      <w:r>
+        <w:rPr>
+          <w:rFonts w:ascii="Courier New" w:hAnsi="Courier New" w:cs="Courier New"/>
+          <w:b/>
+          <w:i/>
+          <w:iCs/>
+          <w:color w:val="2A00FF"/>
+          <w:sz w:val="18"/>
+          <w:szCs w:val="18"/>
+        </w:rPr>
+        <w:t>.ACCESS_COARSE_LOCATION</w:t>
+      </w:r>
+      <w:proofErr w:type="spellEnd"/>
+      <w:r>
+        <w:rPr>
+          <w:rFonts w:ascii="Courier New" w:hAnsi="Courier New" w:cs="Courier New"/>
+          <w:b/>
+          <w:i/>
+          <w:iCs/>
+          <w:color w:val="2A00FF"/>
+          <w:sz w:val="18"/>
+          <w:szCs w:val="18"/>
+        </w:rPr>
         <w:t>"</w:t>
       </w:r>
       <w:r>
@@ -11447,7 +12326,7 @@
         <w:spacing w:line="360" w:lineRule="auto"/>
         <w:jc w:val="both"/>
         <w:rPr>
-          <w:rFonts w:ascii="Courier New" w:hAnsi="Courier New" w:cs="Courier New" w:hint="eastAsia"/>
+          <w:rFonts w:ascii="Courier New" w:hAnsi="Courier New" w:cs="Courier New"/>
           <w:b/>
           <w:color w:val="008080"/>
           <w:sz w:val="18"/>
@@ -11486,7 +12365,7 @@
         <w:spacing w:line="360" w:lineRule="auto"/>
         <w:jc w:val="both"/>
         <w:rPr>
-          <w:rFonts w:ascii="黑体" w:eastAsia="黑体" w:hint="eastAsia"/>
+          <w:rFonts w:ascii="黑体" w:eastAsia="黑体"/>
           <w:b/>
           <w:kern w:val="2"/>
           <w:sz w:val="18"/>
@@ -11520,7 +12399,7 @@
                     </pic:cNvPicPr>
                   </pic:nvPicPr>
                   <pic:blipFill>
-                    <a:blip r:embed="rId25">
+                    <a:blip r:embed="rId27">
                       <a:extLst>
                         <a:ext uri="{28A0092B-C50C-407E-A947-70E740481C1C}">
                           <a14:useLocalDpi xmlns:a14="http://schemas.microsoft.com/office/drawing/2010/main" val="0"/>
@@ -11558,10 +12437,9 @@
         <w:spacing w:line="360" w:lineRule="auto"/>
         <w:jc w:val="both"/>
         <w:rPr>
-          <w:rFonts w:ascii="黑体" w:eastAsia="黑体" w:hint="eastAsia"/>
+          <w:rFonts w:ascii="黑体" w:eastAsia="黑体"/>
           <w:kern w:val="2"/>
           <w:sz w:val="30"/>
-          <w:lang w:val="en-US"/>
         </w:rPr>
       </w:pPr>
       <w:r>
@@ -11570,7 +12448,6 @@
           <w:noProof/>
           <w:kern w:val="2"/>
           <w:sz w:val="30"/>
-          <w:lang w:val="en-US"/>
         </w:rPr>
         <w:drawing>
           <wp:inline distT="0" distB="0" distL="0" distR="0" wp14:anchorId="4B883A7F" wp14:editId="73242E13">
@@ -11590,7 +12467,7 @@
                     </pic:cNvPicPr>
                   </pic:nvPicPr>
                   <pic:blipFill>
-                    <a:blip r:embed="rId26">
+                    <a:blip r:embed="rId28">
                       <a:extLst>
                         <a:ext uri="{28A0092B-C50C-407E-A947-70E740481C1C}">
                           <a14:useLocalDpi xmlns:a14="http://schemas.microsoft.com/office/drawing/2010/main" val="0"/>
@@ -11631,7 +12508,6 @@
           <w:rFonts w:ascii="黑体" w:eastAsia="黑体"/>
           <w:kern w:val="2"/>
           <w:sz w:val="30"/>
-          <w:lang w:val="en-US"/>
         </w:rPr>
       </w:pPr>
     </w:p>
@@ -11644,7 +12520,6 @@
           <w:rFonts w:ascii="黑体" w:eastAsia="黑体"/>
           <w:kern w:val="2"/>
           <w:sz w:val="30"/>
-          <w:lang w:val="en-US"/>
         </w:rPr>
       </w:pPr>
     </w:p>
@@ -11657,7 +12532,6 @@
           <w:rFonts w:ascii="黑体" w:eastAsia="黑体"/>
           <w:kern w:val="2"/>
           <w:sz w:val="30"/>
-          <w:lang w:val="en-US"/>
         </w:rPr>
       </w:pPr>
     </w:p>
@@ -11667,10 +12541,9 @@
         <w:spacing w:line="360" w:lineRule="auto"/>
         <w:jc w:val="center"/>
         <w:rPr>
-          <w:rFonts w:ascii="黑体" w:eastAsia="黑体" w:hint="eastAsia"/>
+          <w:rFonts w:ascii="黑体" w:eastAsia="黑体"/>
           <w:kern w:val="2"/>
           <w:sz w:val="30"/>
-          <w:lang w:val="en-US"/>
         </w:rPr>
       </w:pPr>
       <w:r>
@@ -11697,7 +12570,7 @@
                     </pic:cNvPicPr>
                   </pic:nvPicPr>
                   <pic:blipFill>
-                    <a:blip r:embed="rId27">
+                    <a:blip r:embed="rId29">
                       <a:extLst>
                         <a:ext uri="{28A0092B-C50C-407E-A947-70E740481C1C}">
                           <a14:useLocalDpi xmlns:a14="http://schemas.microsoft.com/office/drawing/2010/main" val="0"/>
@@ -11738,7 +12611,6 @@
           <w:rFonts w:ascii="黑体" w:eastAsia="黑体"/>
           <w:kern w:val="2"/>
           <w:sz w:val="30"/>
-          <w:lang w:val="en-US"/>
         </w:rPr>
       </w:pPr>
     </w:p>
@@ -11748,18 +12620,16 @@
         <w:spacing w:line="360" w:lineRule="auto"/>
         <w:jc w:val="both"/>
         <w:rPr>
+          <w:rFonts w:ascii="黑体" w:eastAsia="黑体"/>
+          <w:kern w:val="2"/>
+          <w:sz w:val="30"/>
+        </w:rPr>
+      </w:pPr>
+      <w:r>
+        <w:rPr>
           <w:rFonts w:ascii="黑体" w:eastAsia="黑体" w:hint="eastAsia"/>
           <w:kern w:val="2"/>
           <w:sz w:val="30"/>
-          <w:lang w:val="en-US"/>
-        </w:rPr>
-      </w:pPr>
-      <w:r>
-        <w:rPr>
-          <w:rFonts w:ascii="黑体" w:eastAsia="黑体" w:hint="eastAsia"/>
-          <w:kern w:val="2"/>
-          <w:sz w:val="30"/>
-          <w:lang w:val="en-US"/>
         </w:rPr>
         <w:lastRenderedPageBreak/>
         <w:t>四、习题</w:t>
@@ -11771,18 +12641,16 @@
         <w:spacing w:line="360" w:lineRule="auto"/>
         <w:jc w:val="both"/>
         <w:rPr>
+          <w:rFonts w:ascii="黑体" w:eastAsia="黑体"/>
+          <w:kern w:val="2"/>
+          <w:sz w:val="30"/>
+        </w:rPr>
+      </w:pPr>
+      <w:r>
+        <w:rPr>
           <w:rFonts w:ascii="黑体" w:eastAsia="黑体" w:hint="eastAsia"/>
           <w:kern w:val="2"/>
           <w:sz w:val="30"/>
-          <w:lang w:val="en-US"/>
-        </w:rPr>
-      </w:pPr>
-      <w:r>
-        <w:rPr>
-          <w:rFonts w:ascii="黑体" w:eastAsia="黑体" w:hint="eastAsia"/>
-          <w:kern w:val="2"/>
-          <w:sz w:val="30"/>
-          <w:lang w:val="en-US"/>
         </w:rPr>
         <w:t>1.TCP流套接字通信过程中，服务器端的编程步骤是什么？ Android客户端的编程步骤是什么？Android客户端程序需要加入什么权限才能进行网络通信?</w:t>
       </w:r>
@@ -11792,7 +12660,7 @@
         <w:spacing w:before="100" w:beforeAutospacing="1" w:after="100" w:afterAutospacing="1"/>
         <w:outlineLvl w:val="3"/>
         <w:rPr>
-          <w:rFonts w:ascii="宋体" w:hAnsi="宋体" w:cs="宋体"/>
+          <w:rFonts w:ascii="宋体" w:hAnsi="宋体" w:cs="宋体" w:hint="eastAsia"/>
           <w:b/>
           <w:bCs/>
           <w:sz w:val="24"/>
@@ -11818,7 +12686,7 @@
         </w:numPr>
         <w:spacing w:before="100" w:beforeAutospacing="1" w:after="100" w:afterAutospacing="1"/>
         <w:rPr>
-          <w:rFonts w:ascii="宋体" w:hAnsi="宋体" w:cs="宋体"/>
+          <w:rFonts w:ascii="宋体" w:hAnsi="宋体" w:cs="宋体" w:hint="eastAsia"/>
           <w:sz w:val="24"/>
           <w:szCs w:val="24"/>
         </w:rPr>
@@ -11872,7 +12740,7 @@
         </w:numPr>
         <w:spacing w:before="100" w:beforeAutospacing="1" w:after="100" w:afterAutospacing="1"/>
         <w:rPr>
-          <w:rFonts w:ascii="宋体" w:hAnsi="宋体" w:cs="宋体"/>
+          <w:rFonts w:ascii="宋体" w:hAnsi="宋体" w:cs="宋体" w:hint="eastAsia"/>
           <w:sz w:val="24"/>
           <w:szCs w:val="24"/>
         </w:rPr>
@@ -11904,7 +12772,7 @@
         </w:numPr>
         <w:spacing w:before="100" w:beforeAutospacing="1" w:after="100" w:afterAutospacing="1"/>
         <w:rPr>
-          <w:rFonts w:ascii="宋体" w:hAnsi="宋体" w:cs="宋体"/>
+          <w:rFonts w:ascii="宋体" w:hAnsi="宋体" w:cs="宋体" w:hint="eastAsia"/>
           <w:sz w:val="24"/>
           <w:szCs w:val="24"/>
         </w:rPr>
@@ -11936,7 +12804,7 @@
         </w:numPr>
         <w:spacing w:before="100" w:beforeAutospacing="1" w:after="100" w:afterAutospacing="1"/>
         <w:rPr>
-          <w:rFonts w:ascii="宋体" w:hAnsi="宋体" w:cs="宋体"/>
+          <w:rFonts w:ascii="宋体" w:hAnsi="宋体" w:cs="宋体" w:hint="eastAsia"/>
           <w:sz w:val="24"/>
           <w:szCs w:val="24"/>
         </w:rPr>
@@ -11968,7 +12836,7 @@
         </w:numPr>
         <w:spacing w:before="100" w:beforeAutospacing="1" w:after="100" w:afterAutospacing="1"/>
         <w:rPr>
-          <w:rFonts w:ascii="宋体" w:hAnsi="宋体" w:cs="宋体"/>
+          <w:rFonts w:ascii="宋体" w:hAnsi="宋体" w:cs="宋体" w:hint="eastAsia"/>
           <w:sz w:val="24"/>
           <w:szCs w:val="24"/>
         </w:rPr>
@@ -12000,7 +12868,7 @@
         </w:numPr>
         <w:spacing w:before="100" w:beforeAutospacing="1" w:after="100" w:afterAutospacing="1"/>
         <w:rPr>
-          <w:rFonts w:ascii="宋体" w:hAnsi="宋体" w:cs="宋体"/>
+          <w:rFonts w:ascii="宋体" w:hAnsi="宋体" w:cs="宋体" w:hint="eastAsia"/>
           <w:sz w:val="24"/>
           <w:szCs w:val="24"/>
         </w:rPr>
@@ -12029,7 +12897,7 @@
         <w:spacing w:before="100" w:beforeAutospacing="1" w:after="100" w:afterAutospacing="1"/>
         <w:outlineLvl w:val="3"/>
         <w:rPr>
-          <w:rFonts w:ascii="宋体" w:hAnsi="宋体" w:cs="宋体"/>
+          <w:rFonts w:ascii="宋体" w:hAnsi="宋体" w:cs="宋体" w:hint="eastAsia"/>
           <w:b/>
           <w:bCs/>
           <w:sz w:val="24"/>
@@ -12055,7 +12923,7 @@
         </w:numPr>
         <w:spacing w:before="100" w:beforeAutospacing="1" w:after="100" w:afterAutospacing="1"/>
         <w:rPr>
-          <w:rFonts w:ascii="宋体" w:hAnsi="宋体" w:cs="宋体"/>
+          <w:rFonts w:ascii="宋体" w:hAnsi="宋体" w:cs="宋体" w:hint="eastAsia"/>
           <w:sz w:val="24"/>
           <w:szCs w:val="24"/>
         </w:rPr>
@@ -12087,7 +12955,7 @@
         </w:numPr>
         <w:spacing w:before="100" w:beforeAutospacing="1" w:after="100" w:afterAutospacing="1"/>
         <w:rPr>
-          <w:rFonts w:ascii="宋体" w:hAnsi="宋体" w:cs="宋体"/>
+          <w:rFonts w:ascii="宋体" w:hAnsi="宋体" w:cs="宋体" w:hint="eastAsia"/>
           <w:sz w:val="24"/>
           <w:szCs w:val="24"/>
         </w:rPr>
@@ -12119,7 +12987,7 @@
         </w:numPr>
         <w:spacing w:before="100" w:beforeAutospacing="1" w:after="100" w:afterAutospacing="1"/>
         <w:rPr>
-          <w:rFonts w:ascii="宋体" w:hAnsi="宋体" w:cs="宋体"/>
+          <w:rFonts w:ascii="宋体" w:hAnsi="宋体" w:cs="宋体" w:hint="eastAsia"/>
           <w:sz w:val="24"/>
           <w:szCs w:val="24"/>
         </w:rPr>
@@ -12151,7 +13019,7 @@
         </w:numPr>
         <w:spacing w:before="100" w:beforeAutospacing="1" w:after="100" w:afterAutospacing="1"/>
         <w:rPr>
-          <w:rFonts w:ascii="宋体" w:hAnsi="宋体" w:cs="宋体"/>
+          <w:rFonts w:ascii="宋体" w:hAnsi="宋体" w:cs="宋体" w:hint="eastAsia"/>
           <w:sz w:val="24"/>
           <w:szCs w:val="24"/>
         </w:rPr>
@@ -12183,7 +13051,7 @@
         </w:numPr>
         <w:spacing w:before="100" w:beforeAutospacing="1" w:after="100" w:afterAutospacing="1"/>
         <w:rPr>
-          <w:rFonts w:ascii="宋体" w:hAnsi="宋体" w:cs="宋体"/>
+          <w:rFonts w:ascii="宋体" w:hAnsi="宋体" w:cs="宋体" w:hint="eastAsia"/>
           <w:sz w:val="24"/>
           <w:szCs w:val="24"/>
         </w:rPr>
@@ -12212,7 +13080,7 @@
         <w:spacing w:before="100" w:beforeAutospacing="1" w:after="100" w:afterAutospacing="1"/>
         <w:outlineLvl w:val="3"/>
         <w:rPr>
-          <w:rFonts w:ascii="宋体" w:hAnsi="宋体" w:cs="宋体"/>
+          <w:rFonts w:ascii="宋体" w:hAnsi="宋体" w:cs="宋体" w:hint="eastAsia"/>
           <w:b/>
           <w:bCs/>
           <w:sz w:val="24"/>
@@ -12234,7 +13102,7 @@
       <w:pPr>
         <w:spacing w:before="100" w:beforeAutospacing="1" w:after="100" w:afterAutospacing="1"/>
         <w:rPr>
-          <w:rFonts w:ascii="宋体" w:hAnsi="宋体" w:cs="宋体"/>
+          <w:rFonts w:ascii="宋体" w:hAnsi="宋体" w:cs="宋体" w:hint="eastAsia"/>
           <w:sz w:val="24"/>
           <w:szCs w:val="24"/>
         </w:rPr>
@@ -12251,7 +13119,7 @@
     <w:p>
       <w:pPr>
         <w:rPr>
-          <w:rFonts w:ascii="宋体" w:hAnsi="宋体" w:cs="宋体"/>
+          <w:rFonts w:ascii="宋体" w:hAnsi="宋体" w:cs="宋体" w:hint="eastAsia"/>
           <w:sz w:val="24"/>
           <w:szCs w:val="24"/>
         </w:rPr>
@@ -12318,13 +13186,23 @@
         <w:t>="</w:t>
       </w:r>
       <w:proofErr w:type="spellStart"/>
-      <w:r>
-        <w:rPr>
-          <w:rFonts w:ascii="宋体" w:hAnsi="宋体" w:cs="宋体"/>
-          <w:sz w:val="24"/>
-          <w:szCs w:val="24"/>
-        </w:rPr>
-        <w:t>android.permission.INTERNET</w:t>
+      <w:proofErr w:type="gramStart"/>
+      <w:r>
+        <w:rPr>
+          <w:rFonts w:ascii="宋体" w:hAnsi="宋体" w:cs="宋体"/>
+          <w:sz w:val="24"/>
+          <w:szCs w:val="24"/>
+        </w:rPr>
+        <w:t>android.permission</w:t>
+      </w:r>
+      <w:proofErr w:type="gramEnd"/>
+      <w:r>
+        <w:rPr>
+          <w:rFonts w:ascii="宋体" w:hAnsi="宋体" w:cs="宋体"/>
+          <w:sz w:val="24"/>
+          <w:szCs w:val="24"/>
+        </w:rPr>
+        <w:t>.INTERNET</w:t>
       </w:r>
       <w:proofErr w:type="spellEnd"/>
       <w:r>
@@ -12342,18 +13220,16 @@
         <w:spacing w:line="360" w:lineRule="auto"/>
         <w:jc w:val="both"/>
         <w:rPr>
+          <w:rFonts w:ascii="黑体" w:eastAsia="黑体"/>
+          <w:kern w:val="2"/>
+          <w:sz w:val="30"/>
+        </w:rPr>
+      </w:pPr>
+      <w:r>
+        <w:rPr>
           <w:rFonts w:ascii="黑体" w:eastAsia="黑体" w:hint="eastAsia"/>
           <w:kern w:val="2"/>
           <w:sz w:val="30"/>
-          <w:lang w:val="en-US"/>
-        </w:rPr>
-      </w:pPr>
-      <w:r>
-        <w:rPr>
-          <w:rFonts w:ascii="黑体" w:eastAsia="黑体" w:hint="eastAsia"/>
-          <w:kern w:val="2"/>
-          <w:sz w:val="30"/>
-          <w:lang w:val="en-US"/>
         </w:rPr>
         <w:t xml:space="preserve">2.发送HTTP Get请求的步骤是什么？发送HTTP POST请求的步骤是什么? </w:t>
       </w:r>
@@ -12363,7 +13239,7 @@
         <w:spacing w:before="100" w:beforeAutospacing="1" w:after="100" w:afterAutospacing="1"/>
         <w:outlineLvl w:val="2"/>
         <w:rPr>
-          <w:rFonts w:ascii="宋体" w:hAnsi="宋体" w:cs="宋体"/>
+          <w:rFonts w:ascii="宋体" w:hAnsi="宋体" w:cs="宋体" w:hint="eastAsia"/>
           <w:b/>
           <w:bCs/>
           <w:sz w:val="27"/>
@@ -12385,7 +13261,7 @@
       <w:pPr>
         <w:spacing w:before="100" w:beforeAutospacing="1" w:after="100" w:afterAutospacing="1"/>
         <w:rPr>
-          <w:rFonts w:ascii="宋体" w:hAnsi="宋体" w:cs="宋体"/>
+          <w:rFonts w:ascii="宋体" w:hAnsi="宋体" w:cs="宋体" w:hint="eastAsia"/>
           <w:sz w:val="24"/>
           <w:szCs w:val="24"/>
         </w:rPr>
@@ -12408,7 +13284,7 @@
         </w:numPr>
         <w:spacing w:before="100" w:beforeAutospacing="1" w:after="100" w:afterAutospacing="1"/>
         <w:rPr>
-          <w:rFonts w:ascii="宋体" w:hAnsi="宋体" w:cs="宋体"/>
+          <w:rFonts w:ascii="宋体" w:hAnsi="宋体" w:cs="宋体" w:hint="eastAsia"/>
           <w:sz w:val="24"/>
           <w:szCs w:val="24"/>
         </w:rPr>
@@ -12432,7 +13308,7 @@
         </w:numPr>
         <w:spacing w:before="100" w:beforeAutospacing="1" w:after="100" w:afterAutospacing="1"/>
         <w:rPr>
-          <w:rFonts w:ascii="宋体" w:hAnsi="宋体" w:cs="宋体"/>
+          <w:rFonts w:ascii="宋体" w:hAnsi="宋体" w:cs="宋体" w:hint="eastAsia"/>
           <w:sz w:val="24"/>
           <w:szCs w:val="24"/>
         </w:rPr>
@@ -12454,7 +13330,7 @@
         </w:numPr>
         <w:spacing w:before="100" w:beforeAutospacing="1" w:after="100" w:afterAutospacing="1"/>
         <w:rPr>
-          <w:rFonts w:ascii="宋体" w:hAnsi="宋体" w:cs="宋体"/>
+          <w:rFonts w:ascii="宋体" w:hAnsi="宋体" w:cs="宋体" w:hint="eastAsia"/>
           <w:sz w:val="24"/>
           <w:szCs w:val="24"/>
         </w:rPr>
@@ -12476,7 +13352,7 @@
         </w:numPr>
         <w:spacing w:before="100" w:beforeAutospacing="1" w:after="100" w:afterAutospacing="1"/>
         <w:rPr>
-          <w:rFonts w:ascii="宋体" w:hAnsi="宋体" w:cs="宋体"/>
+          <w:rFonts w:ascii="宋体" w:hAnsi="宋体" w:cs="宋体" w:hint="eastAsia"/>
           <w:sz w:val="24"/>
           <w:szCs w:val="24"/>
         </w:rPr>
@@ -12500,7 +13376,7 @@
         </w:numPr>
         <w:spacing w:before="100" w:beforeAutospacing="1" w:after="100" w:afterAutospacing="1"/>
         <w:rPr>
-          <w:rFonts w:ascii="宋体" w:hAnsi="宋体" w:cs="宋体"/>
+          <w:rFonts w:ascii="宋体" w:hAnsi="宋体" w:cs="宋体" w:hint="eastAsia"/>
           <w:sz w:val="24"/>
           <w:szCs w:val="24"/>
         </w:rPr>
@@ -12558,7 +13434,7 @@
         </w:numPr>
         <w:spacing w:before="100" w:beforeAutospacing="1" w:after="100" w:afterAutospacing="1"/>
         <w:rPr>
-          <w:rFonts w:ascii="宋体" w:hAnsi="宋体" w:cs="宋体"/>
+          <w:rFonts w:ascii="宋体" w:hAnsi="宋体" w:cs="宋体" w:hint="eastAsia"/>
           <w:sz w:val="24"/>
           <w:szCs w:val="24"/>
         </w:rPr>
@@ -12580,7 +13456,7 @@
         </w:numPr>
         <w:spacing w:before="100" w:beforeAutospacing="1" w:after="100" w:afterAutospacing="1"/>
         <w:rPr>
-          <w:rFonts w:ascii="宋体" w:hAnsi="宋体" w:cs="宋体"/>
+          <w:rFonts w:ascii="宋体" w:hAnsi="宋体" w:cs="宋体" w:hint="eastAsia"/>
           <w:sz w:val="24"/>
           <w:szCs w:val="24"/>
         </w:rPr>
@@ -12604,18 +13480,36 @@
         </w:numPr>
         <w:spacing w:before="100" w:beforeAutospacing="1" w:after="100" w:afterAutospacing="1"/>
         <w:rPr>
-          <w:rFonts w:ascii="宋体" w:hAnsi="宋体" w:cs="宋体"/>
-          <w:sz w:val="24"/>
-          <w:szCs w:val="24"/>
-        </w:rPr>
-      </w:pPr>
-      <w:r>
-        <w:rPr>
-          <w:rFonts w:ascii="宋体" w:hAnsi="宋体" w:cs="宋体"/>
-          <w:sz w:val="24"/>
-          <w:szCs w:val="24"/>
-        </w:rPr>
-        <w:t>调用HTTP客户端库提供的发送请求的方法。</w:t>
+          <w:rFonts w:ascii="宋体" w:hAnsi="宋体" w:cs="宋体" w:hint="eastAsia"/>
+          <w:sz w:val="24"/>
+          <w:szCs w:val="24"/>
+        </w:rPr>
+      </w:pPr>
+      <w:r>
+        <w:rPr>
+          <w:rFonts w:ascii="宋体" w:hAnsi="宋体" w:cs="宋体"/>
+          <w:sz w:val="24"/>
+          <w:szCs w:val="24"/>
+        </w:rPr>
+        <w:t>调用HTTP客户端</w:t>
+      </w:r>
+      <w:proofErr w:type="gramStart"/>
+      <w:r>
+        <w:rPr>
+          <w:rFonts w:ascii="宋体" w:hAnsi="宋体" w:cs="宋体"/>
+          <w:sz w:val="24"/>
+          <w:szCs w:val="24"/>
+        </w:rPr>
+        <w:t>库提供</w:t>
+      </w:r>
+      <w:proofErr w:type="gramEnd"/>
+      <w:r>
+        <w:rPr>
+          <w:rFonts w:ascii="宋体" w:hAnsi="宋体" w:cs="宋体"/>
+          <w:sz w:val="24"/>
+          <w:szCs w:val="24"/>
+        </w:rPr>
+        <w:t>的发送请求的方法。</w:t>
       </w:r>
     </w:p>
     <w:p>
@@ -12626,7 +13520,7 @@
         </w:numPr>
         <w:spacing w:before="100" w:beforeAutospacing="1" w:after="100" w:afterAutospacing="1"/>
         <w:rPr>
-          <w:rFonts w:ascii="宋体" w:hAnsi="宋体" w:cs="宋体"/>
+          <w:rFonts w:ascii="宋体" w:hAnsi="宋体" w:cs="宋体" w:hint="eastAsia"/>
           <w:sz w:val="24"/>
           <w:szCs w:val="24"/>
         </w:rPr>
@@ -12650,7 +13544,7 @@
         </w:numPr>
         <w:spacing w:before="100" w:beforeAutospacing="1" w:after="100" w:afterAutospacing="1"/>
         <w:rPr>
-          <w:rFonts w:ascii="宋体" w:hAnsi="宋体" w:cs="宋体"/>
+          <w:rFonts w:ascii="宋体" w:hAnsi="宋体" w:cs="宋体" w:hint="eastAsia"/>
           <w:sz w:val="24"/>
           <w:szCs w:val="24"/>
         </w:rPr>
@@ -12672,7 +13566,7 @@
         </w:numPr>
         <w:spacing w:before="100" w:beforeAutospacing="1" w:after="100" w:afterAutospacing="1"/>
         <w:rPr>
-          <w:rFonts w:ascii="宋体" w:hAnsi="宋体" w:cs="宋体"/>
+          <w:rFonts w:ascii="宋体" w:hAnsi="宋体" w:cs="宋体" w:hint="eastAsia"/>
           <w:sz w:val="24"/>
           <w:szCs w:val="24"/>
         </w:rPr>
@@ -12691,7 +13585,7 @@
         <w:spacing w:before="100" w:beforeAutospacing="1" w:after="100" w:afterAutospacing="1"/>
         <w:outlineLvl w:val="2"/>
         <w:rPr>
-          <w:rFonts w:ascii="宋体" w:hAnsi="宋体" w:cs="宋体"/>
+          <w:rFonts w:ascii="宋体" w:hAnsi="宋体" w:cs="宋体" w:hint="eastAsia"/>
           <w:b/>
           <w:bCs/>
           <w:sz w:val="27"/>
@@ -12713,7 +13607,7 @@
       <w:pPr>
         <w:spacing w:before="100" w:beforeAutospacing="1" w:after="100" w:afterAutospacing="1"/>
         <w:rPr>
-          <w:rFonts w:ascii="宋体" w:hAnsi="宋体" w:cs="宋体"/>
+          <w:rFonts w:ascii="宋体" w:hAnsi="宋体" w:cs="宋体" w:hint="eastAsia"/>
           <w:sz w:val="24"/>
           <w:szCs w:val="24"/>
         </w:rPr>
@@ -12735,7 +13629,7 @@
         </w:numPr>
         <w:spacing w:before="100" w:beforeAutospacing="1" w:after="100" w:afterAutospacing="1"/>
         <w:rPr>
-          <w:rFonts w:ascii="宋体" w:hAnsi="宋体" w:cs="宋体"/>
+          <w:rFonts w:ascii="宋体" w:hAnsi="宋体" w:cs="宋体" w:hint="eastAsia"/>
           <w:sz w:val="24"/>
           <w:szCs w:val="24"/>
         </w:rPr>
@@ -12759,18 +13653,36 @@
         </w:numPr>
         <w:spacing w:before="100" w:beforeAutospacing="1" w:after="100" w:afterAutospacing="1"/>
         <w:rPr>
-          <w:rFonts w:ascii="宋体" w:hAnsi="宋体" w:cs="宋体"/>
-          <w:sz w:val="24"/>
-          <w:szCs w:val="24"/>
-        </w:rPr>
-      </w:pPr>
-      <w:r>
-        <w:rPr>
-          <w:rFonts w:ascii="宋体" w:hAnsi="宋体" w:cs="宋体"/>
-          <w:sz w:val="24"/>
-          <w:szCs w:val="24"/>
-        </w:rPr>
-        <w:t>使用Android提供的HTTP客户端库创建一个HTTP POST请求。</w:t>
+          <w:rFonts w:ascii="宋体" w:hAnsi="宋体" w:cs="宋体" w:hint="eastAsia"/>
+          <w:sz w:val="24"/>
+          <w:szCs w:val="24"/>
+        </w:rPr>
+      </w:pPr>
+      <w:r>
+        <w:rPr>
+          <w:rFonts w:ascii="宋体" w:hAnsi="宋体" w:cs="宋体"/>
+          <w:sz w:val="24"/>
+          <w:szCs w:val="24"/>
+        </w:rPr>
+        <w:t>使用Android提供的HTTP客户端</w:t>
+      </w:r>
+      <w:proofErr w:type="gramStart"/>
+      <w:r>
+        <w:rPr>
+          <w:rFonts w:ascii="宋体" w:hAnsi="宋体" w:cs="宋体"/>
+          <w:sz w:val="24"/>
+          <w:szCs w:val="24"/>
+        </w:rPr>
+        <w:t>库创建</w:t>
+      </w:r>
+      <w:proofErr w:type="gramEnd"/>
+      <w:r>
+        <w:rPr>
+          <w:rFonts w:ascii="宋体" w:hAnsi="宋体" w:cs="宋体"/>
+          <w:sz w:val="24"/>
+          <w:szCs w:val="24"/>
+        </w:rPr>
+        <w:t>一个HTTP POST请求。</w:t>
       </w:r>
     </w:p>
     <w:p>
@@ -12781,7 +13693,7 @@
         </w:numPr>
         <w:spacing w:before="100" w:beforeAutospacing="1" w:after="100" w:afterAutospacing="1"/>
         <w:rPr>
-          <w:rFonts w:ascii="宋体" w:hAnsi="宋体" w:cs="宋体"/>
+          <w:rFonts w:ascii="宋体" w:hAnsi="宋体" w:cs="宋体" w:hint="eastAsia"/>
           <w:sz w:val="24"/>
           <w:szCs w:val="24"/>
         </w:rPr>
@@ -12803,7 +13715,7 @@
         </w:numPr>
         <w:spacing w:before="100" w:beforeAutospacing="1" w:after="100" w:afterAutospacing="1"/>
         <w:rPr>
-          <w:rFonts w:ascii="宋体" w:hAnsi="宋体" w:cs="宋体"/>
+          <w:rFonts w:ascii="宋体" w:hAnsi="宋体" w:cs="宋体" w:hint="eastAsia"/>
           <w:sz w:val="24"/>
           <w:szCs w:val="24"/>
         </w:rPr>
@@ -12827,7 +13739,7 @@
         </w:numPr>
         <w:spacing w:before="100" w:beforeAutospacing="1" w:after="100" w:afterAutospacing="1"/>
         <w:rPr>
-          <w:rFonts w:ascii="宋体" w:hAnsi="宋体" w:cs="宋体"/>
+          <w:rFonts w:ascii="宋体" w:hAnsi="宋体" w:cs="宋体" w:hint="eastAsia"/>
           <w:sz w:val="24"/>
           <w:szCs w:val="24"/>
         </w:rPr>
@@ -12849,7 +13761,7 @@
         </w:numPr>
         <w:spacing w:before="100" w:beforeAutospacing="1" w:after="100" w:afterAutospacing="1"/>
         <w:rPr>
-          <w:rFonts w:ascii="宋体" w:hAnsi="宋体" w:cs="宋体"/>
+          <w:rFonts w:ascii="宋体" w:hAnsi="宋体" w:cs="宋体" w:hint="eastAsia"/>
           <w:sz w:val="24"/>
           <w:szCs w:val="24"/>
         </w:rPr>
@@ -12889,7 +13801,7 @@
         </w:numPr>
         <w:spacing w:before="100" w:beforeAutospacing="1" w:after="100" w:afterAutospacing="1"/>
         <w:rPr>
-          <w:rFonts w:ascii="宋体" w:hAnsi="宋体" w:cs="宋体"/>
+          <w:rFonts w:ascii="宋体" w:hAnsi="宋体" w:cs="宋体" w:hint="eastAsia"/>
           <w:sz w:val="24"/>
           <w:szCs w:val="24"/>
         </w:rPr>
@@ -12911,7 +13823,7 @@
         </w:numPr>
         <w:spacing w:before="100" w:beforeAutospacing="1" w:after="100" w:afterAutospacing="1"/>
         <w:rPr>
-          <w:rFonts w:ascii="宋体" w:hAnsi="宋体" w:cs="宋体"/>
+          <w:rFonts w:ascii="宋体" w:hAnsi="宋体" w:cs="宋体" w:hint="eastAsia"/>
           <w:sz w:val="24"/>
           <w:szCs w:val="24"/>
         </w:rPr>
@@ -12935,7 +13847,7 @@
         </w:numPr>
         <w:spacing w:before="100" w:beforeAutospacing="1" w:after="100" w:afterAutospacing="1"/>
         <w:rPr>
-          <w:rFonts w:ascii="宋体" w:hAnsi="宋体" w:cs="宋体"/>
+          <w:rFonts w:ascii="宋体" w:hAnsi="宋体" w:cs="宋体" w:hint="eastAsia"/>
           <w:sz w:val="24"/>
           <w:szCs w:val="24"/>
         </w:rPr>
@@ -12957,7 +13869,7 @@
         </w:numPr>
         <w:spacing w:before="100" w:beforeAutospacing="1" w:after="100" w:afterAutospacing="1"/>
         <w:rPr>
-          <w:rFonts w:ascii="宋体" w:hAnsi="宋体" w:cs="宋体"/>
+          <w:rFonts w:ascii="宋体" w:hAnsi="宋体" w:cs="宋体" w:hint="eastAsia"/>
           <w:sz w:val="24"/>
           <w:szCs w:val="24"/>
         </w:rPr>
@@ -12981,18 +13893,36 @@
         </w:numPr>
         <w:spacing w:before="100" w:beforeAutospacing="1" w:after="100" w:afterAutospacing="1"/>
         <w:rPr>
-          <w:rFonts w:ascii="宋体" w:hAnsi="宋体" w:cs="宋体"/>
-          <w:sz w:val="24"/>
-          <w:szCs w:val="24"/>
-        </w:rPr>
-      </w:pPr>
-      <w:r>
-        <w:rPr>
-          <w:rFonts w:ascii="宋体" w:hAnsi="宋体" w:cs="宋体"/>
-          <w:sz w:val="24"/>
-          <w:szCs w:val="24"/>
-        </w:rPr>
-        <w:t>调用HTTP客户端库提供的发送请求的方法。</w:t>
+          <w:rFonts w:ascii="宋体" w:hAnsi="宋体" w:cs="宋体" w:hint="eastAsia"/>
+          <w:sz w:val="24"/>
+          <w:szCs w:val="24"/>
+        </w:rPr>
+      </w:pPr>
+      <w:r>
+        <w:rPr>
+          <w:rFonts w:ascii="宋体" w:hAnsi="宋体" w:cs="宋体"/>
+          <w:sz w:val="24"/>
+          <w:szCs w:val="24"/>
+        </w:rPr>
+        <w:t>调用HTTP客户端</w:t>
+      </w:r>
+      <w:proofErr w:type="gramStart"/>
+      <w:r>
+        <w:rPr>
+          <w:rFonts w:ascii="宋体" w:hAnsi="宋体" w:cs="宋体"/>
+          <w:sz w:val="24"/>
+          <w:szCs w:val="24"/>
+        </w:rPr>
+        <w:t>库提供</w:t>
+      </w:r>
+      <w:proofErr w:type="gramEnd"/>
+      <w:r>
+        <w:rPr>
+          <w:rFonts w:ascii="宋体" w:hAnsi="宋体" w:cs="宋体"/>
+          <w:sz w:val="24"/>
+          <w:szCs w:val="24"/>
+        </w:rPr>
+        <w:t>的发送请求的方法。</w:t>
       </w:r>
     </w:p>
     <w:p>
@@ -13003,7 +13933,7 @@
         </w:numPr>
         <w:spacing w:before="100" w:beforeAutospacing="1" w:after="100" w:afterAutospacing="1"/>
         <w:rPr>
-          <w:rFonts w:ascii="宋体" w:hAnsi="宋体" w:cs="宋体"/>
+          <w:rFonts w:ascii="宋体" w:hAnsi="宋体" w:cs="宋体" w:hint="eastAsia"/>
           <w:sz w:val="24"/>
           <w:szCs w:val="24"/>
         </w:rPr>
@@ -13027,7 +13957,7 @@
         </w:numPr>
         <w:spacing w:before="100" w:beforeAutospacing="1" w:after="100" w:afterAutospacing="1"/>
         <w:rPr>
-          <w:rFonts w:ascii="宋体" w:hAnsi="宋体" w:cs="宋体"/>
+          <w:rFonts w:ascii="宋体" w:hAnsi="宋体" w:cs="宋体" w:hint="eastAsia"/>
           <w:sz w:val="24"/>
           <w:szCs w:val="24"/>
         </w:rPr>
@@ -13049,7 +13979,7 @@
         </w:numPr>
         <w:spacing w:before="100" w:beforeAutospacing="1" w:after="100" w:afterAutospacing="1"/>
         <w:rPr>
-          <w:rFonts w:ascii="宋体" w:hAnsi="宋体" w:cs="宋体"/>
+          <w:rFonts w:ascii="宋体" w:hAnsi="宋体" w:cs="宋体" w:hint="eastAsia"/>
           <w:sz w:val="24"/>
           <w:szCs w:val="24"/>
         </w:rPr>
@@ -13069,10 +13999,9 @@
         <w:spacing w:line="360" w:lineRule="auto"/>
         <w:jc w:val="both"/>
         <w:rPr>
-          <w:rFonts w:ascii="黑体" w:eastAsia="黑体" w:hint="eastAsia"/>
+          <w:rFonts w:ascii="黑体" w:eastAsia="黑体"/>
           <w:kern w:val="2"/>
           <w:sz w:val="30"/>
-          <w:lang w:val="en-US"/>
         </w:rPr>
       </w:pPr>
     </w:p>
@@ -13082,10 +14011,9 @@
         <w:spacing w:line="360" w:lineRule="auto"/>
         <w:jc w:val="both"/>
         <w:rPr>
-          <w:rFonts w:ascii="黑体" w:eastAsia="黑体" w:hint="eastAsia"/>
+          <w:rFonts w:ascii="黑体" w:eastAsia="黑体"/>
           <w:kern w:val="2"/>
           <w:sz w:val="30"/>
-          <w:lang w:val="en-US"/>
         </w:rPr>
       </w:pPr>
     </w:p>
@@ -13095,18 +14023,16 @@
         <w:spacing w:line="360" w:lineRule="auto"/>
         <w:jc w:val="both"/>
         <w:rPr>
+          <w:rFonts w:ascii="黑体" w:eastAsia="黑体"/>
+          <w:kern w:val="2"/>
+          <w:sz w:val="30"/>
+        </w:rPr>
+      </w:pPr>
+      <w:r>
+        <w:rPr>
           <w:rFonts w:ascii="黑体" w:eastAsia="黑体" w:hint="eastAsia"/>
           <w:kern w:val="2"/>
           <w:sz w:val="30"/>
-          <w:lang w:val="en-US"/>
-        </w:rPr>
-      </w:pPr>
-      <w:r>
-        <w:rPr>
-          <w:rFonts w:ascii="黑体" w:eastAsia="黑体" w:hint="eastAsia"/>
-          <w:kern w:val="2"/>
-          <w:sz w:val="30"/>
-          <w:lang w:val="en-US"/>
         </w:rPr>
         <w:t>3. 怎样在一个WebView中加载一个页面？</w:t>
       </w:r>
@@ -13115,7 +14041,7 @@
       <w:pPr>
         <w:spacing w:before="100" w:beforeAutospacing="1" w:after="100" w:afterAutospacing="1"/>
         <w:rPr>
-          <w:rFonts w:ascii="宋体" w:hAnsi="宋体" w:cs="宋体"/>
+          <w:rFonts w:ascii="宋体" w:hAnsi="宋体" w:cs="宋体" w:hint="eastAsia"/>
           <w:sz w:val="24"/>
           <w:szCs w:val="24"/>
         </w:rPr>
@@ -13135,7 +14061,7 @@
         <w:spacing w:before="100" w:beforeAutospacing="1" w:after="100" w:afterAutospacing="1"/>
         <w:outlineLvl w:val="2"/>
         <w:rPr>
-          <w:rFonts w:ascii="宋体" w:hAnsi="宋体" w:cs="宋体"/>
+          <w:rFonts w:ascii="宋体" w:hAnsi="宋体" w:cs="宋体" w:hint="eastAsia"/>
           <w:b/>
           <w:bCs/>
           <w:sz w:val="27"/>
@@ -13157,7 +14083,7 @@
       <w:pPr>
         <w:spacing w:before="100" w:beforeAutospacing="1" w:after="100" w:afterAutospacing="1"/>
         <w:rPr>
-          <w:rFonts w:ascii="宋体" w:hAnsi="宋体" w:cs="宋体"/>
+          <w:rFonts w:ascii="宋体" w:hAnsi="宋体" w:cs="宋体" w:hint="eastAsia"/>
           <w:sz w:val="24"/>
           <w:szCs w:val="24"/>
         </w:rPr>
@@ -13192,7 +14118,7 @@
           <w:tab w:val="left" w:pos="14656"/>
         </w:tabs>
         <w:rPr>
-          <w:rFonts w:ascii="宋体" w:hAnsi="宋体" w:cs="宋体"/>
+          <w:rFonts w:ascii="宋体" w:hAnsi="宋体" w:cs="宋体" w:hint="eastAsia"/>
           <w:sz w:val="24"/>
           <w:szCs w:val="24"/>
         </w:rPr>
@@ -13227,7 +14153,7 @@
           <w:tab w:val="left" w:pos="14656"/>
         </w:tabs>
         <w:rPr>
-          <w:rFonts w:ascii="宋体" w:hAnsi="宋体" w:cs="宋体"/>
+          <w:rFonts w:ascii="宋体" w:hAnsi="宋体" w:cs="宋体" w:hint="eastAsia"/>
           <w:sz w:val="24"/>
           <w:szCs w:val="24"/>
         </w:rPr>
@@ -13298,7 +14224,7 @@
           <w:tab w:val="left" w:pos="14656"/>
         </w:tabs>
         <w:rPr>
-          <w:rFonts w:ascii="宋体" w:hAnsi="宋体" w:cs="宋体"/>
+          <w:rFonts w:ascii="宋体" w:hAnsi="宋体" w:cs="宋体" w:hint="eastAsia"/>
           <w:sz w:val="24"/>
           <w:szCs w:val="24"/>
         </w:rPr>
@@ -13312,13 +14238,23 @@
         <w:t xml:space="preserve">    </w:t>
       </w:r>
       <w:proofErr w:type="spellStart"/>
-      <w:r>
-        <w:rPr>
-          <w:rFonts w:ascii="宋体" w:hAnsi="宋体" w:cs="宋体"/>
-          <w:sz w:val="24"/>
-          <w:szCs w:val="24"/>
-        </w:rPr>
-        <w:t>android:layout_width</w:t>
+      <w:proofErr w:type="gramStart"/>
+      <w:r>
+        <w:rPr>
+          <w:rFonts w:ascii="宋体" w:hAnsi="宋体" w:cs="宋体"/>
+          <w:sz w:val="24"/>
+          <w:szCs w:val="24"/>
+        </w:rPr>
+        <w:t>android:layout</w:t>
+      </w:r>
+      <w:proofErr w:type="gramEnd"/>
+      <w:r>
+        <w:rPr>
+          <w:rFonts w:ascii="宋体" w:hAnsi="宋体" w:cs="宋体"/>
+          <w:sz w:val="24"/>
+          <w:szCs w:val="24"/>
+        </w:rPr>
+        <w:t>_width</w:t>
       </w:r>
       <w:proofErr w:type="spellEnd"/>
       <w:r>
@@ -13369,7 +14305,7 @@
           <w:tab w:val="left" w:pos="14656"/>
         </w:tabs>
         <w:rPr>
-          <w:rFonts w:ascii="宋体" w:hAnsi="宋体" w:cs="宋体"/>
+          <w:rFonts w:ascii="宋体" w:hAnsi="宋体" w:cs="宋体" w:hint="eastAsia"/>
           <w:sz w:val="24"/>
           <w:szCs w:val="24"/>
         </w:rPr>
@@ -13383,13 +14319,23 @@
         <w:t xml:space="preserve">    </w:t>
       </w:r>
       <w:proofErr w:type="spellStart"/>
-      <w:r>
-        <w:rPr>
-          <w:rFonts w:ascii="宋体" w:hAnsi="宋体" w:cs="宋体"/>
-          <w:sz w:val="24"/>
-          <w:szCs w:val="24"/>
-        </w:rPr>
-        <w:t>android:layout_height</w:t>
+      <w:proofErr w:type="gramStart"/>
+      <w:r>
+        <w:rPr>
+          <w:rFonts w:ascii="宋体" w:hAnsi="宋体" w:cs="宋体"/>
+          <w:sz w:val="24"/>
+          <w:szCs w:val="24"/>
+        </w:rPr>
+        <w:t>android:layout</w:t>
+      </w:r>
+      <w:proofErr w:type="gramEnd"/>
+      <w:r>
+        <w:rPr>
+          <w:rFonts w:ascii="宋体" w:hAnsi="宋体" w:cs="宋体"/>
+          <w:sz w:val="24"/>
+          <w:szCs w:val="24"/>
+        </w:rPr>
+        <w:t>_height</w:t>
       </w:r>
       <w:proofErr w:type="spellEnd"/>
       <w:r>
@@ -13424,7 +14370,7 @@
         <w:spacing w:before="100" w:beforeAutospacing="1" w:after="100" w:afterAutospacing="1"/>
         <w:outlineLvl w:val="2"/>
         <w:rPr>
-          <w:rFonts w:ascii="宋体" w:hAnsi="宋体" w:cs="宋体"/>
+          <w:rFonts w:ascii="宋体" w:hAnsi="宋体" w:cs="宋体" w:hint="eastAsia"/>
           <w:b/>
           <w:bCs/>
           <w:sz w:val="27"/>
@@ -13446,7 +14392,7 @@
       <w:pPr>
         <w:spacing w:before="100" w:beforeAutospacing="1" w:after="100" w:afterAutospacing="1"/>
         <w:rPr>
-          <w:rFonts w:ascii="宋体" w:hAnsi="宋体" w:cs="宋体"/>
+          <w:rFonts w:ascii="宋体" w:hAnsi="宋体" w:cs="宋体" w:hint="eastAsia"/>
           <w:sz w:val="24"/>
           <w:szCs w:val="24"/>
         </w:rPr>
@@ -13499,7 +14445,7 @@
           <w:tab w:val="left" w:pos="14656"/>
         </w:tabs>
         <w:rPr>
-          <w:rFonts w:ascii="宋体" w:hAnsi="宋体" w:cs="宋体"/>
+          <w:rFonts w:ascii="宋体" w:hAnsi="宋体" w:cs="宋体" w:hint="eastAsia"/>
           <w:sz w:val="24"/>
           <w:szCs w:val="24"/>
         </w:rPr>
@@ -13555,9 +14501,19 @@
           <w:sz w:val="24"/>
           <w:szCs w:val="24"/>
         </w:rPr>
-        <w:t>R.id.webview</w:t>
-      </w:r>
-      <w:proofErr w:type="spellEnd"/>
+        <w:t>R.</w:t>
+      </w:r>
+      <w:proofErr w:type="gramStart"/>
+      <w:r>
+        <w:rPr>
+          <w:rFonts w:ascii="宋体" w:hAnsi="宋体" w:cs="宋体"/>
+          <w:sz w:val="24"/>
+          <w:szCs w:val="24"/>
+        </w:rPr>
+        <w:t>id.webview</w:t>
+      </w:r>
+      <w:proofErr w:type="spellEnd"/>
+      <w:proofErr w:type="gramEnd"/>
       <w:r>
         <w:rPr>
           <w:rFonts w:ascii="宋体" w:hAnsi="宋体" w:cs="宋体"/>
@@ -13588,7 +14544,7 @@
           <w:tab w:val="left" w:pos="14656"/>
         </w:tabs>
         <w:rPr>
-          <w:rFonts w:ascii="宋体" w:hAnsi="宋体" w:cs="宋体"/>
+          <w:rFonts w:ascii="宋体" w:hAnsi="宋体" w:cs="宋体" w:hint="eastAsia"/>
           <w:sz w:val="24"/>
           <w:szCs w:val="24"/>
         </w:rPr>
@@ -13609,15 +14565,25 @@
           <w:sz w:val="24"/>
           <w:szCs w:val="24"/>
         </w:rPr>
-        <w:t>("https://www.example.com");</w:t>
-      </w:r>
+        <w:t>("https://www.example.com"</w:t>
+      </w:r>
+      <w:proofErr w:type="gramStart"/>
+      <w:r>
+        <w:rPr>
+          <w:rFonts w:ascii="宋体" w:hAnsi="宋体" w:cs="宋体"/>
+          <w:sz w:val="24"/>
+          <w:szCs w:val="24"/>
+        </w:rPr>
+        <w:t>);</w:t>
+      </w:r>
+      <w:proofErr w:type="gramEnd"/>
     </w:p>
     <w:p>
       <w:pPr>
         <w:spacing w:before="100" w:beforeAutospacing="1" w:after="100" w:afterAutospacing="1"/>
         <w:outlineLvl w:val="2"/>
         <w:rPr>
-          <w:rFonts w:ascii="宋体" w:hAnsi="宋体" w:cs="宋体"/>
+          <w:rFonts w:ascii="宋体" w:hAnsi="宋体" w:cs="宋体" w:hint="eastAsia"/>
           <w:b/>
           <w:bCs/>
           <w:sz w:val="27"/>
@@ -13643,7 +14609,7 @@
         </w:numPr>
         <w:spacing w:before="100" w:beforeAutospacing="1" w:after="100" w:afterAutospacing="1"/>
         <w:rPr>
-          <w:rFonts w:ascii="宋体" w:hAnsi="宋体" w:cs="宋体"/>
+          <w:rFonts w:ascii="宋体" w:hAnsi="宋体" w:cs="宋体" w:hint="eastAsia"/>
           <w:sz w:val="24"/>
           <w:szCs w:val="24"/>
         </w:rPr>
@@ -13689,7 +14655,7 @@
         </w:tabs>
         <w:ind w:left="720"/>
         <w:rPr>
-          <w:rFonts w:ascii="宋体" w:hAnsi="宋体" w:cs="宋体"/>
+          <w:rFonts w:ascii="宋体" w:hAnsi="宋体" w:cs="宋体" w:hint="eastAsia"/>
           <w:sz w:val="24"/>
           <w:szCs w:val="24"/>
         </w:rPr>
@@ -13710,7 +14676,16 @@
           <w:sz w:val="24"/>
           <w:szCs w:val="24"/>
         </w:rPr>
-        <w:t>().</w:t>
+        <w:t>(</w:t>
+      </w:r>
+      <w:proofErr w:type="gramStart"/>
+      <w:r>
+        <w:rPr>
+          <w:rFonts w:ascii="宋体" w:hAnsi="宋体" w:cs="宋体"/>
+          <w:sz w:val="24"/>
+          <w:szCs w:val="24"/>
+        </w:rPr>
+        <w:t>).</w:t>
       </w:r>
       <w:proofErr w:type="spellStart"/>
       <w:r>
@@ -13722,6 +14697,7 @@
         <w:t>setJavaScriptEnabled</w:t>
       </w:r>
       <w:proofErr w:type="spellEnd"/>
+      <w:proofErr w:type="gramEnd"/>
       <w:r>
         <w:rPr>
           <w:rFonts w:ascii="宋体" w:hAnsi="宋体" w:cs="宋体"/>
@@ -13739,7 +14715,7 @@
         </w:numPr>
         <w:spacing w:before="100" w:beforeAutospacing="1" w:after="100" w:afterAutospacing="1"/>
         <w:rPr>
-          <w:rFonts w:ascii="宋体" w:hAnsi="宋体" w:cs="宋体"/>
+          <w:rFonts w:ascii="宋体" w:hAnsi="宋体" w:cs="宋体" w:hint="eastAsia"/>
           <w:sz w:val="24"/>
           <w:szCs w:val="24"/>
         </w:rPr>
@@ -13785,7 +14761,7 @@
         </w:tabs>
         <w:ind w:left="720"/>
         <w:rPr>
-          <w:rFonts w:ascii="宋体" w:hAnsi="宋体" w:cs="宋体"/>
+          <w:rFonts w:ascii="宋体" w:hAnsi="宋体" w:cs="宋体" w:hint="eastAsia"/>
           <w:sz w:val="24"/>
           <w:szCs w:val="24"/>
         </w:rPr>
@@ -13806,7 +14782,16 @@
           <w:sz w:val="24"/>
           <w:szCs w:val="24"/>
         </w:rPr>
-        <w:t>().</w:t>
+        <w:t>(</w:t>
+      </w:r>
+      <w:proofErr w:type="gramStart"/>
+      <w:r>
+        <w:rPr>
+          <w:rFonts w:ascii="宋体" w:hAnsi="宋体" w:cs="宋体"/>
+          <w:sz w:val="24"/>
+          <w:szCs w:val="24"/>
+        </w:rPr>
+        <w:t>).</w:t>
       </w:r>
       <w:proofErr w:type="spellStart"/>
       <w:r>
@@ -13818,6 +14803,7 @@
         <w:t>setSupportZoom</w:t>
       </w:r>
       <w:proofErr w:type="spellEnd"/>
+      <w:proofErr w:type="gramEnd"/>
       <w:r>
         <w:rPr>
           <w:rFonts w:ascii="宋体" w:hAnsi="宋体" w:cs="宋体"/>
@@ -13835,7 +14821,7 @@
         </w:numPr>
         <w:spacing w:before="100" w:beforeAutospacing="1" w:after="100" w:afterAutospacing="1"/>
         <w:rPr>
-          <w:rFonts w:ascii="宋体" w:hAnsi="宋体" w:cs="宋体"/>
+          <w:rFonts w:ascii="宋体" w:hAnsi="宋体" w:cs="宋体" w:hint="eastAsia"/>
           <w:sz w:val="24"/>
           <w:szCs w:val="24"/>
         </w:rPr>
@@ -13864,7 +14850,7 @@
         <w:spacing w:before="100" w:beforeAutospacing="1" w:after="100" w:afterAutospacing="1"/>
         <w:outlineLvl w:val="2"/>
         <w:rPr>
-          <w:rFonts w:ascii="宋体" w:hAnsi="宋体" w:cs="宋体"/>
+          <w:rFonts w:ascii="宋体" w:hAnsi="宋体" w:cs="宋体" w:hint="eastAsia"/>
           <w:b/>
           <w:bCs/>
           <w:sz w:val="27"/>
@@ -13890,7 +14876,7 @@
         </w:numPr>
         <w:spacing w:before="100" w:beforeAutospacing="1" w:after="100" w:afterAutospacing="1"/>
         <w:rPr>
-          <w:rFonts w:ascii="宋体" w:hAnsi="宋体" w:cs="宋体"/>
+          <w:rFonts w:ascii="宋体" w:hAnsi="宋体" w:cs="宋体" w:hint="eastAsia"/>
           <w:sz w:val="24"/>
           <w:szCs w:val="24"/>
         </w:rPr>
@@ -13936,7 +14922,7 @@
         </w:tabs>
         <w:ind w:left="720"/>
         <w:rPr>
-          <w:rFonts w:ascii="宋体" w:hAnsi="宋体" w:cs="宋体"/>
+          <w:rFonts w:ascii="宋体" w:hAnsi="宋体" w:cs="宋体" w:hint="eastAsia"/>
           <w:sz w:val="24"/>
           <w:szCs w:val="24"/>
         </w:rPr>
@@ -13960,6 +14946,7 @@
         <w:t xml:space="preserve">(new </w:t>
       </w:r>
       <w:proofErr w:type="spellStart"/>
+      <w:proofErr w:type="gramStart"/>
       <w:r>
         <w:rPr>
           <w:rFonts w:ascii="宋体" w:hAnsi="宋体" w:cs="宋体"/>
@@ -13975,7 +14962,16 @@
           <w:sz w:val="24"/>
           <w:szCs w:val="24"/>
         </w:rPr>
-        <w:t>() {</w:t>
+        <w:t>(</w:t>
+      </w:r>
+      <w:proofErr w:type="gramEnd"/>
+      <w:r>
+        <w:rPr>
+          <w:rFonts w:ascii="宋体" w:hAnsi="宋体" w:cs="宋体"/>
+          <w:sz w:val="24"/>
+          <w:szCs w:val="24"/>
+        </w:rPr>
+        <w:t>) {</w:t>
       </w:r>
     </w:p>
     <w:p>
@@ -14000,7 +14996,7 @@
         </w:tabs>
         <w:ind w:left="720"/>
         <w:rPr>
-          <w:rFonts w:ascii="宋体" w:hAnsi="宋体" w:cs="宋体"/>
+          <w:rFonts w:ascii="宋体" w:hAnsi="宋体" w:cs="宋体" w:hint="eastAsia"/>
           <w:sz w:val="24"/>
           <w:szCs w:val="24"/>
         </w:rPr>
@@ -14036,7 +15032,7 @@
         </w:tabs>
         <w:ind w:left="720"/>
         <w:rPr>
-          <w:rFonts w:ascii="宋体" w:hAnsi="宋体" w:cs="宋体"/>
+          <w:rFonts w:ascii="宋体" w:hAnsi="宋体" w:cs="宋体" w:hint="eastAsia"/>
           <w:sz w:val="24"/>
           <w:szCs w:val="24"/>
         </w:rPr>
@@ -14050,6 +15046,7 @@
         <w:t xml:space="preserve">    public void </w:t>
       </w:r>
       <w:proofErr w:type="spellStart"/>
+      <w:proofErr w:type="gramStart"/>
       <w:r>
         <w:rPr>
           <w:rFonts w:ascii="宋体" w:hAnsi="宋体" w:cs="宋体"/>
@@ -14065,7 +15062,16 @@
           <w:sz w:val="24"/>
           <w:szCs w:val="24"/>
         </w:rPr>
-        <w:t xml:space="preserve">(WebView view, String </w:t>
+        <w:t>(</w:t>
+      </w:r>
+      <w:proofErr w:type="gramEnd"/>
+      <w:r>
+        <w:rPr>
+          <w:rFonts w:ascii="宋体" w:hAnsi="宋体" w:cs="宋体"/>
+          <w:sz w:val="24"/>
+          <w:szCs w:val="24"/>
+        </w:rPr>
+        <w:t xml:space="preserve">WebView view, String </w:t>
       </w:r>
       <w:proofErr w:type="spellStart"/>
       <w:r>
@@ -14108,7 +15114,7 @@
         </w:tabs>
         <w:ind w:left="720"/>
         <w:rPr>
-          <w:rFonts w:ascii="宋体" w:hAnsi="宋体" w:cs="宋体"/>
+          <w:rFonts w:ascii="宋体" w:hAnsi="宋体" w:cs="宋体" w:hint="eastAsia"/>
           <w:sz w:val="24"/>
           <w:szCs w:val="24"/>
         </w:rPr>
@@ -14144,7 +15150,7 @@
         </w:tabs>
         <w:ind w:left="720"/>
         <w:rPr>
-          <w:rFonts w:ascii="宋体" w:hAnsi="宋体" w:cs="宋体"/>
+          <w:rFonts w:ascii="宋体" w:hAnsi="宋体" w:cs="宋体" w:hint="eastAsia"/>
           <w:sz w:val="24"/>
           <w:szCs w:val="24"/>
         </w:rPr>
@@ -14180,7 +15186,7 @@
         </w:tabs>
         <w:ind w:left="720"/>
         <w:rPr>
-          <w:rFonts w:ascii="宋体" w:hAnsi="宋体" w:cs="宋体"/>
+          <w:rFonts w:ascii="宋体" w:hAnsi="宋体" w:cs="宋体" w:hint="eastAsia"/>
           <w:sz w:val="24"/>
           <w:szCs w:val="24"/>
         </w:rPr>
@@ -14203,7 +15209,7 @@
         </w:numPr>
         <w:spacing w:before="100" w:beforeAutospacing="1" w:after="100" w:afterAutospacing="1"/>
         <w:rPr>
-          <w:rFonts w:ascii="宋体" w:hAnsi="宋体" w:cs="宋体"/>
+          <w:rFonts w:ascii="宋体" w:hAnsi="宋体" w:cs="宋体" w:hint="eastAsia"/>
           <w:sz w:val="24"/>
           <w:szCs w:val="24"/>
         </w:rPr>
@@ -14249,7 +15255,7 @@
         </w:tabs>
         <w:ind w:left="720"/>
         <w:rPr>
-          <w:rFonts w:ascii="宋体" w:hAnsi="宋体" w:cs="宋体"/>
+          <w:rFonts w:ascii="宋体" w:hAnsi="宋体" w:cs="宋体" w:hint="eastAsia"/>
           <w:sz w:val="24"/>
           <w:szCs w:val="24"/>
         </w:rPr>
@@ -14273,6 +15279,7 @@
         <w:t xml:space="preserve">(new </w:t>
       </w:r>
       <w:proofErr w:type="spellStart"/>
+      <w:proofErr w:type="gramStart"/>
       <w:r>
         <w:rPr>
           <w:rFonts w:ascii="宋体" w:hAnsi="宋体" w:cs="宋体"/>
@@ -14288,7 +15295,16 @@
           <w:sz w:val="24"/>
           <w:szCs w:val="24"/>
         </w:rPr>
-        <w:t>() {</w:t>
+        <w:t>(</w:t>
+      </w:r>
+      <w:proofErr w:type="gramEnd"/>
+      <w:r>
+        <w:rPr>
+          <w:rFonts w:ascii="宋体" w:hAnsi="宋体" w:cs="宋体"/>
+          <w:sz w:val="24"/>
+          <w:szCs w:val="24"/>
+        </w:rPr>
+        <w:t>) {</w:t>
       </w:r>
     </w:p>
     <w:p>
@@ -14313,7 +15329,7 @@
         </w:tabs>
         <w:ind w:left="720"/>
         <w:rPr>
-          <w:rFonts w:ascii="宋体" w:hAnsi="宋体" w:cs="宋体"/>
+          <w:rFonts w:ascii="宋体" w:hAnsi="宋体" w:cs="宋体" w:hint="eastAsia"/>
           <w:sz w:val="24"/>
           <w:szCs w:val="24"/>
         </w:rPr>
@@ -14349,7 +15365,7 @@
         </w:tabs>
         <w:ind w:left="720"/>
         <w:rPr>
-          <w:rFonts w:ascii="宋体" w:hAnsi="宋体" w:cs="宋体"/>
+          <w:rFonts w:ascii="宋体" w:hAnsi="宋体" w:cs="宋体" w:hint="eastAsia"/>
           <w:sz w:val="24"/>
           <w:szCs w:val="24"/>
         </w:rPr>
@@ -14381,6 +15397,7 @@
         <w:t xml:space="preserve"> </w:t>
       </w:r>
       <w:proofErr w:type="spellStart"/>
+      <w:proofErr w:type="gramStart"/>
       <w:r>
         <w:rPr>
           <w:rFonts w:ascii="宋体" w:hAnsi="宋体" w:cs="宋体"/>
@@ -14396,7 +15413,16 @@
           <w:sz w:val="24"/>
           <w:szCs w:val="24"/>
         </w:rPr>
-        <w:t xml:space="preserve">(WebView view, String </w:t>
+        <w:t>(</w:t>
+      </w:r>
+      <w:proofErr w:type="gramEnd"/>
+      <w:r>
+        <w:rPr>
+          <w:rFonts w:ascii="宋体" w:hAnsi="宋体" w:cs="宋体"/>
+          <w:sz w:val="24"/>
+          <w:szCs w:val="24"/>
+        </w:rPr>
+        <w:t xml:space="preserve">WebView view, String </w:t>
       </w:r>
       <w:proofErr w:type="spellStart"/>
       <w:r>
@@ -14439,7 +15465,7 @@
         </w:tabs>
         <w:ind w:left="720"/>
         <w:rPr>
-          <w:rFonts w:ascii="宋体" w:hAnsi="宋体" w:cs="宋体"/>
+          <w:rFonts w:ascii="宋体" w:hAnsi="宋体" w:cs="宋体" w:hint="eastAsia"/>
           <w:sz w:val="24"/>
           <w:szCs w:val="24"/>
         </w:rPr>
@@ -14485,7 +15511,7 @@
         </w:tabs>
         <w:ind w:left="720"/>
         <w:rPr>
-          <w:rFonts w:ascii="宋体" w:hAnsi="宋体" w:cs="宋体"/>
+          <w:rFonts w:ascii="宋体" w:hAnsi="宋体" w:cs="宋体" w:hint="eastAsia"/>
           <w:sz w:val="24"/>
           <w:szCs w:val="24"/>
         </w:rPr>
@@ -14499,6 +15525,7 @@
         <w:t xml:space="preserve">        </w:t>
       </w:r>
       <w:proofErr w:type="spellStart"/>
+      <w:proofErr w:type="gramStart"/>
       <w:r>
         <w:rPr>
           <w:rFonts w:ascii="宋体" w:hAnsi="宋体" w:cs="宋体"/>
@@ -14508,6 +15535,7 @@
         <w:t>view.loadUrl</w:t>
       </w:r>
       <w:proofErr w:type="spellEnd"/>
+      <w:proofErr w:type="gramEnd"/>
       <w:r>
         <w:rPr>
           <w:rFonts w:ascii="宋体" w:hAnsi="宋体" w:cs="宋体"/>
@@ -14557,19 +15585,29 @@
         </w:tabs>
         <w:ind w:left="720"/>
         <w:rPr>
-          <w:rFonts w:ascii="宋体" w:hAnsi="宋体" w:cs="宋体"/>
-          <w:sz w:val="24"/>
-          <w:szCs w:val="24"/>
-        </w:rPr>
-      </w:pPr>
-      <w:r>
-        <w:rPr>
-          <w:rFonts w:ascii="宋体" w:hAnsi="宋体" w:cs="宋体"/>
-          <w:sz w:val="24"/>
-          <w:szCs w:val="24"/>
-        </w:rPr>
-        <w:t xml:space="preserve">        return true;</w:t>
-      </w:r>
+          <w:rFonts w:ascii="宋体" w:hAnsi="宋体" w:cs="宋体" w:hint="eastAsia"/>
+          <w:sz w:val="24"/>
+          <w:szCs w:val="24"/>
+        </w:rPr>
+      </w:pPr>
+      <w:r>
+        <w:rPr>
+          <w:rFonts w:ascii="宋体" w:hAnsi="宋体" w:cs="宋体"/>
+          <w:sz w:val="24"/>
+          <w:szCs w:val="24"/>
+        </w:rPr>
+        <w:t xml:space="preserve">        return </w:t>
+      </w:r>
+      <w:proofErr w:type="gramStart"/>
+      <w:r>
+        <w:rPr>
+          <w:rFonts w:ascii="宋体" w:hAnsi="宋体" w:cs="宋体"/>
+          <w:sz w:val="24"/>
+          <w:szCs w:val="24"/>
+        </w:rPr>
+        <w:t>true;</w:t>
+      </w:r>
+      <w:proofErr w:type="gramEnd"/>
     </w:p>
     <w:p>
       <w:pPr>
@@ -14593,7 +15631,7 @@
         </w:tabs>
         <w:ind w:left="720"/>
         <w:rPr>
-          <w:rFonts w:ascii="宋体" w:hAnsi="宋体" w:cs="宋体"/>
+          <w:rFonts w:ascii="宋体" w:hAnsi="宋体" w:cs="宋体" w:hint="eastAsia"/>
           <w:sz w:val="24"/>
           <w:szCs w:val="24"/>
         </w:rPr>
@@ -14629,7 +15667,7 @@
         </w:tabs>
         <w:ind w:left="720"/>
         <w:rPr>
-          <w:rFonts w:ascii="宋体" w:hAnsi="宋体" w:cs="宋体"/>
+          <w:rFonts w:ascii="宋体" w:hAnsi="宋体" w:cs="宋体" w:hint="eastAsia"/>
           <w:sz w:val="24"/>
           <w:szCs w:val="24"/>
         </w:rPr>
@@ -14649,10 +15687,9 @@
         <w:spacing w:line="360" w:lineRule="auto"/>
         <w:jc w:val="both"/>
         <w:rPr>
-          <w:rFonts w:ascii="黑体" w:eastAsia="黑体" w:hint="eastAsia"/>
+          <w:rFonts w:ascii="黑体" w:eastAsia="黑体"/>
           <w:kern w:val="2"/>
           <w:sz w:val="30"/>
-          <w:lang w:val="en-US"/>
         </w:rPr>
       </w:pPr>
     </w:p>
@@ -14662,10 +15699,9 @@
         <w:spacing w:line="360" w:lineRule="auto"/>
         <w:jc w:val="both"/>
         <w:rPr>
-          <w:rFonts w:ascii="黑体" w:eastAsia="黑体" w:hint="eastAsia"/>
+          <w:rFonts w:ascii="黑体" w:eastAsia="黑体"/>
           <w:kern w:val="2"/>
           <w:sz w:val="30"/>
-          <w:lang w:val="en-US"/>
         </w:rPr>
       </w:pPr>
     </w:p>
@@ -14675,10 +15711,9 @@
         <w:spacing w:line="360" w:lineRule="auto"/>
         <w:jc w:val="both"/>
         <w:rPr>
-          <w:rFonts w:ascii="黑体" w:eastAsia="黑体" w:hint="eastAsia"/>
+          <w:rFonts w:ascii="黑体" w:eastAsia="黑体"/>
           <w:kern w:val="2"/>
           <w:sz w:val="30"/>
-          <w:lang w:val="en-US"/>
         </w:rPr>
       </w:pPr>
     </w:p>
@@ -14688,10 +15723,9 @@
         <w:spacing w:line="360" w:lineRule="auto"/>
         <w:jc w:val="both"/>
         <w:rPr>
-          <w:rFonts w:ascii="黑体" w:eastAsia="黑体" w:hint="eastAsia"/>
+          <w:rFonts w:ascii="黑体" w:eastAsia="黑体"/>
           <w:kern w:val="2"/>
           <w:sz w:val="30"/>
-          <w:lang w:val="en-US"/>
         </w:rPr>
       </w:pPr>
     </w:p>
@@ -14701,18 +15735,16 @@
         <w:spacing w:line="360" w:lineRule="auto"/>
         <w:jc w:val="both"/>
         <w:rPr>
+          <w:rFonts w:ascii="黑体" w:eastAsia="黑体"/>
+          <w:kern w:val="2"/>
+          <w:sz w:val="30"/>
+        </w:rPr>
+      </w:pPr>
+      <w:r>
+        <w:rPr>
           <w:rFonts w:ascii="黑体" w:eastAsia="黑体" w:hint="eastAsia"/>
           <w:kern w:val="2"/>
           <w:sz w:val="30"/>
-          <w:lang w:val="en-US"/>
-        </w:rPr>
-      </w:pPr>
-      <w:r>
-        <w:rPr>
-          <w:rFonts w:ascii="黑体" w:eastAsia="黑体" w:hint="eastAsia"/>
-          <w:kern w:val="2"/>
-          <w:sz w:val="30"/>
-          <w:lang w:val="en-US"/>
         </w:rPr>
         <w:t>4. 使用LocationManager进行定位的步骤是什么？</w:t>
       </w:r>
@@ -14721,7 +15753,7 @@
       <w:pPr>
         <w:spacing w:before="100" w:beforeAutospacing="1" w:after="100" w:afterAutospacing="1"/>
         <w:rPr>
-          <w:rFonts w:ascii="宋体" w:hAnsi="宋体" w:cs="宋体"/>
+          <w:rFonts w:ascii="宋体" w:hAnsi="宋体" w:cs="宋体" w:hint="eastAsia"/>
           <w:sz w:val="24"/>
           <w:szCs w:val="24"/>
         </w:rPr>
@@ -14768,7 +15800,7 @@
         <w:spacing w:before="100" w:beforeAutospacing="1" w:after="100" w:afterAutospacing="1"/>
         <w:outlineLvl w:val="2"/>
         <w:rPr>
-          <w:rFonts w:ascii="宋体" w:hAnsi="宋体" w:cs="宋体"/>
+          <w:rFonts w:ascii="宋体" w:hAnsi="宋体" w:cs="宋体" w:hint="eastAsia"/>
           <w:b/>
           <w:bCs/>
           <w:sz w:val="27"/>
@@ -14790,7 +15822,7 @@
       <w:pPr>
         <w:spacing w:before="100" w:beforeAutospacing="1" w:after="100" w:afterAutospacing="1"/>
         <w:rPr>
-          <w:rFonts w:ascii="宋体" w:hAnsi="宋体" w:cs="宋体"/>
+          <w:rFonts w:ascii="宋体" w:hAnsi="宋体" w:cs="宋体" w:hint="eastAsia"/>
           <w:sz w:val="24"/>
           <w:szCs w:val="24"/>
         </w:rPr>
@@ -14825,7 +15857,7 @@
           <w:tab w:val="left" w:pos="14656"/>
         </w:tabs>
         <w:rPr>
-          <w:rFonts w:ascii="宋体" w:hAnsi="宋体" w:cs="宋体"/>
+          <w:rFonts w:ascii="宋体" w:hAnsi="宋体" w:cs="宋体" w:hint="eastAsia"/>
           <w:sz w:val="24"/>
           <w:szCs w:val="24"/>
         </w:rPr>
@@ -14857,13 +15889,23 @@
         <w:t>="</w:t>
       </w:r>
       <w:proofErr w:type="spellStart"/>
-      <w:r>
-        <w:rPr>
-          <w:rFonts w:ascii="宋体" w:hAnsi="宋体" w:cs="宋体"/>
-          <w:sz w:val="24"/>
-          <w:szCs w:val="24"/>
-        </w:rPr>
-        <w:t>android.permission.ACCESS_FINE_LOCATION</w:t>
+      <w:proofErr w:type="gramStart"/>
+      <w:r>
+        <w:rPr>
+          <w:rFonts w:ascii="宋体" w:hAnsi="宋体" w:cs="宋体"/>
+          <w:sz w:val="24"/>
+          <w:szCs w:val="24"/>
+        </w:rPr>
+        <w:t>android.permission</w:t>
+      </w:r>
+      <w:proofErr w:type="gramEnd"/>
+      <w:r>
+        <w:rPr>
+          <w:rFonts w:ascii="宋体" w:hAnsi="宋体" w:cs="宋体"/>
+          <w:sz w:val="24"/>
+          <w:szCs w:val="24"/>
+        </w:rPr>
+        <w:t>.ACCESS_FINE_LOCATION</w:t>
       </w:r>
       <w:proofErr w:type="spellEnd"/>
       <w:r>
@@ -14896,7 +15938,7 @@
           <w:tab w:val="left" w:pos="14656"/>
         </w:tabs>
         <w:rPr>
-          <w:rFonts w:ascii="宋体" w:hAnsi="宋体" w:cs="宋体"/>
+          <w:rFonts w:ascii="宋体" w:hAnsi="宋体" w:cs="宋体" w:hint="eastAsia"/>
           <w:sz w:val="24"/>
           <w:szCs w:val="24"/>
         </w:rPr>
@@ -14928,13 +15970,23 @@
         <w:t>="</w:t>
       </w:r>
       <w:proofErr w:type="spellStart"/>
-      <w:r>
-        <w:rPr>
-          <w:rFonts w:ascii="宋体" w:hAnsi="宋体" w:cs="宋体"/>
-          <w:sz w:val="24"/>
-          <w:szCs w:val="24"/>
-        </w:rPr>
-        <w:t>android.permission.ACCESS_COARSE_LOCATION</w:t>
+      <w:proofErr w:type="gramStart"/>
+      <w:r>
+        <w:rPr>
+          <w:rFonts w:ascii="宋体" w:hAnsi="宋体" w:cs="宋体"/>
+          <w:sz w:val="24"/>
+          <w:szCs w:val="24"/>
+        </w:rPr>
+        <w:t>android.permission</w:t>
+      </w:r>
+      <w:proofErr w:type="gramEnd"/>
+      <w:r>
+        <w:rPr>
+          <w:rFonts w:ascii="宋体" w:hAnsi="宋体" w:cs="宋体"/>
+          <w:sz w:val="24"/>
+          <w:szCs w:val="24"/>
+        </w:rPr>
+        <w:t>.ACCESS_COARSE_LOCATION</w:t>
       </w:r>
       <w:proofErr w:type="spellEnd"/>
       <w:r>
@@ -14954,7 +16006,7 @@
         </w:numPr>
         <w:spacing w:before="100" w:beforeAutospacing="1" w:after="100" w:afterAutospacing="1"/>
         <w:rPr>
-          <w:rFonts w:ascii="宋体" w:hAnsi="宋体" w:cs="宋体"/>
+          <w:rFonts w:ascii="宋体" w:hAnsi="宋体" w:cs="宋体" w:hint="eastAsia"/>
           <w:sz w:val="24"/>
           <w:szCs w:val="24"/>
         </w:rPr>
@@ -14986,7 +16038,7 @@
         </w:numPr>
         <w:spacing w:before="100" w:beforeAutospacing="1" w:after="100" w:afterAutospacing="1"/>
         <w:rPr>
-          <w:rFonts w:ascii="宋体" w:hAnsi="宋体" w:cs="宋体"/>
+          <w:rFonts w:ascii="宋体" w:hAnsi="宋体" w:cs="宋体" w:hint="eastAsia"/>
           <w:sz w:val="24"/>
           <w:szCs w:val="24"/>
         </w:rPr>
@@ -15015,7 +16067,7 @@
         <w:spacing w:before="100" w:beforeAutospacing="1" w:after="100" w:afterAutospacing="1"/>
         <w:outlineLvl w:val="2"/>
         <w:rPr>
-          <w:rFonts w:ascii="宋体" w:hAnsi="宋体" w:cs="宋体"/>
+          <w:rFonts w:ascii="宋体" w:hAnsi="宋体" w:cs="宋体" w:hint="eastAsia"/>
           <w:b/>
           <w:bCs/>
           <w:sz w:val="27"/>
@@ -15059,7 +16111,7 @@
       <w:pPr>
         <w:spacing w:before="100" w:beforeAutospacing="1" w:after="100" w:afterAutospacing="1"/>
         <w:rPr>
-          <w:rFonts w:ascii="宋体" w:hAnsi="宋体" w:cs="宋体"/>
+          <w:rFonts w:ascii="宋体" w:hAnsi="宋体" w:cs="宋体" w:hint="eastAsia"/>
           <w:sz w:val="24"/>
           <w:szCs w:val="24"/>
         </w:rPr>
@@ -15112,7 +16164,7 @@
           <w:tab w:val="left" w:pos="14656"/>
         </w:tabs>
         <w:rPr>
-          <w:rFonts w:ascii="宋体" w:hAnsi="宋体" w:cs="宋体"/>
+          <w:rFonts w:ascii="宋体" w:hAnsi="宋体" w:cs="宋体" w:hint="eastAsia"/>
           <w:sz w:val="24"/>
           <w:szCs w:val="24"/>
         </w:rPr>
@@ -15173,6 +16225,7 @@
         <w:t xml:space="preserve">) </w:t>
       </w:r>
       <w:proofErr w:type="spellStart"/>
+      <w:proofErr w:type="gramStart"/>
       <w:r>
         <w:rPr>
           <w:rFonts w:ascii="宋体" w:hAnsi="宋体" w:cs="宋体"/>
@@ -15191,6 +16244,7 @@
         <w:t>(</w:t>
       </w:r>
       <w:proofErr w:type="spellStart"/>
+      <w:proofErr w:type="gramEnd"/>
       <w:r>
         <w:rPr>
           <w:rFonts w:ascii="宋体" w:hAnsi="宋体" w:cs="宋体"/>
@@ -15214,7 +16268,7 @@
         <w:spacing w:before="100" w:beforeAutospacing="1" w:after="100" w:afterAutospacing="1"/>
         <w:outlineLvl w:val="2"/>
         <w:rPr>
-          <w:rFonts w:ascii="宋体" w:hAnsi="宋体" w:cs="宋体"/>
+          <w:rFonts w:ascii="宋体" w:hAnsi="宋体" w:cs="宋体" w:hint="eastAsia"/>
           <w:b/>
           <w:bCs/>
           <w:sz w:val="27"/>
@@ -15248,7 +16302,7 @@
       <w:pPr>
         <w:spacing w:before="100" w:beforeAutospacing="1" w:after="100" w:afterAutospacing="1"/>
         <w:rPr>
-          <w:rFonts w:ascii="宋体" w:hAnsi="宋体" w:cs="宋体"/>
+          <w:rFonts w:ascii="宋体" w:hAnsi="宋体" w:cs="宋体" w:hint="eastAsia"/>
           <w:sz w:val="24"/>
           <w:szCs w:val="24"/>
         </w:rPr>
@@ -15301,7 +16355,7 @@
           <w:tab w:val="left" w:pos="14656"/>
         </w:tabs>
         <w:rPr>
-          <w:rFonts w:ascii="宋体" w:hAnsi="宋体" w:cs="宋体"/>
+          <w:rFonts w:ascii="宋体" w:hAnsi="宋体" w:cs="宋体" w:hint="eastAsia"/>
           <w:sz w:val="24"/>
           <w:szCs w:val="24"/>
         </w:rPr>
@@ -15343,6 +16397,7 @@
         <w:t xml:space="preserve"> = new </w:t>
       </w:r>
       <w:proofErr w:type="spellStart"/>
+      <w:proofErr w:type="gramStart"/>
       <w:r>
         <w:rPr>
           <w:rFonts w:ascii="宋体" w:hAnsi="宋体" w:cs="宋体"/>
@@ -15358,7 +16413,16 @@
           <w:sz w:val="24"/>
           <w:szCs w:val="24"/>
         </w:rPr>
-        <w:t>() {</w:t>
+        <w:t>(</w:t>
+      </w:r>
+      <w:proofErr w:type="gramEnd"/>
+      <w:r>
+        <w:rPr>
+          <w:rFonts w:ascii="宋体" w:hAnsi="宋体" w:cs="宋体"/>
+          <w:sz w:val="24"/>
+          <w:szCs w:val="24"/>
+        </w:rPr>
+        <w:t>) {</w:t>
       </w:r>
     </w:p>
     <w:p>
@@ -15382,7 +16446,7 @@
           <w:tab w:val="left" w:pos="14656"/>
         </w:tabs>
         <w:rPr>
-          <w:rFonts w:ascii="宋体" w:hAnsi="宋体" w:cs="宋体"/>
+          <w:rFonts w:ascii="宋体" w:hAnsi="宋体" w:cs="宋体" w:hint="eastAsia"/>
           <w:sz w:val="24"/>
           <w:szCs w:val="24"/>
         </w:rPr>
@@ -15417,7 +16481,7 @@
           <w:tab w:val="left" w:pos="14656"/>
         </w:tabs>
         <w:rPr>
-          <w:rFonts w:ascii="宋体" w:hAnsi="宋体" w:cs="宋体"/>
+          <w:rFonts w:ascii="宋体" w:hAnsi="宋体" w:cs="宋体" w:hint="eastAsia"/>
           <w:sz w:val="24"/>
           <w:szCs w:val="24"/>
         </w:rPr>
@@ -15431,6 +16495,7 @@
         <w:t xml:space="preserve">    public void </w:t>
       </w:r>
       <w:proofErr w:type="spellStart"/>
+      <w:proofErr w:type="gramStart"/>
       <w:r>
         <w:rPr>
           <w:rFonts w:ascii="宋体" w:hAnsi="宋体" w:cs="宋体"/>
@@ -15446,7 +16511,16 @@
           <w:sz w:val="24"/>
           <w:szCs w:val="24"/>
         </w:rPr>
-        <w:t>(Location location) {</w:t>
+        <w:t>(</w:t>
+      </w:r>
+      <w:proofErr w:type="gramEnd"/>
+      <w:r>
+        <w:rPr>
+          <w:rFonts w:ascii="宋体" w:hAnsi="宋体" w:cs="宋体"/>
+          <w:sz w:val="24"/>
+          <w:szCs w:val="24"/>
+        </w:rPr>
+        <w:t>Location location) {</w:t>
       </w:r>
     </w:p>
     <w:p>
@@ -15470,18 +16544,36 @@
           <w:tab w:val="left" w:pos="14656"/>
         </w:tabs>
         <w:rPr>
-          <w:rFonts w:ascii="宋体" w:hAnsi="宋体" w:cs="宋体"/>
-          <w:sz w:val="24"/>
-          <w:szCs w:val="24"/>
-        </w:rPr>
-      </w:pPr>
-      <w:r>
-        <w:rPr>
-          <w:rFonts w:ascii="宋体" w:hAnsi="宋体" w:cs="宋体"/>
-          <w:sz w:val="24"/>
-          <w:szCs w:val="24"/>
-        </w:rPr>
-        <w:t xml:space="preserve">        // 当位置发生变化时调用，获取经纬度等信息</w:t>
+          <w:rFonts w:ascii="宋体" w:hAnsi="宋体" w:cs="宋体" w:hint="eastAsia"/>
+          <w:sz w:val="24"/>
+          <w:szCs w:val="24"/>
+        </w:rPr>
+      </w:pPr>
+      <w:r>
+        <w:rPr>
+          <w:rFonts w:ascii="宋体" w:hAnsi="宋体" w:cs="宋体"/>
+          <w:sz w:val="24"/>
+          <w:szCs w:val="24"/>
+        </w:rPr>
+        <w:t xml:space="preserve">        // </w:t>
+      </w:r>
+      <w:proofErr w:type="gramStart"/>
+      <w:r>
+        <w:rPr>
+          <w:rFonts w:ascii="宋体" w:hAnsi="宋体" w:cs="宋体"/>
+          <w:sz w:val="24"/>
+          <w:szCs w:val="24"/>
+        </w:rPr>
+        <w:t>当位置</w:t>
+      </w:r>
+      <w:proofErr w:type="gramEnd"/>
+      <w:r>
+        <w:rPr>
+          <w:rFonts w:ascii="宋体" w:hAnsi="宋体" w:cs="宋体"/>
+          <w:sz w:val="24"/>
+          <w:szCs w:val="24"/>
+        </w:rPr>
+        <w:t>发生变化时调用，获取经纬度等信息</w:t>
       </w:r>
     </w:p>
     <w:p>
@@ -15505,7 +16597,7 @@
           <w:tab w:val="left" w:pos="14656"/>
         </w:tabs>
         <w:rPr>
-          <w:rFonts w:ascii="宋体" w:hAnsi="宋体" w:cs="宋体"/>
+          <w:rFonts w:ascii="宋体" w:hAnsi="宋体" w:cs="宋体" w:hint="eastAsia"/>
           <w:sz w:val="24"/>
           <w:szCs w:val="24"/>
         </w:rPr>
@@ -15519,6 +16611,7 @@
         <w:t xml:space="preserve">        double latitude = </w:t>
       </w:r>
       <w:proofErr w:type="spellStart"/>
+      <w:proofErr w:type="gramStart"/>
       <w:r>
         <w:rPr>
           <w:rFonts w:ascii="宋体" w:hAnsi="宋体" w:cs="宋体"/>
@@ -15528,6 +16621,7 @@
         <w:t>location.getLatitude</w:t>
       </w:r>
       <w:proofErr w:type="spellEnd"/>
+      <w:proofErr w:type="gramEnd"/>
       <w:r>
         <w:rPr>
           <w:rFonts w:ascii="宋体" w:hAnsi="宋体" w:cs="宋体"/>
@@ -15558,7 +16652,7 @@
           <w:tab w:val="left" w:pos="14656"/>
         </w:tabs>
         <w:rPr>
-          <w:rFonts w:ascii="宋体" w:hAnsi="宋体" w:cs="宋体"/>
+          <w:rFonts w:ascii="宋体" w:hAnsi="宋体" w:cs="宋体" w:hint="eastAsia"/>
           <w:sz w:val="24"/>
           <w:szCs w:val="24"/>
         </w:rPr>
@@ -15572,6 +16666,7 @@
         <w:t xml:space="preserve">        double longitude = </w:t>
       </w:r>
       <w:proofErr w:type="spellStart"/>
+      <w:proofErr w:type="gramStart"/>
       <w:r>
         <w:rPr>
           <w:rFonts w:ascii="宋体" w:hAnsi="宋体" w:cs="宋体"/>
@@ -15581,6 +16676,7 @@
         <w:t>location.getLongitude</w:t>
       </w:r>
       <w:proofErr w:type="spellEnd"/>
+      <w:proofErr w:type="gramEnd"/>
       <w:r>
         <w:rPr>
           <w:rFonts w:ascii="宋体" w:hAnsi="宋体" w:cs="宋体"/>
@@ -15611,7 +16707,7 @@
           <w:tab w:val="left" w:pos="14656"/>
         </w:tabs>
         <w:rPr>
-          <w:rFonts w:ascii="宋体" w:hAnsi="宋体" w:cs="宋体"/>
+          <w:rFonts w:ascii="宋体" w:hAnsi="宋体" w:cs="宋体" w:hint="eastAsia"/>
           <w:sz w:val="24"/>
           <w:szCs w:val="24"/>
         </w:rPr>
@@ -15646,7 +16742,7 @@
           <w:tab w:val="left" w:pos="14656"/>
         </w:tabs>
         <w:rPr>
-          <w:rFonts w:ascii="宋体" w:hAnsi="宋体" w:cs="宋体"/>
+          <w:rFonts w:ascii="宋体" w:hAnsi="宋体" w:cs="宋体" w:hint="eastAsia"/>
           <w:sz w:val="24"/>
           <w:szCs w:val="24"/>
         </w:rPr>
@@ -15681,7 +16777,7 @@
           <w:tab w:val="left" w:pos="14656"/>
         </w:tabs>
         <w:rPr>
-          <w:rFonts w:ascii="宋体" w:hAnsi="宋体" w:cs="宋体"/>
+          <w:rFonts w:ascii="宋体" w:hAnsi="宋体" w:cs="宋体" w:hint="eastAsia"/>
           <w:sz w:val="24"/>
           <w:szCs w:val="24"/>
         </w:rPr>
@@ -15708,7 +16804,7 @@
           <w:tab w:val="left" w:pos="14656"/>
         </w:tabs>
         <w:rPr>
-          <w:rFonts w:ascii="宋体" w:hAnsi="宋体" w:cs="宋体"/>
+          <w:rFonts w:ascii="宋体" w:hAnsi="宋体" w:cs="宋体" w:hint="eastAsia"/>
           <w:sz w:val="24"/>
           <w:szCs w:val="24"/>
         </w:rPr>
@@ -15743,7 +16839,7 @@
           <w:tab w:val="left" w:pos="14656"/>
         </w:tabs>
         <w:rPr>
-          <w:rFonts w:ascii="宋体" w:hAnsi="宋体" w:cs="宋体"/>
+          <w:rFonts w:ascii="宋体" w:hAnsi="宋体" w:cs="宋体" w:hint="eastAsia"/>
           <w:sz w:val="24"/>
           <w:szCs w:val="24"/>
         </w:rPr>
@@ -15757,6 +16853,7 @@
         <w:t xml:space="preserve">    public void </w:t>
       </w:r>
       <w:proofErr w:type="spellStart"/>
+      <w:proofErr w:type="gramStart"/>
       <w:r>
         <w:rPr>
           <w:rFonts w:ascii="宋体" w:hAnsi="宋体" w:cs="宋体"/>
@@ -15772,7 +16869,16 @@
           <w:sz w:val="24"/>
           <w:szCs w:val="24"/>
         </w:rPr>
-        <w:t>(String provider, int status, Bundle extras) {</w:t>
+        <w:t>(</w:t>
+      </w:r>
+      <w:proofErr w:type="gramEnd"/>
+      <w:r>
+        <w:rPr>
+          <w:rFonts w:ascii="宋体" w:hAnsi="宋体" w:cs="宋体"/>
+          <w:sz w:val="24"/>
+          <w:szCs w:val="24"/>
+        </w:rPr>
+        <w:t>String provider, int status, Bundle extras) {</w:t>
       </w:r>
     </w:p>
     <w:p>
@@ -15796,18 +16902,36 @@
           <w:tab w:val="left" w:pos="14656"/>
         </w:tabs>
         <w:rPr>
-          <w:rFonts w:ascii="宋体" w:hAnsi="宋体" w:cs="宋体"/>
-          <w:sz w:val="24"/>
-          <w:szCs w:val="24"/>
-        </w:rPr>
-      </w:pPr>
-      <w:r>
-        <w:rPr>
-          <w:rFonts w:ascii="宋体" w:hAnsi="宋体" w:cs="宋体"/>
-          <w:sz w:val="24"/>
-          <w:szCs w:val="24"/>
-        </w:rPr>
-        <w:t xml:space="preserve">        // 位置提供者状态发生变化时调用</w:t>
+          <w:rFonts w:ascii="宋体" w:hAnsi="宋体" w:cs="宋体" w:hint="eastAsia"/>
+          <w:sz w:val="24"/>
+          <w:szCs w:val="24"/>
+        </w:rPr>
+      </w:pPr>
+      <w:r>
+        <w:rPr>
+          <w:rFonts w:ascii="宋体" w:hAnsi="宋体" w:cs="宋体"/>
+          <w:sz w:val="24"/>
+          <w:szCs w:val="24"/>
+        </w:rPr>
+        <w:t xml:space="preserve">        // 位置提供</w:t>
+      </w:r>
+      <w:proofErr w:type="gramStart"/>
+      <w:r>
+        <w:rPr>
+          <w:rFonts w:ascii="宋体" w:hAnsi="宋体" w:cs="宋体"/>
+          <w:sz w:val="24"/>
+          <w:szCs w:val="24"/>
+        </w:rPr>
+        <w:t>者状态</w:t>
+      </w:r>
+      <w:proofErr w:type="gramEnd"/>
+      <w:r>
+        <w:rPr>
+          <w:rFonts w:ascii="宋体" w:hAnsi="宋体" w:cs="宋体"/>
+          <w:sz w:val="24"/>
+          <w:szCs w:val="24"/>
+        </w:rPr>
+        <w:t>发生变化时调用</w:t>
       </w:r>
     </w:p>
     <w:p>
@@ -15831,7 +16955,7 @@
           <w:tab w:val="left" w:pos="14656"/>
         </w:tabs>
         <w:rPr>
-          <w:rFonts w:ascii="宋体" w:hAnsi="宋体" w:cs="宋体"/>
+          <w:rFonts w:ascii="宋体" w:hAnsi="宋体" w:cs="宋体" w:hint="eastAsia"/>
           <w:sz w:val="24"/>
           <w:szCs w:val="24"/>
         </w:rPr>
@@ -15866,7 +16990,7 @@
           <w:tab w:val="left" w:pos="14656"/>
         </w:tabs>
         <w:rPr>
-          <w:rFonts w:ascii="宋体" w:hAnsi="宋体" w:cs="宋体"/>
+          <w:rFonts w:ascii="宋体" w:hAnsi="宋体" w:cs="宋体" w:hint="eastAsia"/>
           <w:sz w:val="24"/>
           <w:szCs w:val="24"/>
         </w:rPr>
@@ -15893,7 +17017,7 @@
           <w:tab w:val="left" w:pos="14656"/>
         </w:tabs>
         <w:rPr>
-          <w:rFonts w:ascii="宋体" w:hAnsi="宋体" w:cs="宋体"/>
+          <w:rFonts w:ascii="宋体" w:hAnsi="宋体" w:cs="宋体" w:hint="eastAsia"/>
           <w:sz w:val="24"/>
           <w:szCs w:val="24"/>
         </w:rPr>
@@ -15928,7 +17052,7 @@
           <w:tab w:val="left" w:pos="14656"/>
         </w:tabs>
         <w:rPr>
-          <w:rFonts w:ascii="宋体" w:hAnsi="宋体" w:cs="宋体"/>
+          <w:rFonts w:ascii="宋体" w:hAnsi="宋体" w:cs="宋体" w:hint="eastAsia"/>
           <w:sz w:val="24"/>
           <w:szCs w:val="24"/>
         </w:rPr>
@@ -15942,6 +17066,7 @@
         <w:t xml:space="preserve">    public void </w:t>
       </w:r>
       <w:proofErr w:type="spellStart"/>
+      <w:proofErr w:type="gramStart"/>
       <w:r>
         <w:rPr>
           <w:rFonts w:ascii="宋体" w:hAnsi="宋体" w:cs="宋体"/>
@@ -15957,7 +17082,16 @@
           <w:sz w:val="24"/>
           <w:szCs w:val="24"/>
         </w:rPr>
-        <w:t>(String provider) {</w:t>
+        <w:t>(</w:t>
+      </w:r>
+      <w:proofErr w:type="gramEnd"/>
+      <w:r>
+        <w:rPr>
+          <w:rFonts w:ascii="宋体" w:hAnsi="宋体" w:cs="宋体"/>
+          <w:sz w:val="24"/>
+          <w:szCs w:val="24"/>
+        </w:rPr>
+        <w:t>String provider) {</w:t>
       </w:r>
     </w:p>
     <w:p>
@@ -15981,7 +17115,7 @@
           <w:tab w:val="left" w:pos="14656"/>
         </w:tabs>
         <w:rPr>
-          <w:rFonts w:ascii="宋体" w:hAnsi="宋体" w:cs="宋体"/>
+          <w:rFonts w:ascii="宋体" w:hAnsi="宋体" w:cs="宋体" w:hint="eastAsia"/>
           <w:sz w:val="24"/>
           <w:szCs w:val="24"/>
         </w:rPr>
@@ -16016,7 +17150,7 @@
           <w:tab w:val="left" w:pos="14656"/>
         </w:tabs>
         <w:rPr>
-          <w:rFonts w:ascii="宋体" w:hAnsi="宋体" w:cs="宋体"/>
+          <w:rFonts w:ascii="宋体" w:hAnsi="宋体" w:cs="宋体" w:hint="eastAsia"/>
           <w:sz w:val="24"/>
           <w:szCs w:val="24"/>
         </w:rPr>
@@ -16051,7 +17185,7 @@
           <w:tab w:val="left" w:pos="14656"/>
         </w:tabs>
         <w:rPr>
-          <w:rFonts w:ascii="宋体" w:hAnsi="宋体" w:cs="宋体"/>
+          <w:rFonts w:ascii="宋体" w:hAnsi="宋体" w:cs="宋体" w:hint="eastAsia"/>
           <w:sz w:val="24"/>
           <w:szCs w:val="24"/>
         </w:rPr>
@@ -16078,7 +17212,7 @@
           <w:tab w:val="left" w:pos="14656"/>
         </w:tabs>
         <w:rPr>
-          <w:rFonts w:ascii="宋体" w:hAnsi="宋体" w:cs="宋体"/>
+          <w:rFonts w:ascii="宋体" w:hAnsi="宋体" w:cs="宋体" w:hint="eastAsia"/>
           <w:sz w:val="24"/>
           <w:szCs w:val="24"/>
         </w:rPr>
@@ -16113,7 +17247,7 @@
           <w:tab w:val="left" w:pos="14656"/>
         </w:tabs>
         <w:rPr>
-          <w:rFonts w:ascii="宋体" w:hAnsi="宋体" w:cs="宋体"/>
+          <w:rFonts w:ascii="宋体" w:hAnsi="宋体" w:cs="宋体" w:hint="eastAsia"/>
           <w:sz w:val="24"/>
           <w:szCs w:val="24"/>
         </w:rPr>
@@ -16127,6 +17261,7 @@
         <w:t xml:space="preserve">    public void </w:t>
       </w:r>
       <w:proofErr w:type="spellStart"/>
+      <w:proofErr w:type="gramStart"/>
       <w:r>
         <w:rPr>
           <w:rFonts w:ascii="宋体" w:hAnsi="宋体" w:cs="宋体"/>
@@ -16142,7 +17277,16 @@
           <w:sz w:val="24"/>
           <w:szCs w:val="24"/>
         </w:rPr>
-        <w:t>(String provider) {</w:t>
+        <w:t>(</w:t>
+      </w:r>
+      <w:proofErr w:type="gramEnd"/>
+      <w:r>
+        <w:rPr>
+          <w:rFonts w:ascii="宋体" w:hAnsi="宋体" w:cs="宋体"/>
+          <w:sz w:val="24"/>
+          <w:szCs w:val="24"/>
+        </w:rPr>
+        <w:t>String provider) {</w:t>
       </w:r>
     </w:p>
     <w:p>
@@ -16166,18 +17310,36 @@
           <w:tab w:val="left" w:pos="14656"/>
         </w:tabs>
         <w:rPr>
-          <w:rFonts w:ascii="宋体" w:hAnsi="宋体" w:cs="宋体"/>
-          <w:sz w:val="24"/>
-          <w:szCs w:val="24"/>
-        </w:rPr>
-      </w:pPr>
-      <w:r>
-        <w:rPr>
-          <w:rFonts w:ascii="宋体" w:hAnsi="宋体" w:cs="宋体"/>
-          <w:sz w:val="24"/>
-          <w:szCs w:val="24"/>
-        </w:rPr>
-        <w:t xml:space="preserve">        // 位置提供者不可用时调用</w:t>
+          <w:rFonts w:ascii="宋体" w:hAnsi="宋体" w:cs="宋体" w:hint="eastAsia"/>
+          <w:sz w:val="24"/>
+          <w:szCs w:val="24"/>
+        </w:rPr>
+      </w:pPr>
+      <w:r>
+        <w:rPr>
+          <w:rFonts w:ascii="宋体" w:hAnsi="宋体" w:cs="宋体"/>
+          <w:sz w:val="24"/>
+          <w:szCs w:val="24"/>
+        </w:rPr>
+        <w:t xml:space="preserve">        // 位置提供者</w:t>
+      </w:r>
+      <w:proofErr w:type="gramStart"/>
+      <w:r>
+        <w:rPr>
+          <w:rFonts w:ascii="宋体" w:hAnsi="宋体" w:cs="宋体"/>
+          <w:sz w:val="24"/>
+          <w:szCs w:val="24"/>
+        </w:rPr>
+        <w:t>不</w:t>
+      </w:r>
+      <w:proofErr w:type="gramEnd"/>
+      <w:r>
+        <w:rPr>
+          <w:rFonts w:ascii="宋体" w:hAnsi="宋体" w:cs="宋体"/>
+          <w:sz w:val="24"/>
+          <w:szCs w:val="24"/>
+        </w:rPr>
+        <w:t>可用时调用</w:t>
       </w:r>
     </w:p>
     <w:p>
@@ -16201,7 +17363,7 @@
           <w:tab w:val="left" w:pos="14656"/>
         </w:tabs>
         <w:rPr>
-          <w:rFonts w:ascii="宋体" w:hAnsi="宋体" w:cs="宋体"/>
+          <w:rFonts w:ascii="宋体" w:hAnsi="宋体" w:cs="宋体" w:hint="eastAsia"/>
           <w:sz w:val="24"/>
           <w:szCs w:val="24"/>
         </w:rPr>
@@ -16236,7 +17398,7 @@
           <w:tab w:val="left" w:pos="14656"/>
         </w:tabs>
         <w:rPr>
-          <w:rFonts w:ascii="宋体" w:hAnsi="宋体" w:cs="宋体"/>
+          <w:rFonts w:ascii="宋体" w:hAnsi="宋体" w:cs="宋体" w:hint="eastAsia"/>
           <w:sz w:val="24"/>
           <w:szCs w:val="24"/>
         </w:rPr>
@@ -16255,7 +17417,7 @@
         <w:spacing w:before="100" w:beforeAutospacing="1" w:after="100" w:afterAutospacing="1"/>
         <w:outlineLvl w:val="2"/>
         <w:rPr>
-          <w:rFonts w:ascii="宋体" w:hAnsi="宋体" w:cs="宋体"/>
+          <w:rFonts w:ascii="宋体" w:hAnsi="宋体" w:cs="宋体" w:hint="eastAsia"/>
           <w:b/>
           <w:bCs/>
           <w:sz w:val="27"/>
@@ -16277,7 +17439,7 @@
       <w:pPr>
         <w:spacing w:before="100" w:beforeAutospacing="1" w:after="100" w:afterAutospacing="1"/>
         <w:rPr>
-          <w:rFonts w:ascii="宋体" w:hAnsi="宋体" w:cs="宋体"/>
+          <w:rFonts w:ascii="宋体" w:hAnsi="宋体" w:cs="宋体" w:hint="eastAsia"/>
           <w:sz w:val="24"/>
           <w:szCs w:val="24"/>
         </w:rPr>
@@ -16348,7 +17510,7 @@
           <w:tab w:val="left" w:pos="14656"/>
         </w:tabs>
         <w:rPr>
-          <w:rFonts w:ascii="宋体" w:hAnsi="宋体" w:cs="宋体"/>
+          <w:rFonts w:ascii="宋体" w:hAnsi="宋体" w:cs="宋体" w:hint="eastAsia"/>
           <w:sz w:val="24"/>
           <w:szCs w:val="24"/>
         </w:rPr>
@@ -16383,7 +17545,7 @@
           <w:tab w:val="left" w:pos="14656"/>
         </w:tabs>
         <w:rPr>
-          <w:rFonts w:ascii="宋体" w:hAnsi="宋体" w:cs="宋体"/>
+          <w:rFonts w:ascii="宋体" w:hAnsi="宋体" w:cs="宋体" w:hint="eastAsia"/>
           <w:sz w:val="24"/>
           <w:szCs w:val="24"/>
         </w:rPr>
@@ -16418,7 +17580,7 @@
           <w:tab w:val="left" w:pos="14656"/>
         </w:tabs>
         <w:rPr>
-          <w:rFonts w:ascii="宋体" w:hAnsi="宋体" w:cs="宋体"/>
+          <w:rFonts w:ascii="宋体" w:hAnsi="宋体" w:cs="宋体" w:hint="eastAsia"/>
           <w:sz w:val="24"/>
           <w:szCs w:val="24"/>
         </w:rPr>
@@ -16453,7 +17615,7 @@
           <w:tab w:val="left" w:pos="14656"/>
         </w:tabs>
         <w:rPr>
-          <w:rFonts w:ascii="宋体" w:hAnsi="宋体" w:cs="宋体"/>
+          <w:rFonts w:ascii="宋体" w:hAnsi="宋体" w:cs="宋体" w:hint="eastAsia"/>
           <w:sz w:val="24"/>
           <w:szCs w:val="24"/>
         </w:rPr>
@@ -16476,6 +17638,7 @@
         <w:t>locationListener</w:t>
       </w:r>
       <w:proofErr w:type="spellEnd"/>
+      <w:proofErr w:type="gramStart"/>
       <w:r>
         <w:rPr>
           <w:rFonts w:ascii="宋体" w:hAnsi="宋体" w:cs="宋体"/>
@@ -16484,6 +17647,7 @@
         </w:rPr>
         <w:t>);</w:t>
       </w:r>
+      <w:proofErr w:type="gramEnd"/>
     </w:p>
     <w:p>
       <w:pPr>
@@ -16493,7 +17657,7 @@
         </w:numPr>
         <w:spacing w:before="100" w:beforeAutospacing="1" w:after="100" w:afterAutospacing="1"/>
         <w:rPr>
-          <w:rFonts w:ascii="宋体" w:hAnsi="宋体" w:cs="宋体"/>
+          <w:rFonts w:ascii="宋体" w:hAnsi="宋体" w:cs="宋体" w:hint="eastAsia"/>
           <w:sz w:val="24"/>
           <w:szCs w:val="24"/>
         </w:rPr>
@@ -16537,7 +17701,7 @@
         </w:numPr>
         <w:spacing w:before="100" w:beforeAutospacing="1" w:after="100" w:afterAutospacing="1"/>
         <w:rPr>
-          <w:rFonts w:ascii="宋体" w:hAnsi="宋体" w:cs="宋体"/>
+          <w:rFonts w:ascii="宋体" w:hAnsi="宋体" w:cs="宋体" w:hint="eastAsia"/>
           <w:sz w:val="24"/>
           <w:szCs w:val="24"/>
         </w:rPr>
@@ -16570,7 +17734,7 @@
         </w:numPr>
         <w:spacing w:before="100" w:beforeAutospacing="1" w:after="100" w:afterAutospacing="1"/>
         <w:rPr>
-          <w:rFonts w:ascii="宋体" w:hAnsi="宋体" w:cs="宋体"/>
+          <w:rFonts w:ascii="宋体" w:hAnsi="宋体" w:cs="宋体" w:hint="eastAsia"/>
           <w:sz w:val="24"/>
           <w:szCs w:val="24"/>
         </w:rPr>
@@ -16598,7 +17762,7 @@
       <w:pPr>
         <w:spacing w:before="100" w:beforeAutospacing="1" w:after="100" w:afterAutospacing="1"/>
         <w:rPr>
-          <w:rFonts w:ascii="宋体" w:hAnsi="宋体" w:cs="宋体"/>
+          <w:rFonts w:ascii="宋体" w:hAnsi="宋体" w:cs="宋体" w:hint="eastAsia"/>
           <w:sz w:val="24"/>
           <w:szCs w:val="24"/>
         </w:rPr>
@@ -16622,7 +17786,7 @@
         </w:numPr>
         <w:spacing w:before="100" w:beforeAutospacing="1" w:after="100" w:afterAutospacing="1"/>
         <w:rPr>
-          <w:rFonts w:ascii="宋体" w:hAnsi="宋体" w:cs="宋体"/>
+          <w:rFonts w:ascii="宋体" w:hAnsi="宋体" w:cs="宋体" w:hint="eastAsia"/>
           <w:sz w:val="24"/>
           <w:szCs w:val="24"/>
         </w:rPr>
@@ -16672,7 +17836,7 @@
         </w:numPr>
         <w:spacing w:before="100" w:beforeAutospacing="1" w:after="100" w:afterAutospacing="1"/>
         <w:rPr>
-          <w:rFonts w:ascii="宋体" w:hAnsi="宋体" w:cs="宋体"/>
+          <w:rFonts w:ascii="宋体" w:hAnsi="宋体" w:cs="宋体" w:hint="eastAsia"/>
           <w:sz w:val="24"/>
           <w:szCs w:val="24"/>
         </w:rPr>
@@ -16704,7 +17868,7 @@
         </w:numPr>
         <w:spacing w:before="100" w:beforeAutospacing="1" w:after="100" w:afterAutospacing="1"/>
         <w:rPr>
-          <w:rFonts w:ascii="宋体" w:hAnsi="宋体" w:cs="宋体"/>
+          <w:rFonts w:ascii="宋体" w:hAnsi="宋体" w:cs="宋体" w:hint="eastAsia"/>
           <w:sz w:val="24"/>
           <w:szCs w:val="24"/>
         </w:rPr>
@@ -16736,7 +17900,7 @@
         </w:numPr>
         <w:spacing w:before="100" w:beforeAutospacing="1" w:after="100" w:afterAutospacing="1"/>
         <w:rPr>
-          <w:rFonts w:ascii="宋体" w:hAnsi="宋体" w:cs="宋体"/>
+          <w:rFonts w:ascii="宋体" w:hAnsi="宋体" w:cs="宋体" w:hint="eastAsia"/>
           <w:sz w:val="24"/>
           <w:szCs w:val="24"/>
         </w:rPr>
@@ -16765,7 +17929,7 @@
         <w:spacing w:before="100" w:beforeAutospacing="1" w:after="100" w:afterAutospacing="1"/>
         <w:outlineLvl w:val="2"/>
         <w:rPr>
-          <w:rFonts w:ascii="宋体" w:hAnsi="宋体" w:cs="宋体"/>
+          <w:rFonts w:ascii="宋体" w:hAnsi="宋体" w:cs="宋体" w:hint="eastAsia"/>
           <w:b/>
           <w:bCs/>
           <w:sz w:val="27"/>
@@ -16787,7 +17951,7 @@
       <w:pPr>
         <w:spacing w:before="100" w:beforeAutospacing="1" w:after="100" w:afterAutospacing="1"/>
         <w:rPr>
-          <w:rFonts w:ascii="宋体" w:hAnsi="宋体" w:cs="宋体"/>
+          <w:rFonts w:ascii="宋体" w:hAnsi="宋体" w:cs="宋体" w:hint="eastAsia"/>
           <w:sz w:val="24"/>
           <w:szCs w:val="24"/>
         </w:rPr>
@@ -16840,7 +18004,7 @@
           <w:tab w:val="left" w:pos="14656"/>
         </w:tabs>
         <w:rPr>
-          <w:rFonts w:ascii="宋体" w:hAnsi="宋体" w:cs="宋体"/>
+          <w:rFonts w:ascii="宋体" w:hAnsi="宋体" w:cs="宋体" w:hint="eastAsia"/>
           <w:sz w:val="24"/>
           <w:szCs w:val="24"/>
         </w:rPr>
@@ -16873,6 +18037,7 @@
         <w:t>locationListener</w:t>
       </w:r>
       <w:proofErr w:type="spellEnd"/>
+      <w:proofErr w:type="gramStart"/>
       <w:r>
         <w:rPr>
           <w:rFonts w:ascii="宋体" w:hAnsi="宋体" w:cs="宋体"/>
@@ -16881,6 +18046,7 @@
         </w:rPr>
         <w:t>);</w:t>
       </w:r>
+      <w:proofErr w:type="gramEnd"/>
     </w:p>
     <w:p>
       <w:pPr>
@@ -16888,10 +18054,9 @@
         <w:spacing w:line="360" w:lineRule="auto"/>
         <w:jc w:val="both"/>
         <w:rPr>
-          <w:rFonts w:ascii="黑体" w:eastAsia="黑体" w:hint="eastAsia"/>
+          <w:rFonts w:ascii="黑体" w:eastAsia="黑体"/>
           <w:kern w:val="2"/>
           <w:sz w:val="30"/>
-          <w:lang w:val="en-US"/>
         </w:rPr>
       </w:pPr>
     </w:p>
@@ -16901,10 +18066,9 @@
         <w:spacing w:line="360" w:lineRule="auto"/>
         <w:jc w:val="both"/>
         <w:rPr>
-          <w:rFonts w:ascii="黑体" w:eastAsia="黑体" w:hint="eastAsia"/>
+          <w:rFonts w:ascii="黑体" w:eastAsia="黑体"/>
           <w:kern w:val="2"/>
           <w:sz w:val="30"/>
-          <w:lang w:val="en-US"/>
         </w:rPr>
       </w:pPr>
     </w:p>
@@ -16914,10 +18078,9 @@
         <w:spacing w:line="360" w:lineRule="auto"/>
         <w:jc w:val="both"/>
         <w:rPr>
-          <w:rFonts w:ascii="黑体" w:eastAsia="黑体" w:hint="eastAsia"/>
+          <w:rFonts w:ascii="黑体" w:eastAsia="黑体"/>
           <w:kern w:val="2"/>
           <w:sz w:val="30"/>
-          <w:lang w:val="en-US"/>
         </w:rPr>
       </w:pPr>
     </w:p>
@@ -16927,10 +18090,9 @@
         <w:spacing w:line="360" w:lineRule="auto"/>
         <w:jc w:val="both"/>
         <w:rPr>
-          <w:rFonts w:ascii="黑体" w:eastAsia="黑体" w:hint="eastAsia"/>
+          <w:rFonts w:ascii="黑体" w:eastAsia="黑体"/>
           <w:kern w:val="2"/>
           <w:sz w:val="30"/>
-          <w:lang w:val="en-US"/>
         </w:rPr>
       </w:pPr>
     </w:p>
@@ -16940,18 +18102,16 @@
         <w:spacing w:line="360" w:lineRule="auto"/>
         <w:jc w:val="both"/>
         <w:rPr>
+          <w:rFonts w:ascii="黑体" w:eastAsia="黑体"/>
+          <w:kern w:val="2"/>
+          <w:sz w:val="30"/>
+        </w:rPr>
+      </w:pPr>
+      <w:r>
+        <w:rPr>
           <w:rFonts w:ascii="黑体" w:eastAsia="黑体" w:hint="eastAsia"/>
           <w:kern w:val="2"/>
           <w:sz w:val="30"/>
-          <w:lang w:val="en-US"/>
-        </w:rPr>
-      </w:pPr>
-      <w:r>
-        <w:rPr>
-          <w:rFonts w:ascii="黑体" w:eastAsia="黑体" w:hint="eastAsia"/>
-          <w:kern w:val="2"/>
-          <w:sz w:val="30"/>
-          <w:lang w:val="en-US"/>
         </w:rPr>
         <w:t>5.（附加题，感兴趣的尝试）编写一个Android应用程序，加载</w:t>
       </w:r>
@@ -16961,7 +18121,6 @@
           <w:color w:val="FF0000"/>
           <w:kern w:val="2"/>
           <w:sz w:val="30"/>
-          <w:lang w:val="en-US"/>
         </w:rPr>
         <w:t>百度地图</w:t>
       </w:r>
@@ -16970,7 +18129,6 @@
           <w:rFonts w:ascii="黑体" w:eastAsia="黑体" w:hint="eastAsia"/>
           <w:kern w:val="2"/>
           <w:sz w:val="30"/>
-          <w:lang w:val="en-US"/>
         </w:rPr>
         <w:t>。</w:t>
       </w:r>
@@ -16981,10 +18139,9 @@
         <w:spacing w:line="360" w:lineRule="auto"/>
         <w:jc w:val="center"/>
         <w:rPr>
-          <w:rFonts w:ascii="黑体" w:eastAsia="黑体" w:hint="eastAsia"/>
+          <w:rFonts w:ascii="黑体" w:eastAsia="黑体"/>
           <w:kern w:val="2"/>
           <w:sz w:val="30"/>
-          <w:lang w:val="en-US"/>
         </w:rPr>
       </w:pPr>
       <w:r>
@@ -16993,7 +18150,6 @@
           <w:noProof/>
           <w:kern w:val="2"/>
           <w:sz w:val="30"/>
-          <w:lang w:val="en-US"/>
         </w:rPr>
         <w:lastRenderedPageBreak/>
         <w:drawing>
@@ -17014,7 +18170,7 @@
                     </pic:cNvPicPr>
                   </pic:nvPicPr>
                   <pic:blipFill>
-                    <a:blip r:embed="rId28">
+                    <a:blip r:embed="rId30">
                       <a:extLst>
                         <a:ext uri="{28A0092B-C50C-407E-A947-70E740481C1C}">
                           <a14:useLocalDpi xmlns:a14="http://schemas.microsoft.com/office/drawing/2010/main" val="0"/>
@@ -17052,10 +18208,9 @@
         <w:spacing w:line="360" w:lineRule="auto"/>
         <w:jc w:val="center"/>
         <w:rPr>
-          <w:rFonts w:ascii="黑体" w:eastAsia="黑体" w:hint="eastAsia"/>
+          <w:rFonts w:ascii="黑体" w:eastAsia="黑体"/>
           <w:kern w:val="2"/>
           <w:sz w:val="30"/>
-          <w:lang w:val="en-US"/>
         </w:rPr>
       </w:pPr>
       <w:r>
@@ -17079,7 +18234,7 @@
                     <pic:cNvPicPr/>
                   </pic:nvPicPr>
                   <pic:blipFill>
-                    <a:blip r:embed="rId29"/>
+                    <a:blip r:embed="rId31"/>
                     <a:stretch>
                       <a:fillRect/>
                     </a:stretch>
@@ -17106,29 +18261,18 @@
         <w:spacing w:line="360" w:lineRule="auto"/>
         <w:jc w:val="both"/>
         <w:rPr>
+          <w:rFonts w:ascii="黑体" w:eastAsia="黑体"/>
+          <w:kern w:val="2"/>
+          <w:sz w:val="30"/>
+        </w:rPr>
+      </w:pPr>
+      <w:r>
+        <w:rPr>
           <w:rFonts w:ascii="黑体" w:eastAsia="黑体" w:hint="eastAsia"/>
           <w:kern w:val="2"/>
           <w:sz w:val="30"/>
-          <w:lang w:val="en-US" w:eastAsia="zh-CN"/>
-        </w:rPr>
-      </w:pPr>
-      <w:r>
-        <w:rPr>
-          <w:rFonts w:ascii="黑体" w:eastAsia="黑体" w:hint="eastAsia"/>
-          <w:kern w:val="2"/>
-          <w:sz w:val="30"/>
-          <w:lang w:val="en-US"/>
-        </w:rPr>
-        <w:t>五、</w:t>
-      </w:r>
-      <w:r>
-        <w:rPr>
-          <w:rFonts w:ascii="黑体" w:eastAsia="黑体" w:hint="eastAsia"/>
-          <w:kern w:val="2"/>
-          <w:sz w:val="30"/>
-          <w:lang w:val="en-US" w:eastAsia="zh-CN"/>
-        </w:rPr>
-        <w:t>实验小结</w:t>
+        </w:rPr>
+        <w:t>五、实验小结</w:t>
       </w:r>
     </w:p>
     <w:p>
@@ -17151,20 +18295,8 @@
           <w:kern w:val="2"/>
           <w:sz w:val="28"/>
           <w:szCs w:val="28"/>
-          <w:lang w:val="en-US" w:eastAsia="zh-CN"/>
-        </w:rPr>
-        <w:t>1 编程遇到的问题</w:t>
-      </w:r>
-      <w:r>
-        <w:rPr>
-          <w:rFonts w:ascii="黑体" w:eastAsia="黑体" w:hint="eastAsia"/>
-          <w:b/>
-          <w:kern w:val="2"/>
-          <w:sz w:val="28"/>
-          <w:szCs w:val="28"/>
-          <w:lang w:val="en-US"/>
-        </w:rPr>
-        <w:t>及解决方案</w:t>
+        </w:rPr>
+        <w:t>1 编程遇到的问题及解决方案</w:t>
       </w:r>
     </w:p>
     <w:p>
@@ -17173,7 +18305,7 @@
         <w:ind w:firstLineChars="98" w:firstLine="235"/>
         <w:jc w:val="both"/>
         <w:rPr>
-          <w:rFonts w:ascii="宋体" w:hAnsi="宋体"/>
+          <w:rFonts w:ascii="宋体" w:hAnsi="宋体" w:hint="eastAsia"/>
           <w:b/>
           <w:bCs/>
           <w:kern w:val="2"/>
@@ -17199,7 +18331,7 @@
         <w:ind w:firstLineChars="98" w:firstLine="235"/>
         <w:jc w:val="both"/>
         <w:rPr>
-          <w:rFonts w:ascii="宋体" w:hAnsi="宋体"/>
+          <w:rFonts w:ascii="宋体" w:hAnsi="宋体" w:hint="eastAsia"/>
           <w:kern w:val="2"/>
           <w:sz w:val="24"/>
           <w:szCs w:val="24"/>
@@ -17216,7 +18348,7 @@
         <w:ind w:firstLineChars="98" w:firstLine="235"/>
         <w:jc w:val="both"/>
         <w:rPr>
-          <w:rFonts w:ascii="宋体" w:hAnsi="宋体"/>
+          <w:rFonts w:ascii="宋体" w:hAnsi="宋体" w:hint="eastAsia"/>
           <w:kern w:val="2"/>
           <w:sz w:val="24"/>
           <w:szCs w:val="24"/>
@@ -17244,7 +18376,7 @@
         <w:ind w:firstLineChars="98" w:firstLine="235"/>
         <w:jc w:val="both"/>
         <w:rPr>
-          <w:rFonts w:ascii="宋体" w:hAnsi="宋体"/>
+          <w:rFonts w:ascii="宋体" w:hAnsi="宋体" w:hint="eastAsia"/>
           <w:kern w:val="2"/>
           <w:sz w:val="24"/>
           <w:szCs w:val="24"/>
@@ -17270,12 +18402,22 @@
         <w:ind w:firstLineChars="98" w:firstLine="235"/>
         <w:jc w:val="both"/>
         <w:rPr>
+          <w:rFonts w:ascii="宋体" w:hAnsi="宋体" w:hint="eastAsia"/>
+          <w:kern w:val="2"/>
+          <w:sz w:val="24"/>
+          <w:szCs w:val="24"/>
+        </w:rPr>
+      </w:pPr>
+      <w:r>
+        <w:rPr>
           <w:rFonts w:ascii="宋体" w:hAnsi="宋体"/>
           <w:kern w:val="2"/>
           <w:sz w:val="24"/>
           <w:szCs w:val="24"/>
         </w:rPr>
-      </w:pPr>
+        <w:t>数据传输错误：在发送和接收数据时，可能会出现数据丢失、</w:t>
+      </w:r>
+      <w:proofErr w:type="gramStart"/>
       <w:r>
         <w:rPr>
           <w:rFonts w:ascii="宋体" w:hAnsi="宋体"/>
@@ -17283,7 +18425,17 @@
           <w:sz w:val="24"/>
           <w:szCs w:val="24"/>
         </w:rPr>
-        <w:t>数据传输错误：在发送和接收数据时，可能会出现数据丢失、乱序或不完整的情况，这可能是由于缓冲区大小设置不当，或者未正确处理流的关闭和刷</w:t>
+        <w:t>乱序或</w:t>
+      </w:r>
+      <w:proofErr w:type="gramEnd"/>
+      <w:r>
+        <w:rPr>
+          <w:rFonts w:ascii="宋体" w:hAnsi="宋体"/>
+          <w:kern w:val="2"/>
+          <w:sz w:val="24"/>
+          <w:szCs w:val="24"/>
+        </w:rPr>
+        <w:t>不完整的情况，这可能是由于缓冲区大小设置不当，或者未正确处理流的关闭和刷</w:t>
       </w:r>
       <w:r>
         <w:rPr>
@@ -17306,7 +18458,7 @@
         <w:ind w:firstLineChars="98" w:firstLine="235"/>
         <w:jc w:val="both"/>
         <w:rPr>
-          <w:rFonts w:ascii="宋体" w:hAnsi="宋体"/>
+          <w:rFonts w:ascii="宋体" w:hAnsi="宋体" w:hint="eastAsia"/>
           <w:kern w:val="2"/>
           <w:sz w:val="24"/>
           <w:szCs w:val="24"/>
@@ -17332,7 +18484,7 @@
         <w:ind w:firstLineChars="98" w:firstLine="235"/>
         <w:jc w:val="both"/>
         <w:rPr>
-          <w:rFonts w:ascii="宋体" w:hAnsi="宋体"/>
+          <w:rFonts w:ascii="宋体" w:hAnsi="宋体" w:hint="eastAsia"/>
           <w:kern w:val="2"/>
           <w:sz w:val="24"/>
           <w:szCs w:val="24"/>
@@ -17358,7 +18510,7 @@
         <w:ind w:firstLineChars="98" w:firstLine="235"/>
         <w:jc w:val="both"/>
         <w:rPr>
-          <w:rFonts w:ascii="宋体" w:hAnsi="宋体"/>
+          <w:rFonts w:ascii="宋体" w:hAnsi="宋体" w:hint="eastAsia"/>
           <w:kern w:val="2"/>
           <w:sz w:val="24"/>
           <w:szCs w:val="24"/>
@@ -17386,7 +18538,7 @@
         <w:ind w:firstLineChars="98" w:firstLine="235"/>
         <w:jc w:val="both"/>
         <w:rPr>
-          <w:rFonts w:ascii="宋体" w:hAnsi="宋体"/>
+          <w:rFonts w:ascii="宋体" w:hAnsi="宋体" w:hint="eastAsia"/>
           <w:kern w:val="2"/>
           <w:sz w:val="24"/>
           <w:szCs w:val="24"/>
@@ -17432,7 +18584,7 @@
         <w:ind w:firstLineChars="98" w:firstLine="235"/>
         <w:jc w:val="both"/>
         <w:rPr>
-          <w:rFonts w:ascii="宋体" w:hAnsi="宋体"/>
+          <w:rFonts w:ascii="宋体" w:hAnsi="宋体" w:hint="eastAsia"/>
           <w:kern w:val="2"/>
           <w:sz w:val="24"/>
           <w:szCs w:val="24"/>
@@ -17498,7 +18650,7 @@
         <w:ind w:firstLineChars="98" w:firstLine="235"/>
         <w:jc w:val="both"/>
         <w:rPr>
-          <w:rFonts w:ascii="宋体" w:hAnsi="宋体"/>
+          <w:rFonts w:ascii="宋体" w:hAnsi="宋体" w:hint="eastAsia"/>
           <w:kern w:val="2"/>
           <w:sz w:val="24"/>
           <w:szCs w:val="24"/>
@@ -17544,7 +18696,7 @@
         <w:ind w:firstLineChars="98" w:firstLine="235"/>
         <w:jc w:val="both"/>
         <w:rPr>
-          <w:rFonts w:ascii="宋体" w:hAnsi="宋体"/>
+          <w:rFonts w:ascii="宋体" w:hAnsi="宋体" w:hint="eastAsia"/>
           <w:kern w:val="2"/>
           <w:sz w:val="24"/>
           <w:szCs w:val="24"/>
@@ -17586,7 +18738,7 @@
         <w:ind w:firstLineChars="98" w:firstLine="235"/>
         <w:jc w:val="both"/>
         <w:rPr>
-          <w:rFonts w:ascii="宋体" w:hAnsi="宋体"/>
+          <w:rFonts w:ascii="宋体" w:hAnsi="宋体" w:hint="eastAsia"/>
           <w:b/>
           <w:bCs/>
           <w:kern w:val="2"/>
@@ -17660,7 +18812,7 @@
         <w:ind w:firstLineChars="98" w:firstLine="235"/>
         <w:jc w:val="both"/>
         <w:rPr>
-          <w:rFonts w:ascii="宋体" w:hAnsi="宋体"/>
+          <w:rFonts w:ascii="宋体" w:hAnsi="宋体" w:hint="eastAsia"/>
           <w:kern w:val="2"/>
           <w:sz w:val="24"/>
           <w:szCs w:val="24"/>
@@ -17686,7 +18838,7 @@
         <w:ind w:firstLineChars="98" w:firstLine="235"/>
         <w:jc w:val="both"/>
         <w:rPr>
-          <w:rFonts w:ascii="宋体" w:hAnsi="宋体"/>
+          <w:rFonts w:ascii="宋体" w:hAnsi="宋体" w:hint="eastAsia"/>
           <w:kern w:val="2"/>
           <w:sz w:val="24"/>
           <w:szCs w:val="24"/>
@@ -17714,12 +18866,22 @@
         <w:ind w:firstLineChars="98" w:firstLine="235"/>
         <w:jc w:val="both"/>
         <w:rPr>
+          <w:rFonts w:ascii="宋体" w:hAnsi="宋体" w:hint="eastAsia"/>
+          <w:kern w:val="2"/>
+          <w:sz w:val="24"/>
+          <w:szCs w:val="24"/>
+        </w:rPr>
+      </w:pPr>
+      <w:r>
+        <w:rPr>
           <w:rFonts w:ascii="宋体" w:hAnsi="宋体"/>
           <w:kern w:val="2"/>
           <w:sz w:val="24"/>
           <w:szCs w:val="24"/>
         </w:rPr>
-      </w:pPr>
+        <w:t>连接异常：可能会遇到网络连接</w:t>
+      </w:r>
+      <w:proofErr w:type="gramStart"/>
       <w:r>
         <w:rPr>
           <w:rFonts w:ascii="宋体" w:hAnsi="宋体"/>
@@ -17727,7 +18889,17 @@
           <w:sz w:val="24"/>
           <w:szCs w:val="24"/>
         </w:rPr>
-        <w:t>连接异常：可能会遇到网络连接不可用、URL 格式错误或服务器返回错误码（如 404、500）等问题。</w:t>
+        <w:t>不</w:t>
+      </w:r>
+      <w:proofErr w:type="gramEnd"/>
+      <w:r>
+        <w:rPr>
+          <w:rFonts w:ascii="宋体" w:hAnsi="宋体"/>
+          <w:kern w:val="2"/>
+          <w:sz w:val="24"/>
+          <w:szCs w:val="24"/>
+        </w:rPr>
+        <w:t>可用、URL 格式错误或服务器返回错误码（如 404、500）等问题。</w:t>
       </w:r>
     </w:p>
     <w:p>
@@ -17740,7 +18912,7 @@
         <w:ind w:firstLineChars="98" w:firstLine="235"/>
         <w:jc w:val="both"/>
         <w:rPr>
-          <w:rFonts w:ascii="宋体" w:hAnsi="宋体"/>
+          <w:rFonts w:ascii="宋体" w:hAnsi="宋体" w:hint="eastAsia"/>
           <w:kern w:val="2"/>
           <w:sz w:val="24"/>
           <w:szCs w:val="24"/>
@@ -17766,7 +18938,7 @@
         <w:ind w:firstLineChars="98" w:firstLine="235"/>
         <w:jc w:val="both"/>
         <w:rPr>
-          <w:rFonts w:ascii="宋体" w:hAnsi="宋体"/>
+          <w:rFonts w:ascii="宋体" w:hAnsi="宋体" w:hint="eastAsia"/>
           <w:kern w:val="2"/>
           <w:sz w:val="24"/>
           <w:szCs w:val="24"/>
@@ -17792,7 +18964,7 @@
         <w:ind w:firstLineChars="98" w:firstLine="235"/>
         <w:jc w:val="both"/>
         <w:rPr>
-          <w:rFonts w:ascii="宋体" w:hAnsi="宋体"/>
+          <w:rFonts w:ascii="宋体" w:hAnsi="宋体" w:hint="eastAsia"/>
           <w:kern w:val="2"/>
           <w:sz w:val="24"/>
           <w:szCs w:val="24"/>
@@ -17818,7 +18990,7 @@
         <w:ind w:firstLineChars="98" w:firstLine="235"/>
         <w:jc w:val="both"/>
         <w:rPr>
-          <w:rFonts w:ascii="宋体" w:hAnsi="宋体"/>
+          <w:rFonts w:ascii="宋体" w:hAnsi="宋体" w:hint="eastAsia"/>
           <w:kern w:val="2"/>
           <w:sz w:val="24"/>
           <w:szCs w:val="24"/>
@@ -17846,7 +19018,7 @@
         <w:ind w:firstLineChars="98" w:firstLine="235"/>
         <w:jc w:val="both"/>
         <w:rPr>
-          <w:rFonts w:ascii="宋体" w:hAnsi="宋体"/>
+          <w:rFonts w:ascii="宋体" w:hAnsi="宋体" w:hint="eastAsia"/>
           <w:kern w:val="2"/>
           <w:sz w:val="24"/>
           <w:szCs w:val="24"/>
@@ -17892,7 +19064,7 @@
         <w:ind w:firstLineChars="98" w:firstLine="235"/>
         <w:jc w:val="both"/>
         <w:rPr>
-          <w:rFonts w:ascii="宋体" w:hAnsi="宋体"/>
+          <w:rFonts w:ascii="宋体" w:hAnsi="宋体" w:hint="eastAsia"/>
           <w:kern w:val="2"/>
           <w:sz w:val="24"/>
           <w:szCs w:val="24"/>
@@ -17958,7 +19130,7 @@
         <w:ind w:firstLineChars="98" w:firstLine="235"/>
         <w:jc w:val="both"/>
         <w:rPr>
-          <w:rFonts w:ascii="宋体" w:hAnsi="宋体"/>
+          <w:rFonts w:ascii="宋体" w:hAnsi="宋体" w:hint="eastAsia"/>
           <w:kern w:val="2"/>
           <w:sz w:val="24"/>
           <w:szCs w:val="24"/>
@@ -18004,7 +19176,7 @@
         <w:ind w:firstLineChars="98" w:firstLine="235"/>
         <w:jc w:val="both"/>
         <w:rPr>
-          <w:rFonts w:ascii="宋体" w:hAnsi="宋体"/>
+          <w:rFonts w:ascii="宋体" w:hAnsi="宋体" w:hint="eastAsia"/>
           <w:kern w:val="2"/>
           <w:sz w:val="24"/>
           <w:szCs w:val="24"/>
@@ -18066,7 +19238,7 @@
         <w:ind w:firstLineChars="98" w:firstLine="235"/>
         <w:jc w:val="both"/>
         <w:rPr>
-          <w:rFonts w:ascii="宋体" w:hAnsi="宋体"/>
+          <w:rFonts w:ascii="宋体" w:hAnsi="宋体" w:hint="eastAsia"/>
           <w:b/>
           <w:bCs/>
           <w:kern w:val="2"/>
@@ -18092,7 +19264,7 @@
         <w:ind w:firstLineChars="98" w:firstLine="235"/>
         <w:jc w:val="both"/>
         <w:rPr>
-          <w:rFonts w:ascii="宋体" w:hAnsi="宋体"/>
+          <w:rFonts w:ascii="宋体" w:hAnsi="宋体" w:hint="eastAsia"/>
           <w:kern w:val="2"/>
           <w:sz w:val="24"/>
           <w:szCs w:val="24"/>
@@ -18118,7 +19290,7 @@
         <w:ind w:firstLineChars="98" w:firstLine="235"/>
         <w:jc w:val="both"/>
         <w:rPr>
-          <w:rFonts w:ascii="宋体" w:hAnsi="宋体"/>
+          <w:rFonts w:ascii="宋体" w:hAnsi="宋体" w:hint="eastAsia"/>
           <w:kern w:val="2"/>
           <w:sz w:val="24"/>
           <w:szCs w:val="24"/>
@@ -18146,7 +19318,7 @@
         <w:ind w:firstLineChars="98" w:firstLine="235"/>
         <w:jc w:val="both"/>
         <w:rPr>
-          <w:rFonts w:ascii="宋体" w:hAnsi="宋体"/>
+          <w:rFonts w:ascii="宋体" w:hAnsi="宋体" w:hint="eastAsia"/>
           <w:kern w:val="2"/>
           <w:sz w:val="24"/>
           <w:szCs w:val="24"/>
@@ -18182,7 +19354,7 @@
         <w:ind w:firstLineChars="98" w:firstLine="235"/>
         <w:jc w:val="both"/>
         <w:rPr>
-          <w:rFonts w:ascii="宋体" w:hAnsi="宋体"/>
+          <w:rFonts w:ascii="宋体" w:hAnsi="宋体" w:hint="eastAsia"/>
           <w:kern w:val="2"/>
           <w:sz w:val="24"/>
           <w:szCs w:val="24"/>
@@ -18208,7 +19380,7 @@
         <w:ind w:firstLineChars="98" w:firstLine="235"/>
         <w:jc w:val="both"/>
         <w:rPr>
-          <w:rFonts w:ascii="宋体" w:hAnsi="宋体"/>
+          <w:rFonts w:ascii="宋体" w:hAnsi="宋体" w:hint="eastAsia"/>
           <w:kern w:val="2"/>
           <w:sz w:val="24"/>
           <w:szCs w:val="24"/>
@@ -18234,7 +19406,7 @@
         <w:ind w:firstLineChars="98" w:firstLine="235"/>
         <w:jc w:val="both"/>
         <w:rPr>
-          <w:rFonts w:ascii="宋体" w:hAnsi="宋体"/>
+          <w:rFonts w:ascii="宋体" w:hAnsi="宋体" w:hint="eastAsia"/>
           <w:kern w:val="2"/>
           <w:sz w:val="24"/>
           <w:szCs w:val="24"/>
@@ -18260,7 +19432,7 @@
         <w:ind w:firstLineChars="98" w:firstLine="235"/>
         <w:jc w:val="both"/>
         <w:rPr>
-          <w:rFonts w:ascii="宋体" w:hAnsi="宋体"/>
+          <w:rFonts w:ascii="宋体" w:hAnsi="宋体" w:hint="eastAsia"/>
           <w:kern w:val="2"/>
           <w:sz w:val="24"/>
           <w:szCs w:val="24"/>
@@ -18288,7 +19460,7 @@
         <w:ind w:firstLineChars="98" w:firstLine="235"/>
         <w:jc w:val="both"/>
         <w:rPr>
-          <w:rFonts w:ascii="宋体" w:hAnsi="宋体"/>
+          <w:rFonts w:ascii="宋体" w:hAnsi="宋体" w:hint="eastAsia"/>
           <w:kern w:val="2"/>
           <w:sz w:val="24"/>
           <w:szCs w:val="24"/>
@@ -18354,7 +19526,7 @@
         <w:ind w:firstLineChars="98" w:firstLine="235"/>
         <w:jc w:val="both"/>
         <w:rPr>
-          <w:rFonts w:ascii="宋体" w:hAnsi="宋体"/>
+          <w:rFonts w:ascii="宋体" w:hAnsi="宋体" w:hint="eastAsia"/>
           <w:kern w:val="2"/>
           <w:sz w:val="24"/>
           <w:szCs w:val="24"/>
@@ -18400,7 +19572,7 @@
         <w:ind w:firstLineChars="98" w:firstLine="235"/>
         <w:jc w:val="both"/>
         <w:rPr>
-          <w:rFonts w:ascii="宋体" w:hAnsi="宋体"/>
+          <w:rFonts w:ascii="宋体" w:hAnsi="宋体" w:hint="eastAsia"/>
           <w:kern w:val="2"/>
           <w:sz w:val="24"/>
           <w:szCs w:val="24"/>
@@ -18486,7 +19658,7 @@
         <w:ind w:firstLineChars="98" w:firstLine="235"/>
         <w:jc w:val="both"/>
         <w:rPr>
-          <w:rFonts w:ascii="宋体" w:hAnsi="宋体"/>
+          <w:rFonts w:ascii="宋体" w:hAnsi="宋体" w:hint="eastAsia"/>
           <w:kern w:val="2"/>
           <w:sz w:val="24"/>
           <w:szCs w:val="24"/>
@@ -18528,7 +19700,7 @@
         <w:ind w:firstLineChars="98" w:firstLine="235"/>
         <w:jc w:val="both"/>
         <w:rPr>
-          <w:rFonts w:ascii="宋体" w:hAnsi="宋体"/>
+          <w:rFonts w:ascii="宋体" w:hAnsi="宋体" w:hint="eastAsia"/>
           <w:b/>
           <w:bCs/>
           <w:kern w:val="2"/>
@@ -18578,7 +19750,7 @@
         <w:ind w:firstLineChars="98" w:firstLine="235"/>
         <w:jc w:val="both"/>
         <w:rPr>
-          <w:rFonts w:ascii="宋体" w:hAnsi="宋体"/>
+          <w:rFonts w:ascii="宋体" w:hAnsi="宋体" w:hint="eastAsia"/>
           <w:kern w:val="2"/>
           <w:sz w:val="24"/>
           <w:szCs w:val="24"/>
@@ -18604,7 +19776,7 @@
         <w:ind w:firstLineChars="98" w:firstLine="235"/>
         <w:jc w:val="both"/>
         <w:rPr>
-          <w:rFonts w:ascii="宋体" w:hAnsi="宋体"/>
+          <w:rFonts w:ascii="宋体" w:hAnsi="宋体" w:hint="eastAsia"/>
           <w:kern w:val="2"/>
           <w:sz w:val="24"/>
           <w:szCs w:val="24"/>
@@ -18632,7 +19804,7 @@
         <w:ind w:firstLineChars="98" w:firstLine="235"/>
         <w:jc w:val="both"/>
         <w:rPr>
-          <w:rFonts w:ascii="宋体" w:hAnsi="宋体"/>
+          <w:rFonts w:ascii="宋体" w:hAnsi="宋体" w:hint="eastAsia"/>
           <w:kern w:val="2"/>
           <w:sz w:val="24"/>
           <w:szCs w:val="24"/>
@@ -18658,12 +19830,22 @@
         <w:ind w:firstLineChars="98" w:firstLine="235"/>
         <w:jc w:val="both"/>
         <w:rPr>
+          <w:rFonts w:ascii="宋体" w:hAnsi="宋体" w:hint="eastAsia"/>
+          <w:kern w:val="2"/>
+          <w:sz w:val="24"/>
+          <w:szCs w:val="24"/>
+        </w:rPr>
+      </w:pPr>
+      <w:r>
+        <w:rPr>
           <w:rFonts w:ascii="宋体" w:hAnsi="宋体"/>
           <w:kern w:val="2"/>
           <w:sz w:val="24"/>
           <w:szCs w:val="24"/>
         </w:rPr>
-      </w:pPr>
+        <w:t>定位失败：可能是由于 GPS 或网络定位服务</w:t>
+      </w:r>
+      <w:proofErr w:type="gramStart"/>
       <w:r>
         <w:rPr>
           <w:rFonts w:ascii="宋体" w:hAnsi="宋体"/>
@@ -18671,7 +19853,17 @@
           <w:sz w:val="24"/>
           <w:szCs w:val="24"/>
         </w:rPr>
-        <w:t>定位失败：可能是由于 GPS 或网络定位服务不可用，或者用户拒绝授权。</w:t>
+        <w:t>不</w:t>
+      </w:r>
+      <w:proofErr w:type="gramEnd"/>
+      <w:r>
+        <w:rPr>
+          <w:rFonts w:ascii="宋体" w:hAnsi="宋体"/>
+          <w:kern w:val="2"/>
+          <w:sz w:val="24"/>
+          <w:szCs w:val="24"/>
+        </w:rPr>
+        <w:t>可用，或者用户拒绝授权。</w:t>
       </w:r>
     </w:p>
     <w:p>
@@ -18684,7 +19876,7 @@
         <w:ind w:firstLineChars="98" w:firstLine="235"/>
         <w:jc w:val="both"/>
         <w:rPr>
-          <w:rFonts w:ascii="宋体" w:hAnsi="宋体"/>
+          <w:rFonts w:ascii="宋体" w:hAnsi="宋体" w:hint="eastAsia"/>
           <w:kern w:val="2"/>
           <w:sz w:val="24"/>
           <w:szCs w:val="24"/>
@@ -18710,7 +19902,7 @@
         <w:ind w:firstLineChars="98" w:firstLine="235"/>
         <w:jc w:val="both"/>
         <w:rPr>
-          <w:rFonts w:ascii="宋体" w:hAnsi="宋体"/>
+          <w:rFonts w:ascii="宋体" w:hAnsi="宋体" w:hint="eastAsia"/>
           <w:kern w:val="2"/>
           <w:sz w:val="24"/>
           <w:szCs w:val="24"/>
@@ -18756,7 +19948,7 @@
         <w:ind w:firstLineChars="98" w:firstLine="235"/>
         <w:jc w:val="both"/>
         <w:rPr>
-          <w:rFonts w:ascii="宋体" w:hAnsi="宋体"/>
+          <w:rFonts w:ascii="宋体" w:hAnsi="宋体" w:hint="eastAsia"/>
           <w:kern w:val="2"/>
           <w:sz w:val="24"/>
           <w:szCs w:val="24"/>
@@ -18784,7 +19976,7 @@
         <w:ind w:firstLineChars="98" w:firstLine="235"/>
         <w:jc w:val="both"/>
         <w:rPr>
-          <w:rFonts w:ascii="宋体" w:hAnsi="宋体"/>
+          <w:rFonts w:ascii="宋体" w:hAnsi="宋体" w:hint="eastAsia"/>
           <w:kern w:val="2"/>
           <w:sz w:val="24"/>
           <w:szCs w:val="24"/>
@@ -18830,7 +20022,7 @@
         <w:ind w:firstLineChars="98" w:firstLine="235"/>
         <w:jc w:val="both"/>
         <w:rPr>
-          <w:rFonts w:ascii="宋体" w:hAnsi="宋体"/>
+          <w:rFonts w:ascii="宋体" w:hAnsi="宋体" w:hint="eastAsia"/>
           <w:kern w:val="2"/>
           <w:sz w:val="24"/>
           <w:szCs w:val="24"/>
@@ -18876,7 +20068,7 @@
         <w:ind w:firstLineChars="98" w:firstLine="235"/>
         <w:jc w:val="both"/>
         <w:rPr>
-          <w:rFonts w:ascii="宋体" w:hAnsi="宋体"/>
+          <w:rFonts w:ascii="宋体" w:hAnsi="宋体" w:hint="eastAsia"/>
           <w:kern w:val="2"/>
           <w:sz w:val="24"/>
           <w:szCs w:val="24"/>
@@ -18942,7 +20134,7 @@
         <w:ind w:firstLineChars="98" w:firstLine="235"/>
         <w:jc w:val="both"/>
         <w:rPr>
-          <w:rFonts w:ascii="宋体" w:hAnsi="宋体"/>
+          <w:rFonts w:ascii="宋体" w:hAnsi="宋体" w:hint="eastAsia"/>
           <w:kern w:val="2"/>
           <w:sz w:val="24"/>
           <w:szCs w:val="24"/>
@@ -19042,7 +20234,6 @@
           <w:kern w:val="2"/>
           <w:sz w:val="28"/>
           <w:szCs w:val="28"/>
-          <w:lang w:eastAsia="zh-CN"/>
         </w:rPr>
       </w:pPr>
     </w:p>
@@ -19065,7 +20256,6 @@
           <w:kern w:val="2"/>
           <w:sz w:val="28"/>
           <w:szCs w:val="28"/>
-          <w:lang w:val="en-US" w:eastAsia="zh-CN"/>
         </w:rPr>
         <w:t>2 实验收获及体会</w:t>
       </w:r>
@@ -19076,7 +20266,7 @@
         <w:ind w:firstLineChars="98" w:firstLine="235"/>
         <w:jc w:val="both"/>
         <w:rPr>
-          <w:rFonts w:ascii="宋体" w:hAnsi="宋体"/>
+          <w:rFonts w:ascii="宋体" w:hAnsi="宋体" w:hint="eastAsia"/>
           <w:b/>
           <w:bCs/>
           <w:kern w:val="2"/>
@@ -19102,7 +20292,7 @@
         <w:ind w:firstLineChars="98" w:firstLine="235"/>
         <w:jc w:val="both"/>
         <w:rPr>
-          <w:rFonts w:ascii="宋体" w:hAnsi="宋体"/>
+          <w:rFonts w:ascii="宋体" w:hAnsi="宋体" w:hint="eastAsia"/>
           <w:kern w:val="2"/>
           <w:sz w:val="24"/>
           <w:szCs w:val="24"/>
@@ -19119,7 +20309,7 @@
         <w:ind w:firstLineChars="98" w:firstLine="235"/>
         <w:jc w:val="both"/>
         <w:rPr>
-          <w:rFonts w:ascii="宋体" w:hAnsi="宋体"/>
+          <w:rFonts w:ascii="宋体" w:hAnsi="宋体" w:hint="eastAsia"/>
           <w:kern w:val="2"/>
           <w:sz w:val="24"/>
           <w:szCs w:val="24"/>
@@ -19147,7 +20337,7 @@
         <w:ind w:firstLineChars="98" w:firstLine="235"/>
         <w:jc w:val="both"/>
         <w:rPr>
-          <w:rFonts w:ascii="宋体" w:hAnsi="宋体"/>
+          <w:rFonts w:ascii="宋体" w:hAnsi="宋体" w:hint="eastAsia"/>
           <w:kern w:val="2"/>
           <w:sz w:val="24"/>
           <w:szCs w:val="24"/>
@@ -19173,7 +20363,7 @@
         <w:ind w:firstLineChars="98" w:firstLine="235"/>
         <w:jc w:val="both"/>
         <w:rPr>
-          <w:rFonts w:ascii="宋体" w:hAnsi="宋体"/>
+          <w:rFonts w:ascii="宋体" w:hAnsi="宋体" w:hint="eastAsia"/>
           <w:kern w:val="2"/>
           <w:sz w:val="24"/>
           <w:szCs w:val="24"/>
@@ -19219,7 +20409,7 @@
         <w:ind w:firstLineChars="98" w:firstLine="235"/>
         <w:jc w:val="both"/>
         <w:rPr>
-          <w:rFonts w:ascii="宋体" w:hAnsi="宋体"/>
+          <w:rFonts w:ascii="宋体" w:hAnsi="宋体" w:hint="eastAsia"/>
           <w:kern w:val="2"/>
           <w:sz w:val="24"/>
           <w:szCs w:val="24"/>
@@ -19325,7 +20515,7 @@
         <w:ind w:firstLineChars="98" w:firstLine="235"/>
         <w:jc w:val="both"/>
         <w:rPr>
-          <w:rFonts w:ascii="宋体" w:hAnsi="宋体"/>
+          <w:rFonts w:ascii="宋体" w:hAnsi="宋体" w:hint="eastAsia"/>
           <w:kern w:val="2"/>
           <w:sz w:val="24"/>
           <w:szCs w:val="24"/>
@@ -19351,7 +20541,7 @@
         <w:ind w:firstLineChars="98" w:firstLine="235"/>
         <w:jc w:val="both"/>
         <w:rPr>
-          <w:rFonts w:ascii="宋体" w:hAnsi="宋体"/>
+          <w:rFonts w:ascii="宋体" w:hAnsi="宋体" w:hint="eastAsia"/>
           <w:kern w:val="2"/>
           <w:sz w:val="24"/>
           <w:szCs w:val="24"/>
@@ -19379,7 +20569,7 @@
         <w:ind w:firstLineChars="98" w:firstLine="235"/>
         <w:jc w:val="both"/>
         <w:rPr>
-          <w:rFonts w:ascii="宋体" w:hAnsi="宋体"/>
+          <w:rFonts w:ascii="宋体" w:hAnsi="宋体" w:hint="eastAsia"/>
           <w:kern w:val="2"/>
           <w:sz w:val="24"/>
           <w:szCs w:val="24"/>
@@ -19405,7 +20595,7 @@
         <w:ind w:firstLineChars="98" w:firstLine="235"/>
         <w:jc w:val="both"/>
         <w:rPr>
-          <w:rFonts w:ascii="宋体" w:hAnsi="宋体"/>
+          <w:rFonts w:ascii="宋体" w:hAnsi="宋体" w:hint="eastAsia"/>
           <w:kern w:val="2"/>
           <w:sz w:val="24"/>
           <w:szCs w:val="24"/>
@@ -19427,7 +20617,7 @@
         <w:ind w:firstLineChars="98" w:firstLine="235"/>
         <w:jc w:val="both"/>
         <w:rPr>
-          <w:rFonts w:ascii="宋体" w:hAnsi="宋体"/>
+          <w:rFonts w:ascii="宋体" w:hAnsi="宋体" w:hint="eastAsia"/>
           <w:b/>
           <w:bCs/>
           <w:kern w:val="2"/>
@@ -19501,7 +20691,7 @@
         <w:ind w:firstLineChars="98" w:firstLine="235"/>
         <w:jc w:val="both"/>
         <w:rPr>
-          <w:rFonts w:ascii="宋体" w:hAnsi="宋体"/>
+          <w:rFonts w:ascii="宋体" w:hAnsi="宋体" w:hint="eastAsia"/>
           <w:kern w:val="2"/>
           <w:sz w:val="24"/>
           <w:szCs w:val="24"/>
@@ -19518,7 +20708,7 @@
         <w:ind w:firstLineChars="98" w:firstLine="235"/>
         <w:jc w:val="both"/>
         <w:rPr>
-          <w:rFonts w:ascii="宋体" w:hAnsi="宋体"/>
+          <w:rFonts w:ascii="宋体" w:hAnsi="宋体" w:hint="eastAsia"/>
           <w:kern w:val="2"/>
           <w:sz w:val="24"/>
           <w:szCs w:val="24"/>
@@ -19546,7 +20736,7 @@
         <w:ind w:firstLineChars="98" w:firstLine="235"/>
         <w:jc w:val="both"/>
         <w:rPr>
-          <w:rFonts w:ascii="宋体" w:hAnsi="宋体"/>
+          <w:rFonts w:ascii="宋体" w:hAnsi="宋体" w:hint="eastAsia"/>
           <w:kern w:val="2"/>
           <w:sz w:val="24"/>
           <w:szCs w:val="24"/>
@@ -19572,7 +20762,7 @@
         <w:ind w:firstLineChars="98" w:firstLine="235"/>
         <w:jc w:val="both"/>
         <w:rPr>
-          <w:rFonts w:ascii="宋体" w:hAnsi="宋体"/>
+          <w:rFonts w:ascii="宋体" w:hAnsi="宋体" w:hint="eastAsia"/>
           <w:kern w:val="2"/>
           <w:sz w:val="24"/>
           <w:szCs w:val="24"/>
@@ -19638,7 +20828,7 @@
         <w:ind w:firstLineChars="98" w:firstLine="235"/>
         <w:jc w:val="both"/>
         <w:rPr>
-          <w:rFonts w:ascii="宋体" w:hAnsi="宋体"/>
+          <w:rFonts w:ascii="宋体" w:hAnsi="宋体" w:hint="eastAsia"/>
           <w:kern w:val="2"/>
           <w:sz w:val="24"/>
           <w:szCs w:val="24"/>
@@ -19664,7 +20854,7 @@
         <w:ind w:firstLineChars="98" w:firstLine="235"/>
         <w:jc w:val="both"/>
         <w:rPr>
-          <w:rFonts w:ascii="宋体" w:hAnsi="宋体"/>
+          <w:rFonts w:ascii="宋体" w:hAnsi="宋体" w:hint="eastAsia"/>
           <w:kern w:val="2"/>
           <w:sz w:val="24"/>
           <w:szCs w:val="24"/>
@@ -19690,7 +20880,7 @@
         <w:ind w:firstLineChars="98" w:firstLine="235"/>
         <w:jc w:val="both"/>
         <w:rPr>
-          <w:rFonts w:ascii="宋体" w:hAnsi="宋体"/>
+          <w:rFonts w:ascii="宋体" w:hAnsi="宋体" w:hint="eastAsia"/>
           <w:kern w:val="2"/>
           <w:sz w:val="24"/>
           <w:szCs w:val="24"/>
@@ -19718,7 +20908,7 @@
         <w:ind w:firstLineChars="98" w:firstLine="235"/>
         <w:jc w:val="both"/>
         <w:rPr>
-          <w:rFonts w:ascii="宋体" w:hAnsi="宋体"/>
+          <w:rFonts w:ascii="宋体" w:hAnsi="宋体" w:hint="eastAsia"/>
           <w:kern w:val="2"/>
           <w:sz w:val="24"/>
           <w:szCs w:val="24"/>
@@ -19744,7 +20934,7 @@
         <w:ind w:firstLineChars="98" w:firstLine="235"/>
         <w:jc w:val="both"/>
         <w:rPr>
-          <w:rFonts w:ascii="宋体" w:hAnsi="宋体"/>
+          <w:rFonts w:ascii="宋体" w:hAnsi="宋体" w:hint="eastAsia"/>
           <w:kern w:val="2"/>
           <w:sz w:val="24"/>
           <w:szCs w:val="24"/>
@@ -19766,7 +20956,7 @@
         <w:ind w:firstLineChars="98" w:firstLine="235"/>
         <w:jc w:val="both"/>
         <w:rPr>
-          <w:rFonts w:ascii="宋体" w:hAnsi="宋体"/>
+          <w:rFonts w:ascii="宋体" w:hAnsi="宋体" w:hint="eastAsia"/>
           <w:b/>
           <w:bCs/>
           <w:kern w:val="2"/>
@@ -19792,7 +20982,7 @@
         <w:ind w:firstLineChars="98" w:firstLine="235"/>
         <w:jc w:val="both"/>
         <w:rPr>
-          <w:rFonts w:ascii="宋体" w:hAnsi="宋体"/>
+          <w:rFonts w:ascii="宋体" w:hAnsi="宋体" w:hint="eastAsia"/>
           <w:kern w:val="2"/>
           <w:sz w:val="24"/>
           <w:szCs w:val="24"/>
@@ -19809,7 +20999,7 @@
         <w:ind w:firstLineChars="98" w:firstLine="235"/>
         <w:jc w:val="both"/>
         <w:rPr>
-          <w:rFonts w:ascii="宋体" w:hAnsi="宋体"/>
+          <w:rFonts w:ascii="宋体" w:hAnsi="宋体" w:hint="eastAsia"/>
           <w:kern w:val="2"/>
           <w:sz w:val="24"/>
           <w:szCs w:val="24"/>
@@ -19837,7 +21027,7 @@
         <w:ind w:firstLineChars="98" w:firstLine="235"/>
         <w:jc w:val="both"/>
         <w:rPr>
-          <w:rFonts w:ascii="宋体" w:hAnsi="宋体"/>
+          <w:rFonts w:ascii="宋体" w:hAnsi="宋体" w:hint="eastAsia"/>
           <w:kern w:val="2"/>
           <w:sz w:val="24"/>
           <w:szCs w:val="24"/>
@@ -19913,7 +21103,7 @@
         <w:ind w:firstLineChars="98" w:firstLine="235"/>
         <w:jc w:val="both"/>
         <w:rPr>
-          <w:rFonts w:ascii="宋体" w:hAnsi="宋体"/>
+          <w:rFonts w:ascii="宋体" w:hAnsi="宋体" w:hint="eastAsia"/>
           <w:kern w:val="2"/>
           <w:sz w:val="24"/>
           <w:szCs w:val="24"/>
@@ -19939,7 +21129,7 @@
         <w:ind w:firstLineChars="98" w:firstLine="235"/>
         <w:jc w:val="both"/>
         <w:rPr>
-          <w:rFonts w:ascii="宋体" w:hAnsi="宋体"/>
+          <w:rFonts w:ascii="宋体" w:hAnsi="宋体" w:hint="eastAsia"/>
           <w:kern w:val="2"/>
           <w:sz w:val="24"/>
           <w:szCs w:val="24"/>
@@ -19985,7 +21175,7 @@
         <w:ind w:firstLineChars="98" w:firstLine="235"/>
         <w:jc w:val="both"/>
         <w:rPr>
-          <w:rFonts w:ascii="宋体" w:hAnsi="宋体"/>
+          <w:rFonts w:ascii="宋体" w:hAnsi="宋体" w:hint="eastAsia"/>
           <w:kern w:val="2"/>
           <w:sz w:val="24"/>
           <w:szCs w:val="24"/>
@@ -20011,7 +21201,7 @@
         <w:ind w:firstLineChars="98" w:firstLine="235"/>
         <w:jc w:val="both"/>
         <w:rPr>
-          <w:rFonts w:ascii="宋体" w:hAnsi="宋体"/>
+          <w:rFonts w:ascii="宋体" w:hAnsi="宋体" w:hint="eastAsia"/>
           <w:kern w:val="2"/>
           <w:sz w:val="24"/>
           <w:szCs w:val="24"/>
@@ -20039,7 +21229,7 @@
         <w:ind w:firstLineChars="98" w:firstLine="235"/>
         <w:jc w:val="both"/>
         <w:rPr>
-          <w:rFonts w:ascii="宋体" w:hAnsi="宋体"/>
+          <w:rFonts w:ascii="宋体" w:hAnsi="宋体" w:hint="eastAsia"/>
           <w:kern w:val="2"/>
           <w:sz w:val="24"/>
           <w:szCs w:val="24"/>
@@ -20065,7 +21255,7 @@
         <w:ind w:firstLineChars="98" w:firstLine="235"/>
         <w:jc w:val="both"/>
         <w:rPr>
-          <w:rFonts w:ascii="宋体" w:hAnsi="宋体"/>
+          <w:rFonts w:ascii="宋体" w:hAnsi="宋体" w:hint="eastAsia"/>
           <w:kern w:val="2"/>
           <w:sz w:val="24"/>
           <w:szCs w:val="24"/>
@@ -20087,7 +21277,7 @@
         <w:ind w:firstLineChars="98" w:firstLine="235"/>
         <w:jc w:val="both"/>
         <w:rPr>
-          <w:rFonts w:ascii="宋体" w:hAnsi="宋体"/>
+          <w:rFonts w:ascii="宋体" w:hAnsi="宋体" w:hint="eastAsia"/>
           <w:b/>
           <w:bCs/>
           <w:kern w:val="2"/>
@@ -20137,7 +21327,7 @@
         <w:ind w:firstLineChars="98" w:firstLine="235"/>
         <w:jc w:val="both"/>
         <w:rPr>
-          <w:rFonts w:ascii="宋体" w:hAnsi="宋体"/>
+          <w:rFonts w:ascii="宋体" w:hAnsi="宋体" w:hint="eastAsia"/>
           <w:kern w:val="2"/>
           <w:sz w:val="24"/>
           <w:szCs w:val="24"/>
@@ -20154,7 +21344,7 @@
         <w:ind w:firstLineChars="98" w:firstLine="235"/>
         <w:jc w:val="both"/>
         <w:rPr>
-          <w:rFonts w:ascii="宋体" w:hAnsi="宋体"/>
+          <w:rFonts w:ascii="宋体" w:hAnsi="宋体" w:hint="eastAsia"/>
           <w:kern w:val="2"/>
           <w:sz w:val="24"/>
           <w:szCs w:val="24"/>
@@ -20182,7 +21372,7 @@
         <w:ind w:firstLineChars="98" w:firstLine="235"/>
         <w:jc w:val="both"/>
         <w:rPr>
-          <w:rFonts w:ascii="宋体" w:hAnsi="宋体"/>
+          <w:rFonts w:ascii="宋体" w:hAnsi="宋体" w:hint="eastAsia"/>
           <w:kern w:val="2"/>
           <w:sz w:val="24"/>
           <w:szCs w:val="24"/>
@@ -20228,7 +21418,7 @@
         <w:ind w:firstLineChars="98" w:firstLine="235"/>
         <w:jc w:val="both"/>
         <w:rPr>
-          <w:rFonts w:ascii="宋体" w:hAnsi="宋体"/>
+          <w:rFonts w:ascii="宋体" w:hAnsi="宋体" w:hint="eastAsia"/>
           <w:kern w:val="2"/>
           <w:sz w:val="24"/>
           <w:szCs w:val="24"/>
@@ -20254,7 +21444,7 @@
         <w:ind w:firstLineChars="98" w:firstLine="235"/>
         <w:jc w:val="both"/>
         <w:rPr>
-          <w:rFonts w:ascii="宋体" w:hAnsi="宋体"/>
+          <w:rFonts w:ascii="宋体" w:hAnsi="宋体" w:hint="eastAsia"/>
           <w:kern w:val="2"/>
           <w:sz w:val="24"/>
           <w:szCs w:val="24"/>
@@ -20280,7 +21470,7 @@
         <w:ind w:firstLineChars="98" w:firstLine="235"/>
         <w:jc w:val="both"/>
         <w:rPr>
-          <w:rFonts w:ascii="宋体" w:hAnsi="宋体"/>
+          <w:rFonts w:ascii="宋体" w:hAnsi="宋体" w:hint="eastAsia"/>
           <w:kern w:val="2"/>
           <w:sz w:val="24"/>
           <w:szCs w:val="24"/>
@@ -20306,7 +21496,7 @@
         <w:ind w:firstLineChars="98" w:firstLine="235"/>
         <w:jc w:val="both"/>
         <w:rPr>
-          <w:rFonts w:ascii="宋体" w:hAnsi="宋体"/>
+          <w:rFonts w:ascii="宋体" w:hAnsi="宋体" w:hint="eastAsia"/>
           <w:kern w:val="2"/>
           <w:sz w:val="24"/>
           <w:szCs w:val="24"/>
@@ -20334,7 +21524,7 @@
         <w:ind w:firstLineChars="98" w:firstLine="235"/>
         <w:jc w:val="both"/>
         <w:rPr>
-          <w:rFonts w:ascii="宋体" w:hAnsi="宋体"/>
+          <w:rFonts w:ascii="宋体" w:hAnsi="宋体" w:hint="eastAsia"/>
           <w:kern w:val="2"/>
           <w:sz w:val="24"/>
           <w:szCs w:val="24"/>
@@ -20380,7 +21570,7 @@
         <w:ind w:firstLineChars="98" w:firstLine="235"/>
         <w:jc w:val="both"/>
         <w:rPr>
-          <w:rFonts w:ascii="宋体" w:hAnsi="宋体"/>
+          <w:rFonts w:ascii="宋体" w:hAnsi="宋体" w:hint="eastAsia"/>
           <w:kern w:val="2"/>
           <w:sz w:val="24"/>
           <w:szCs w:val="24"/>
@@ -20419,7 +21609,6 @@
           <w:kern w:val="2"/>
           <w:sz w:val="24"/>
           <w:szCs w:val="24"/>
-          <w:lang w:val="en-US"/>
         </w:rPr>
       </w:pPr>
     </w:p>
@@ -20432,7 +21621,6 @@
           <w:kern w:val="2"/>
           <w:sz w:val="24"/>
           <w:szCs w:val="24"/>
-          <w:lang w:val="en-US"/>
         </w:rPr>
       </w:pPr>
     </w:p>
@@ -20442,12 +21630,11 @@
         <w:ind w:firstLineChars="98" w:firstLine="275"/>
         <w:jc w:val="both"/>
         <w:rPr>
-          <w:rFonts w:ascii="黑体" w:eastAsia="黑体" w:hint="eastAsia"/>
+          <w:rFonts w:ascii="黑体" w:eastAsia="黑体"/>
           <w:b/>
           <w:kern w:val="2"/>
           <w:sz w:val="28"/>
           <w:szCs w:val="28"/>
-          <w:lang w:val="en-US" w:eastAsia="zh-CN"/>
         </w:rPr>
       </w:pPr>
       <w:r>
@@ -20457,7 +21644,6 @@
           <w:kern w:val="2"/>
           <w:sz w:val="28"/>
           <w:szCs w:val="28"/>
-          <w:lang w:val="en-US" w:eastAsia="zh-CN"/>
         </w:rPr>
         <w:t>3 不足之处及下一步需改进的地方</w:t>
       </w:r>
@@ -20466,19 +21652,19 @@
       <w:pPr>
         <w:spacing w:beforeLines="50" w:before="156" w:afterLines="50" w:after="156"/>
         <w:rPr>
+          <w:rFonts w:ascii="宋体" w:hAnsi="宋体" w:hint="eastAsia"/>
+          <w:b/>
+          <w:bCs/>
+          <w:color w:val="000000"/>
+        </w:rPr>
+      </w:pPr>
+      <w:r>
+        <w:rPr>
           <w:rFonts w:ascii="宋体" w:hAnsi="宋体"/>
           <w:b/>
           <w:bCs/>
           <w:color w:val="000000"/>
         </w:rPr>
-      </w:pPr>
-      <w:r>
-        <w:rPr>
-          <w:rFonts w:ascii="宋体" w:hAnsi="宋体"/>
-          <w:b/>
-          <w:bCs/>
-          <w:color w:val="000000"/>
-        </w:rPr>
         <w:t>一、利用 Socket 进行 TCP 通信</w:t>
       </w:r>
     </w:p>
@@ -20486,7 +21672,7 @@
       <w:pPr>
         <w:spacing w:beforeLines="50" w:before="156" w:afterLines="50" w:after="156"/>
         <w:rPr>
-          <w:rFonts w:ascii="宋体" w:hAnsi="宋体"/>
+          <w:rFonts w:ascii="宋体" w:hAnsi="宋体" w:hint="eastAsia"/>
           <w:color w:val="000000"/>
         </w:rPr>
       </w:pPr>
@@ -20506,7 +21692,7 @@
         </w:numPr>
         <w:spacing w:beforeLines="50" w:before="156" w:afterLines="50" w:after="156"/>
         <w:rPr>
-          <w:rFonts w:ascii="宋体" w:hAnsi="宋体"/>
+          <w:rFonts w:ascii="宋体" w:hAnsi="宋体" w:hint="eastAsia"/>
           <w:color w:val="000000"/>
         </w:rPr>
       </w:pPr>
@@ -20528,7 +21714,7 @@
         </w:numPr>
         <w:spacing w:beforeLines="50" w:before="156" w:afterLines="50" w:after="156"/>
         <w:rPr>
-          <w:rFonts w:ascii="宋体" w:hAnsi="宋体"/>
+          <w:rFonts w:ascii="宋体" w:hAnsi="宋体" w:hint="eastAsia"/>
           <w:color w:val="000000"/>
         </w:rPr>
       </w:pPr>
@@ -20548,7 +21734,7 @@
         </w:numPr>
         <w:spacing w:beforeLines="50" w:before="156" w:afterLines="50" w:after="156"/>
         <w:rPr>
-          <w:rFonts w:ascii="宋体" w:hAnsi="宋体"/>
+          <w:rFonts w:ascii="宋体" w:hAnsi="宋体" w:hint="eastAsia"/>
           <w:color w:val="000000"/>
         </w:rPr>
       </w:pPr>
@@ -20601,7 +21787,7 @@
         </w:numPr>
         <w:spacing w:beforeLines="50" w:before="156" w:afterLines="50" w:after="156"/>
         <w:rPr>
-          <w:rFonts w:ascii="宋体" w:hAnsi="宋体"/>
+          <w:rFonts w:ascii="宋体" w:hAnsi="宋体" w:hint="eastAsia"/>
           <w:color w:val="000000"/>
         </w:rPr>
       </w:pPr>
@@ -20637,7 +21823,7 @@
         </w:numPr>
         <w:spacing w:beforeLines="50" w:before="156" w:afterLines="50" w:after="156"/>
         <w:rPr>
-          <w:rFonts w:ascii="宋体" w:hAnsi="宋体"/>
+          <w:rFonts w:ascii="宋体" w:hAnsi="宋体" w:hint="eastAsia"/>
           <w:color w:val="000000"/>
         </w:rPr>
       </w:pPr>
@@ -20657,7 +21843,7 @@
         </w:numPr>
         <w:spacing w:beforeLines="50" w:before="156" w:afterLines="50" w:after="156"/>
         <w:rPr>
-          <w:rFonts w:ascii="宋体" w:hAnsi="宋体"/>
+          <w:rFonts w:ascii="宋体" w:hAnsi="宋体" w:hint="eastAsia"/>
           <w:color w:val="000000"/>
         </w:rPr>
       </w:pPr>
@@ -20679,7 +21865,7 @@
         </w:numPr>
         <w:spacing w:beforeLines="50" w:before="156" w:afterLines="50" w:after="156"/>
         <w:rPr>
-          <w:rFonts w:ascii="宋体" w:hAnsi="宋体"/>
+          <w:rFonts w:ascii="宋体" w:hAnsi="宋体" w:hint="eastAsia"/>
           <w:color w:val="000000"/>
         </w:rPr>
       </w:pPr>
@@ -20699,7 +21885,7 @@
         </w:numPr>
         <w:spacing w:beforeLines="50" w:before="156" w:afterLines="50" w:after="156"/>
         <w:rPr>
-          <w:rFonts w:ascii="宋体" w:hAnsi="宋体"/>
+          <w:rFonts w:ascii="宋体" w:hAnsi="宋体" w:hint="eastAsia"/>
           <w:color w:val="000000"/>
         </w:rPr>
       </w:pPr>
@@ -20735,7 +21921,7 @@
         </w:numPr>
         <w:spacing w:beforeLines="50" w:before="156" w:afterLines="50" w:after="156"/>
         <w:rPr>
-          <w:rFonts w:ascii="宋体" w:hAnsi="宋体"/>
+          <w:rFonts w:ascii="宋体" w:hAnsi="宋体" w:hint="eastAsia"/>
           <w:color w:val="000000"/>
         </w:rPr>
       </w:pPr>
@@ -20755,83 +21941,83 @@
         </w:numPr>
         <w:spacing w:beforeLines="50" w:before="156" w:afterLines="50" w:after="156"/>
         <w:rPr>
+          <w:rFonts w:ascii="宋体" w:hAnsi="宋体" w:hint="eastAsia"/>
+          <w:color w:val="000000"/>
+        </w:rPr>
+      </w:pPr>
+      <w:r>
+        <w:rPr>
           <w:rFonts w:ascii="宋体" w:hAnsi="宋体"/>
           <w:color w:val="000000"/>
         </w:rPr>
+        <w:t>研究并实践 TCP 的高级特性，将其应用到 TCP 通信代码中，观察其对通信稳定性和性能的影响，加深对 TCP 协议的全面理解。</w:t>
+      </w:r>
+    </w:p>
+    <w:p>
+      <w:pPr>
+        <w:spacing w:beforeLines="50" w:before="156" w:afterLines="50" w:after="156"/>
+        <w:rPr>
+          <w:rFonts w:ascii="宋体" w:hAnsi="宋体" w:hint="eastAsia"/>
+          <w:b/>
+          <w:bCs/>
+          <w:color w:val="000000"/>
+        </w:rPr>
       </w:pPr>
       <w:r>
         <w:rPr>
           <w:rFonts w:ascii="宋体" w:hAnsi="宋体"/>
-          <w:color w:val="000000"/>
-        </w:rPr>
-        <w:t>研究并实践 TCP 的高级特性，将其应用到 TCP 通信代码中，观察其对通信稳定性和性能的影响，加深对 TCP 协议的全面理解。</w:t>
+          <w:b/>
+          <w:bCs/>
+          <w:color w:val="000000"/>
+        </w:rPr>
+        <w:t xml:space="preserve">二、利用 </w:t>
+      </w:r>
+      <w:proofErr w:type="spellStart"/>
+      <w:r>
+        <w:rPr>
+          <w:rFonts w:ascii="宋体" w:hAnsi="宋体"/>
+          <w:b/>
+          <w:bCs/>
+          <w:color w:val="000000"/>
+        </w:rPr>
+        <w:t>HTTPURLConnection</w:t>
+      </w:r>
+      <w:proofErr w:type="spellEnd"/>
+      <w:r>
+        <w:rPr>
+          <w:rFonts w:ascii="宋体" w:hAnsi="宋体"/>
+          <w:b/>
+          <w:bCs/>
+          <w:color w:val="000000"/>
+        </w:rPr>
+        <w:t xml:space="preserve"> 或 </w:t>
+      </w:r>
+      <w:proofErr w:type="spellStart"/>
+      <w:r>
+        <w:rPr>
+          <w:rFonts w:ascii="宋体" w:hAnsi="宋体"/>
+          <w:b/>
+          <w:bCs/>
+          <w:color w:val="000000"/>
+        </w:rPr>
+        <w:t>HTTPClient</w:t>
+      </w:r>
+      <w:proofErr w:type="spellEnd"/>
+      <w:r>
+        <w:rPr>
+          <w:rFonts w:ascii="宋体" w:hAnsi="宋体"/>
+          <w:b/>
+          <w:bCs/>
+          <w:color w:val="000000"/>
+        </w:rPr>
+        <w:t xml:space="preserve"> 发送 HTTP 请求并获取响应结果</w:t>
       </w:r>
     </w:p>
     <w:p>
       <w:pPr>
         <w:spacing w:beforeLines="50" w:before="156" w:afterLines="50" w:after="156"/>
         <w:rPr>
-          <w:rFonts w:ascii="宋体" w:hAnsi="宋体"/>
-          <w:b/>
-          <w:bCs/>
-          <w:color w:val="000000"/>
-        </w:rPr>
-      </w:pPr>
-      <w:r>
-        <w:rPr>
-          <w:rFonts w:ascii="宋体" w:hAnsi="宋体"/>
-          <w:b/>
-          <w:bCs/>
-          <w:color w:val="000000"/>
-        </w:rPr>
-        <w:t xml:space="preserve">二、利用 </w:t>
-      </w:r>
-      <w:proofErr w:type="spellStart"/>
-      <w:r>
-        <w:rPr>
-          <w:rFonts w:ascii="宋体" w:hAnsi="宋体"/>
-          <w:b/>
-          <w:bCs/>
-          <w:color w:val="000000"/>
-        </w:rPr>
-        <w:t>HTTPURLConnection</w:t>
-      </w:r>
-      <w:proofErr w:type="spellEnd"/>
-      <w:r>
-        <w:rPr>
-          <w:rFonts w:ascii="宋体" w:hAnsi="宋体"/>
-          <w:b/>
-          <w:bCs/>
-          <w:color w:val="000000"/>
-        </w:rPr>
-        <w:t xml:space="preserve"> 或 </w:t>
-      </w:r>
-      <w:proofErr w:type="spellStart"/>
-      <w:r>
-        <w:rPr>
-          <w:rFonts w:ascii="宋体" w:hAnsi="宋体"/>
-          <w:b/>
-          <w:bCs/>
-          <w:color w:val="000000"/>
-        </w:rPr>
-        <w:t>HTTPClient</w:t>
-      </w:r>
-      <w:proofErr w:type="spellEnd"/>
-      <w:r>
-        <w:rPr>
-          <w:rFonts w:ascii="宋体" w:hAnsi="宋体"/>
-          <w:b/>
-          <w:bCs/>
-          <w:color w:val="000000"/>
-        </w:rPr>
-        <w:t xml:space="preserve"> 发送 HTTP 请求并获取响应结果</w:t>
-      </w:r>
-    </w:p>
-    <w:p>
-      <w:pPr>
-        <w:spacing w:beforeLines="50" w:before="156" w:afterLines="50" w:after="156"/>
-        <w:rPr>
-          <w:rFonts w:ascii="宋体" w:hAnsi="宋体"/>
+          <w:rFonts w:ascii="宋体" w:hAnsi="宋体" w:hint="eastAsia"/>
           <w:color w:val="000000"/>
         </w:rPr>
       </w:pPr>
@@ -20851,7 +22037,7 @@
         </w:numPr>
         <w:spacing w:beforeLines="50" w:before="156" w:afterLines="50" w:after="156"/>
         <w:rPr>
-          <w:rFonts w:ascii="宋体" w:hAnsi="宋体"/>
+          <w:rFonts w:ascii="宋体" w:hAnsi="宋体" w:hint="eastAsia"/>
           <w:color w:val="000000"/>
         </w:rPr>
       </w:pPr>
@@ -20873,7 +22059,7 @@
         </w:numPr>
         <w:spacing w:beforeLines="50" w:before="156" w:afterLines="50" w:after="156"/>
         <w:rPr>
-          <w:rFonts w:ascii="宋体" w:hAnsi="宋体"/>
+          <w:rFonts w:ascii="宋体" w:hAnsi="宋体" w:hint="eastAsia"/>
           <w:color w:val="000000"/>
         </w:rPr>
       </w:pPr>
@@ -20925,16 +22111,32 @@
         </w:numPr>
         <w:spacing w:beforeLines="50" w:before="156" w:afterLines="50" w:after="156"/>
         <w:rPr>
+          <w:rFonts w:ascii="宋体" w:hAnsi="宋体" w:hint="eastAsia"/>
+          <w:color w:val="000000"/>
+        </w:rPr>
+      </w:pPr>
+      <w:r>
+        <w:rPr>
           <w:rFonts w:ascii="宋体" w:hAnsi="宋体"/>
           <w:color w:val="000000"/>
         </w:rPr>
-      </w:pPr>
+        <w:t>对于 HTTP 协议的高级功能，</w:t>
+      </w:r>
+      <w:proofErr w:type="gramStart"/>
       <w:r>
         <w:rPr>
           <w:rFonts w:ascii="宋体" w:hAnsi="宋体"/>
           <w:color w:val="000000"/>
         </w:rPr>
-        <w:t>对于 HTTP 协议的高级功能，如分块传输编码、HTTP/2 协议的支持，缺乏实践和应用，限制了对 HTTP 协议的深入理解。</w:t>
+        <w:t>如分块传输</w:t>
+      </w:r>
+      <w:proofErr w:type="gramEnd"/>
+      <w:r>
+        <w:rPr>
+          <w:rFonts w:ascii="宋体" w:hAnsi="宋体"/>
+          <w:color w:val="000000"/>
+        </w:rPr>
+        <w:t>编码、HTTP/2 协议的支持，缺乏实践和应用，限制了对 HTTP 协议的深入理解。</w:t>
       </w:r>
     </w:p>
     <w:p>
@@ -20945,7 +22147,7 @@
         </w:numPr>
         <w:spacing w:beforeLines="50" w:before="156" w:afterLines="50" w:after="156"/>
         <w:rPr>
-          <w:rFonts w:ascii="宋体" w:hAnsi="宋体"/>
+          <w:rFonts w:ascii="宋体" w:hAnsi="宋体" w:hint="eastAsia"/>
           <w:color w:val="000000"/>
         </w:rPr>
       </w:pPr>
@@ -20965,7 +22167,7 @@
         </w:numPr>
         <w:spacing w:beforeLines="50" w:before="156" w:afterLines="50" w:after="156"/>
         <w:rPr>
-          <w:rFonts w:ascii="宋体" w:hAnsi="宋体"/>
+          <w:rFonts w:ascii="宋体" w:hAnsi="宋体" w:hint="eastAsia"/>
           <w:color w:val="000000"/>
         </w:rPr>
       </w:pPr>
@@ -20985,7 +22187,7 @@
         </w:numPr>
         <w:spacing w:beforeLines="50" w:before="156" w:afterLines="50" w:after="156"/>
         <w:rPr>
-          <w:rFonts w:ascii="宋体" w:hAnsi="宋体"/>
+          <w:rFonts w:ascii="宋体" w:hAnsi="宋体" w:hint="eastAsia"/>
           <w:color w:val="000000"/>
         </w:rPr>
       </w:pPr>
@@ -21007,7 +22209,7 @@
         </w:numPr>
         <w:spacing w:beforeLines="50" w:before="156" w:afterLines="50" w:after="156"/>
         <w:rPr>
-          <w:rFonts w:ascii="宋体" w:hAnsi="宋体"/>
+          <w:rFonts w:ascii="宋体" w:hAnsi="宋体" w:hint="eastAsia"/>
           <w:color w:val="000000"/>
         </w:rPr>
       </w:pPr>
@@ -21027,16 +22229,32 @@
         </w:numPr>
         <w:spacing w:beforeLines="50" w:before="156" w:afterLines="50" w:after="156"/>
         <w:rPr>
+          <w:rFonts w:ascii="宋体" w:hAnsi="宋体" w:hint="eastAsia"/>
+          <w:color w:val="000000"/>
+        </w:rPr>
+      </w:pPr>
+      <w:r>
+        <w:rPr>
           <w:rFonts w:ascii="宋体" w:hAnsi="宋体"/>
           <w:color w:val="000000"/>
         </w:rPr>
-      </w:pPr>
+        <w:t>尝试在代码中使用支持 HTTP/2 协议的客户端库，体验 HTTP/2 带来的性能提升，并理解其工作原理和优势；</w:t>
+      </w:r>
+      <w:proofErr w:type="gramStart"/>
       <w:r>
         <w:rPr>
           <w:rFonts w:ascii="宋体" w:hAnsi="宋体"/>
           <w:color w:val="000000"/>
         </w:rPr>
-        <w:t>尝试在代码中使用支持 HTTP/2 协议的客户端库，体验 HTTP/2 带来的性能提升，并理解其工作原理和优势；学习分块传输编码的实现方式，并在合适的场景下应用。</w:t>
+        <w:t>学习分</w:t>
+      </w:r>
+      <w:proofErr w:type="gramEnd"/>
+      <w:r>
+        <w:rPr>
+          <w:rFonts w:ascii="宋体" w:hAnsi="宋体"/>
+          <w:color w:val="000000"/>
+        </w:rPr>
+        <w:t>块传输编码的实现方式，并在合适的场景下应用。</w:t>
       </w:r>
     </w:p>
     <w:p>
@@ -21047,7 +22265,7 @@
         </w:numPr>
         <w:spacing w:beforeLines="50" w:before="156" w:afterLines="50" w:after="156"/>
         <w:rPr>
-          <w:rFonts w:ascii="宋体" w:hAnsi="宋体"/>
+          <w:rFonts w:ascii="宋体" w:hAnsi="宋体" w:hint="eastAsia"/>
           <w:color w:val="000000"/>
         </w:rPr>
       </w:pPr>
@@ -21084,43 +22302,43 @@
         </w:numPr>
         <w:spacing w:beforeLines="50" w:before="156" w:afterLines="50" w:after="156"/>
         <w:rPr>
+          <w:rFonts w:ascii="宋体" w:hAnsi="宋体" w:hint="eastAsia"/>
+          <w:color w:val="000000"/>
+        </w:rPr>
+      </w:pPr>
+      <w:r>
+        <w:rPr>
           <w:rFonts w:ascii="宋体" w:hAnsi="宋体"/>
           <w:color w:val="000000"/>
         </w:rPr>
+        <w:t>针对 DNS 解析异常、SSL 连接异常等情况，补充相应的处理代码，确保网络异常处理的全面性，提高程序的可靠性。</w:t>
+      </w:r>
+    </w:p>
+    <w:p>
+      <w:pPr>
+        <w:spacing w:beforeLines="50" w:before="156" w:afterLines="50" w:after="156"/>
+        <w:rPr>
+          <w:rFonts w:ascii="宋体" w:hAnsi="宋体" w:hint="eastAsia"/>
+          <w:b/>
+          <w:bCs/>
+          <w:color w:val="000000"/>
+        </w:rPr>
       </w:pPr>
       <w:r>
         <w:rPr>
           <w:rFonts w:ascii="宋体" w:hAnsi="宋体"/>
-          <w:color w:val="000000"/>
-        </w:rPr>
-        <w:t>针对 DNS 解析异常、SSL 连接异常等情况，补充相应的处理代码，确保网络异常处理的全面性，提高程序的可靠性。</w:t>
+          <w:b/>
+          <w:bCs/>
+          <w:color w:val="000000"/>
+        </w:rPr>
+        <w:t>三、利用 WebView 加载 Web 页面</w:t>
       </w:r>
     </w:p>
     <w:p>
       <w:pPr>
         <w:spacing w:beforeLines="50" w:before="156" w:afterLines="50" w:after="156"/>
         <w:rPr>
-          <w:rFonts w:ascii="宋体" w:hAnsi="宋体"/>
-          <w:b/>
-          <w:bCs/>
-          <w:color w:val="000000"/>
-        </w:rPr>
-      </w:pPr>
-      <w:r>
-        <w:rPr>
-          <w:rFonts w:ascii="宋体" w:hAnsi="宋体"/>
-          <w:b/>
-          <w:bCs/>
-          <w:color w:val="000000"/>
-        </w:rPr>
-        <w:t>三、利用 WebView 加载 Web 页面</w:t>
-      </w:r>
-    </w:p>
-    <w:p>
-      <w:pPr>
-        <w:spacing w:beforeLines="50" w:before="156" w:afterLines="50" w:after="156"/>
-        <w:rPr>
-          <w:rFonts w:ascii="宋体" w:hAnsi="宋体"/>
+          <w:rFonts w:ascii="宋体" w:hAnsi="宋体" w:hint="eastAsia"/>
           <w:color w:val="000000"/>
         </w:rPr>
       </w:pPr>
@@ -21140,7 +22358,7 @@
         </w:numPr>
         <w:spacing w:beforeLines="50" w:before="156" w:afterLines="50" w:after="156"/>
         <w:rPr>
-          <w:rFonts w:ascii="宋体" w:hAnsi="宋体"/>
+          <w:rFonts w:ascii="宋体" w:hAnsi="宋体" w:hint="eastAsia"/>
           <w:color w:val="000000"/>
         </w:rPr>
       </w:pPr>
@@ -21162,7 +22380,7 @@
         </w:numPr>
         <w:spacing w:beforeLines="50" w:before="156" w:afterLines="50" w:after="156"/>
         <w:rPr>
-          <w:rFonts w:ascii="宋体" w:hAnsi="宋体"/>
+          <w:rFonts w:ascii="宋体" w:hAnsi="宋体" w:hint="eastAsia"/>
           <w:color w:val="000000"/>
         </w:rPr>
       </w:pPr>
@@ -21182,7 +22400,7 @@
         </w:numPr>
         <w:spacing w:beforeLines="50" w:before="156" w:afterLines="50" w:after="156"/>
         <w:rPr>
-          <w:rFonts w:ascii="宋体" w:hAnsi="宋体"/>
+          <w:rFonts w:ascii="宋体" w:hAnsi="宋体" w:hint="eastAsia"/>
           <w:color w:val="000000"/>
         </w:rPr>
       </w:pPr>
@@ -21202,7 +22420,7 @@
         </w:numPr>
         <w:spacing w:beforeLines="50" w:before="156" w:afterLines="50" w:after="156"/>
         <w:rPr>
-          <w:rFonts w:ascii="宋体" w:hAnsi="宋体"/>
+          <w:rFonts w:ascii="宋体" w:hAnsi="宋体" w:hint="eastAsia"/>
           <w:color w:val="000000"/>
         </w:rPr>
       </w:pPr>
@@ -21222,7 +22440,7 @@
         </w:numPr>
         <w:spacing w:beforeLines="50" w:before="156" w:afterLines="50" w:after="156"/>
         <w:rPr>
-          <w:rFonts w:ascii="宋体" w:hAnsi="宋体"/>
+          <w:rFonts w:ascii="宋体" w:hAnsi="宋体" w:hint="eastAsia"/>
           <w:color w:val="000000"/>
         </w:rPr>
       </w:pPr>
@@ -21258,7 +22476,7 @@
         </w:numPr>
         <w:spacing w:beforeLines="50" w:before="156" w:afterLines="50" w:after="156"/>
         <w:rPr>
-          <w:rFonts w:ascii="宋体" w:hAnsi="宋体"/>
+          <w:rFonts w:ascii="宋体" w:hAnsi="宋体" w:hint="eastAsia"/>
           <w:color w:val="000000"/>
         </w:rPr>
       </w:pPr>
@@ -21280,7 +22498,7 @@
         </w:numPr>
         <w:spacing w:beforeLines="50" w:before="156" w:afterLines="50" w:after="156"/>
         <w:rPr>
-          <w:rFonts w:ascii="宋体" w:hAnsi="宋体"/>
+          <w:rFonts w:ascii="宋体" w:hAnsi="宋体" w:hint="eastAsia"/>
           <w:color w:val="000000"/>
         </w:rPr>
       </w:pPr>
@@ -21300,7 +22518,7 @@
         </w:numPr>
         <w:spacing w:beforeLines="50" w:before="156" w:afterLines="50" w:after="156"/>
         <w:rPr>
-          <w:rFonts w:ascii="宋体" w:hAnsi="宋体"/>
+          <w:rFonts w:ascii="宋体" w:hAnsi="宋体" w:hint="eastAsia"/>
           <w:color w:val="000000"/>
         </w:rPr>
       </w:pPr>
@@ -21320,7 +22538,7 @@
         </w:numPr>
         <w:spacing w:beforeLines="50" w:before="156" w:afterLines="50" w:after="156"/>
         <w:rPr>
-          <w:rFonts w:ascii="宋体" w:hAnsi="宋体"/>
+          <w:rFonts w:ascii="宋体" w:hAnsi="宋体" w:hint="eastAsia"/>
           <w:color w:val="000000"/>
         </w:rPr>
       </w:pPr>
@@ -21340,79 +22558,79 @@
         </w:numPr>
         <w:spacing w:beforeLines="50" w:before="156" w:afterLines="50" w:after="156"/>
         <w:rPr>
+          <w:rFonts w:ascii="宋体" w:hAnsi="宋体" w:hint="eastAsia"/>
+          <w:color w:val="000000"/>
+        </w:rPr>
+      </w:pPr>
+      <w:r>
+        <w:rPr>
           <w:rFonts w:ascii="宋体" w:hAnsi="宋体"/>
           <w:color w:val="000000"/>
         </w:rPr>
-      </w:pPr>
+        <w:t>学习 WebView 的高级功能，如 </w:t>
+      </w:r>
+      <w:proofErr w:type="spellStart"/>
       <w:r>
         <w:rPr>
           <w:rFonts w:ascii="宋体" w:hAnsi="宋体"/>
           <w:color w:val="000000"/>
         </w:rPr>
-        <w:t>学习 WebView 的高级功能，如 </w:t>
-      </w:r>
-      <w:proofErr w:type="spellStart"/>
+        <w:t>ServiceWorker</w:t>
+      </w:r>
+      <w:proofErr w:type="spellEnd"/>
       <w:r>
         <w:rPr>
           <w:rFonts w:ascii="宋体" w:hAnsi="宋体"/>
           <w:color w:val="000000"/>
         </w:rPr>
-        <w:t>ServiceWorker</w:t>
-      </w:r>
-      <w:proofErr w:type="spellEnd"/>
+        <w:t> 的使用和离线缓存，尝试将其应用到实际项目中，扩展 WebView 的功能和应用场景。</w:t>
+      </w:r>
+    </w:p>
+    <w:p>
+      <w:pPr>
+        <w:spacing w:beforeLines="50" w:before="156" w:afterLines="50" w:after="156"/>
+        <w:rPr>
+          <w:rFonts w:ascii="宋体" w:hAnsi="宋体" w:hint="eastAsia"/>
+          <w:b/>
+          <w:bCs/>
+          <w:color w:val="000000"/>
+        </w:rPr>
+      </w:pPr>
       <w:r>
         <w:rPr>
           <w:rFonts w:ascii="宋体" w:hAnsi="宋体"/>
-          <w:color w:val="000000"/>
-        </w:rPr>
-        <w:t> 的使用和离线缓存，尝试将其应用到实际项目中，扩展 WebView 的功能和应用场景。</w:t>
+          <w:b/>
+          <w:bCs/>
+          <w:color w:val="000000"/>
+        </w:rPr>
+        <w:t xml:space="preserve">四、利用 </w:t>
+      </w:r>
+      <w:proofErr w:type="spellStart"/>
+      <w:r>
+        <w:rPr>
+          <w:rFonts w:ascii="宋体" w:hAnsi="宋体"/>
+          <w:b/>
+          <w:bCs/>
+          <w:color w:val="000000"/>
+        </w:rPr>
+        <w:t>LocationManager</w:t>
+      </w:r>
+      <w:proofErr w:type="spellEnd"/>
+      <w:r>
+        <w:rPr>
+          <w:rFonts w:ascii="宋体" w:hAnsi="宋体"/>
+          <w:b/>
+          <w:bCs/>
+          <w:color w:val="000000"/>
+        </w:rPr>
+        <w:t xml:space="preserve"> 进行定位</w:t>
       </w:r>
     </w:p>
     <w:p>
       <w:pPr>
         <w:spacing w:beforeLines="50" w:before="156" w:afterLines="50" w:after="156"/>
         <w:rPr>
-          <w:rFonts w:ascii="宋体" w:hAnsi="宋体"/>
-          <w:b/>
-          <w:bCs/>
-          <w:color w:val="000000"/>
-        </w:rPr>
-      </w:pPr>
-      <w:r>
-        <w:rPr>
-          <w:rFonts w:ascii="宋体" w:hAnsi="宋体"/>
-          <w:b/>
-          <w:bCs/>
-          <w:color w:val="000000"/>
-        </w:rPr>
-        <w:t xml:space="preserve">四、利用 </w:t>
-      </w:r>
-      <w:proofErr w:type="spellStart"/>
-      <w:r>
-        <w:rPr>
-          <w:rFonts w:ascii="宋体" w:hAnsi="宋体"/>
-          <w:b/>
-          <w:bCs/>
-          <w:color w:val="000000"/>
-        </w:rPr>
-        <w:t>LocationManager</w:t>
-      </w:r>
-      <w:proofErr w:type="spellEnd"/>
-      <w:r>
-        <w:rPr>
-          <w:rFonts w:ascii="宋体" w:hAnsi="宋体"/>
-          <w:b/>
-          <w:bCs/>
-          <w:color w:val="000000"/>
-        </w:rPr>
-        <w:t xml:space="preserve"> 进行定位</w:t>
-      </w:r>
-    </w:p>
-    <w:p>
-      <w:pPr>
-        <w:spacing w:beforeLines="50" w:before="156" w:afterLines="50" w:after="156"/>
-        <w:rPr>
-          <w:rFonts w:ascii="宋体" w:hAnsi="宋体"/>
+          <w:rFonts w:ascii="宋体" w:hAnsi="宋体" w:hint="eastAsia"/>
           <w:color w:val="000000"/>
         </w:rPr>
       </w:pPr>
@@ -21432,7 +22650,7 @@
         </w:numPr>
         <w:spacing w:beforeLines="50" w:before="156" w:afterLines="50" w:after="156"/>
         <w:rPr>
-          <w:rFonts w:ascii="宋体" w:hAnsi="宋体"/>
+          <w:rFonts w:ascii="宋体" w:hAnsi="宋体" w:hint="eastAsia"/>
           <w:color w:val="000000"/>
         </w:rPr>
       </w:pPr>
@@ -21454,7 +22672,7 @@
         </w:numPr>
         <w:spacing w:beforeLines="50" w:before="156" w:afterLines="50" w:after="156"/>
         <w:rPr>
-          <w:rFonts w:ascii="宋体" w:hAnsi="宋体"/>
+          <w:rFonts w:ascii="宋体" w:hAnsi="宋体" w:hint="eastAsia"/>
           <w:color w:val="000000"/>
         </w:rPr>
       </w:pPr>
@@ -21474,7 +22692,7 @@
         </w:numPr>
         <w:spacing w:beforeLines="50" w:before="156" w:afterLines="50" w:after="156"/>
         <w:rPr>
-          <w:rFonts w:ascii="宋体" w:hAnsi="宋体"/>
+          <w:rFonts w:ascii="宋体" w:hAnsi="宋体" w:hint="eastAsia"/>
           <w:color w:val="000000"/>
         </w:rPr>
       </w:pPr>
@@ -21494,7 +22712,7 @@
         </w:numPr>
         <w:spacing w:beforeLines="50" w:before="156" w:afterLines="50" w:after="156"/>
         <w:rPr>
-          <w:rFonts w:ascii="宋体" w:hAnsi="宋体"/>
+          <w:rFonts w:ascii="宋体" w:hAnsi="宋体" w:hint="eastAsia"/>
           <w:color w:val="000000"/>
         </w:rPr>
       </w:pPr>
@@ -21514,7 +22732,7 @@
         </w:numPr>
         <w:spacing w:beforeLines="50" w:before="156" w:afterLines="50" w:after="156"/>
         <w:rPr>
-          <w:rFonts w:ascii="宋体" w:hAnsi="宋体"/>
+          <w:rFonts w:ascii="宋体" w:hAnsi="宋体" w:hint="eastAsia"/>
           <w:color w:val="000000"/>
         </w:rPr>
       </w:pPr>
@@ -21535,7 +22753,7 @@
         </w:numPr>
         <w:spacing w:beforeLines="50" w:before="156" w:afterLines="50" w:after="156"/>
         <w:rPr>
-          <w:rFonts w:ascii="宋体" w:hAnsi="宋体"/>
+          <w:rFonts w:ascii="宋体" w:hAnsi="宋体" w:hint="eastAsia"/>
           <w:color w:val="000000"/>
         </w:rPr>
       </w:pPr>
@@ -21557,7 +22775,7 @@
         </w:numPr>
         <w:spacing w:beforeLines="50" w:before="156" w:afterLines="50" w:after="156"/>
         <w:rPr>
-          <w:rFonts w:ascii="宋体" w:hAnsi="宋体"/>
+          <w:rFonts w:ascii="宋体" w:hAnsi="宋体" w:hint="eastAsia"/>
           <w:color w:val="000000"/>
         </w:rPr>
       </w:pPr>
@@ -21577,7 +22795,7 @@
         </w:numPr>
         <w:spacing w:beforeLines="50" w:before="156" w:afterLines="50" w:after="156"/>
         <w:rPr>
-          <w:rFonts w:ascii="宋体" w:hAnsi="宋体"/>
+          <w:rFonts w:ascii="宋体" w:hAnsi="宋体" w:hint="eastAsia"/>
           <w:color w:val="000000"/>
         </w:rPr>
       </w:pPr>
@@ -21597,7 +22815,7 @@
         </w:numPr>
         <w:spacing w:beforeLines="50" w:before="156" w:afterLines="50" w:after="156"/>
         <w:rPr>
-          <w:rFonts w:ascii="宋体" w:hAnsi="宋体"/>
+          <w:rFonts w:ascii="宋体" w:hAnsi="宋体" w:hint="eastAsia"/>
           <w:color w:val="000000"/>
         </w:rPr>
       </w:pPr>
@@ -21617,15 +22835,15 @@
         </w:numPr>
         <w:spacing w:beforeLines="50" w:before="156" w:afterLines="50" w:after="156"/>
         <w:rPr>
+          <w:rFonts w:ascii="宋体" w:hAnsi="宋体" w:hint="eastAsia"/>
+          <w:color w:val="000000"/>
+        </w:rPr>
+      </w:pPr>
+      <w:r>
+        <w:rPr>
           <w:rFonts w:ascii="宋体" w:hAnsi="宋体"/>
           <w:color w:val="000000"/>
         </w:rPr>
-      </w:pPr>
-      <w:r>
-        <w:rPr>
-          <w:rFonts w:ascii="宋体" w:hAnsi="宋体"/>
-          <w:color w:val="000000"/>
-        </w:rPr>
         <w:t>研究定位服务在后台运行时的电量消耗问题，采用合理的定位策略，如使用低功耗模式或使用融合定位时调整不同定位提供商的使用频率，降低电量消耗。</w:t>
       </w:r>
     </w:p>
@@ -21638,13 +22856,7 @@
         </w:rPr>
       </w:pPr>
     </w:p>
-    <w:p>
-      <w:pPr>
-        <w:rPr>
-          <w:rFonts w:hint="eastAsia"/>
-        </w:rPr>
-      </w:pPr>
-    </w:p>
+    <w:p/>
     <w:sectPr>
       <w:pgSz w:w="11906" w:h="16838"/>
       <w:pgMar w:top="1440" w:right="1800" w:bottom="1440" w:left="1800" w:header="851" w:footer="992" w:gutter="0"/>
@@ -21653,6 +22865,44 @@
     </w:sectPr>
   </w:body>
 </w:document>
+</file>
+
+<file path=word/endnotes.xml><?xml version="1.0" encoding="utf-8"?>
+<w:endnotes xmlns:wpc="http://schemas.microsoft.com/office/word/2010/wordprocessingCanvas" xmlns:cx="http://schemas.microsoft.com/office/drawing/2014/chartex" xmlns:cx1="http://schemas.microsoft.com/office/drawing/2015/9/8/chartex" xmlns:cx2="http://schemas.microsoft.com/office/drawing/2015/10/21/chartex" xmlns:cx3="http://schemas.microsoft.com/office/drawing/2016/5/9/chartex" xmlns:cx4="http://schemas.microsoft.com/office/drawing/2016/5/10/chartex" xmlns:cx5="http://schemas.microsoft.com/office/drawing/2016/5/11/chartex" xmlns:cx6="http://schemas.microsoft.com/office/drawing/2016/5/12/chartex" xmlns:cx7="http://schemas.microsoft.com/office/drawing/2016/5/13/chartex" xmlns:cx8="http://schemas.microsoft.com/office/drawing/2016/5/14/chartex" xmlns:mc="http://schemas.openxmlformats.org/markup-compatibility/2006" xmlns:aink="http://schemas.microsoft.com/office/drawing/2016/ink" xmlns:am3d="http://schemas.microsoft.com/office/drawing/2017/model3d" xmlns:o="urn:schemas-microsoft-com:office:office" xmlns:oel="http://schemas.microsoft.com/office/2019/extlst" xmlns:r="http://schemas.openxmlformats.org/officeDocument/2006/relationships" xmlns:m="http://schemas.openxmlformats.org/officeDocument/2006/math" xmlns:v="urn:schemas-microsoft-com:vml" xmlns:wp14="http://schemas.microsoft.com/office/word/2010/wordprocessingDrawing" xmlns:wp="http://schemas.openxmlformats.org/drawingml/2006/wordprocessingDrawing" xmlns:w10="urn:schemas-microsoft-com:office:word" xmlns:w="http://schemas.openxmlformats.org/wordprocessingml/2006/main" xmlns:w14="http://schemas.microsoft.com/office/word/2010/wordml" xmlns:w15="http://schemas.microsoft.com/office/word/2012/wordml" xmlns:w16cex="http://schemas.microsoft.com/office/word/2018/wordml/cex" xmlns:w16cid="http://schemas.microsoft.com/office/word/2016/wordml/cid" xmlns:w16="http://schemas.microsoft.com/office/word/2018/wordml" xmlns:w16du="http://schemas.microsoft.com/office/word/2023/wordml/word16du" xmlns:w16sdtdh="http://schemas.microsoft.com/office/word/2020/wordml/sdtdatahash" xmlns:w16se="http://schemas.microsoft.com/office/word/2015/wordml/symex" xmlns:wpg="http://schemas.microsoft.com/office/word/2010/wordprocessingGroup" xmlns:wpi="http://schemas.microsoft.com/office/word/2010/wordprocessingInk" xmlns:wne="http://schemas.microsoft.com/office/word/2006/wordml" xmlns:wps="http://schemas.microsoft.com/office/word/2010/wordprocessingShape" mc:Ignorable="w14 w15 w16se w16cid w16 w16cex w16sdtdh w16du wp14">
+  <w:endnote w:type="separator" w:id="-1">
+    <w:p>
+      <w:r>
+        <w:separator/>
+      </w:r>
+    </w:p>
+  </w:endnote>
+  <w:endnote w:type="continuationSeparator" w:id="0">
+    <w:p>
+      <w:r>
+        <w:continuationSeparator/>
+      </w:r>
+    </w:p>
+  </w:endnote>
+</w:endnotes>
+</file>
+
+<file path=word/footnotes.xml><?xml version="1.0" encoding="utf-8"?>
+<w:footnotes xmlns:wpc="http://schemas.microsoft.com/office/word/2010/wordprocessingCanvas" xmlns:cx="http://schemas.microsoft.com/office/drawing/2014/chartex" xmlns:cx1="http://schemas.microsoft.com/office/drawing/2015/9/8/chartex" xmlns:cx2="http://schemas.microsoft.com/office/drawing/2015/10/21/chartex" xmlns:cx3="http://schemas.microsoft.com/office/drawing/2016/5/9/chartex" xmlns:cx4="http://schemas.microsoft.com/office/drawing/2016/5/10/chartex" xmlns:cx5="http://schemas.microsoft.com/office/drawing/2016/5/11/chartex" xmlns:cx6="http://schemas.microsoft.com/office/drawing/2016/5/12/chartex" xmlns:cx7="http://schemas.microsoft.com/office/drawing/2016/5/13/chartex" xmlns:cx8="http://schemas.microsoft.com/office/drawing/2016/5/14/chartex" xmlns:mc="http://schemas.openxmlformats.org/markup-compatibility/2006" xmlns:aink="http://schemas.microsoft.com/office/drawing/2016/ink" xmlns:am3d="http://schemas.microsoft.com/office/drawing/2017/model3d" xmlns:o="urn:schemas-microsoft-com:office:office" xmlns:oel="http://schemas.microsoft.com/office/2019/extlst" xmlns:r="http://schemas.openxmlformats.org/officeDocument/2006/relationships" xmlns:m="http://schemas.openxmlformats.org/officeDocument/2006/math" xmlns:v="urn:schemas-microsoft-com:vml" xmlns:wp14="http://schemas.microsoft.com/office/word/2010/wordprocessingDrawing" xmlns:wp="http://schemas.openxmlformats.org/drawingml/2006/wordprocessingDrawing" xmlns:w10="urn:schemas-microsoft-com:office:word" xmlns:w="http://schemas.openxmlformats.org/wordprocessingml/2006/main" xmlns:w14="http://schemas.microsoft.com/office/word/2010/wordml" xmlns:w15="http://schemas.microsoft.com/office/word/2012/wordml" xmlns:w16cex="http://schemas.microsoft.com/office/word/2018/wordml/cex" xmlns:w16cid="http://schemas.microsoft.com/office/word/2016/wordml/cid" xmlns:w16="http://schemas.microsoft.com/office/word/2018/wordml" xmlns:w16du="http://schemas.microsoft.com/office/word/2023/wordml/word16du" xmlns:w16sdtdh="http://schemas.microsoft.com/office/word/2020/wordml/sdtdatahash" xmlns:w16se="http://schemas.microsoft.com/office/word/2015/wordml/symex" xmlns:wpg="http://schemas.microsoft.com/office/word/2010/wordprocessingGroup" xmlns:wpi="http://schemas.microsoft.com/office/word/2010/wordprocessingInk" xmlns:wne="http://schemas.microsoft.com/office/word/2006/wordml" xmlns:wps="http://schemas.microsoft.com/office/word/2010/wordprocessingShape" mc:Ignorable="w14 w15 w16se w16cid w16 w16cex w16sdtdh w16du wp14">
+  <w:footnote w:type="separator" w:id="-1">
+    <w:p>
+      <w:r>
+        <w:separator/>
+      </w:r>
+    </w:p>
+  </w:footnote>
+  <w:footnote w:type="continuationSeparator" w:id="0">
+    <w:p>
+      <w:r>
+        <w:continuationSeparator/>
+      </w:r>
+    </w:p>
+  </w:footnote>
+</w:footnotes>
 </file>
 
 <file path=word/numbering.xml><?xml version="1.0" encoding="utf-8"?>
@@ -26845,6 +28095,7 @@
   <w:style w:type="character" w:default="1" w:styleId="a0">
     <w:name w:val="Default Paragraph Font"/>
     <w:uiPriority w:val="1"/>
+    <w:semiHidden/>
     <w:unhideWhenUsed/>
   </w:style>
   <w:style w:type="table" w:default="1" w:styleId="a1">
@@ -27189,6 +28440,73 @@
       <w14:ligatures w14:val="none"/>
     </w:rPr>
   </w:style>
+  <w:style w:type="paragraph" w:styleId="af0">
+    <w:name w:val="header"/>
+    <w:basedOn w:val="a"/>
+    <w:link w:val="af1"/>
+    <w:uiPriority w:val="99"/>
+    <w:unhideWhenUsed/>
+    <w:rsid w:val="007C125F"/>
+    <w:pPr>
+      <w:tabs>
+        <w:tab w:val="center" w:pos="4153"/>
+        <w:tab w:val="right" w:pos="8306"/>
+      </w:tabs>
+      <w:snapToGrid w:val="0"/>
+      <w:jc w:val="center"/>
+    </w:pPr>
+    <w:rPr>
+      <w:sz w:val="18"/>
+      <w:szCs w:val="18"/>
+    </w:rPr>
+  </w:style>
+  <w:style w:type="character" w:customStyle="1" w:styleId="af1">
+    <w:name w:val="页眉 字符"/>
+    <w:basedOn w:val="a0"/>
+    <w:link w:val="af0"/>
+    <w:uiPriority w:val="99"/>
+    <w:rsid w:val="007C125F"/>
+    <w:rPr>
+      <w:rFonts w:ascii="Times New Roman" w:eastAsia="宋体" w:hAnsi="Times New Roman" w:cs="Times New Roman"/>
+      <w:kern w:val="0"/>
+      <w:sz w:val="18"/>
+      <w:szCs w:val="18"/>
+      <w14:ligatures w14:val="none"/>
+    </w:rPr>
+  </w:style>
+  <w:style w:type="paragraph" w:styleId="af2">
+    <w:name w:val="footer"/>
+    <w:basedOn w:val="a"/>
+    <w:link w:val="af3"/>
+    <w:uiPriority w:val="99"/>
+    <w:unhideWhenUsed/>
+    <w:rsid w:val="007C125F"/>
+    <w:pPr>
+      <w:tabs>
+        <w:tab w:val="center" w:pos="4153"/>
+        <w:tab w:val="right" w:pos="8306"/>
+      </w:tabs>
+      <w:snapToGrid w:val="0"/>
+    </w:pPr>
+    <w:rPr>
+      <w:sz w:val="18"/>
+      <w:szCs w:val="18"/>
+    </w:rPr>
+  </w:style>
+  <w:style w:type="character" w:customStyle="1" w:styleId="af3">
+    <w:name w:val="页脚 字符"/>
+    <w:basedOn w:val="a0"/>
+    <w:link w:val="af2"/>
+    <w:uiPriority w:val="99"/>
+    <w:rsid w:val="007C125F"/>
+    <w:rPr>
+      <w:rFonts w:ascii="Times New Roman" w:eastAsia="宋体" w:hAnsi="Times New Roman" w:cs="Times New Roman"/>
+      <w:kern w:val="0"/>
+      <w:sz w:val="18"/>
+      <w:szCs w:val="18"/>
+      <w14:ligatures w14:val="none"/>
+    </w:rPr>
+  </w:style>
 </w:styles>
 </file>
 
